--- a/command.docx
+++ b/command.docx
@@ -2494,20 +2494,7 @@
           <w:sz w:val="48"/>
           <w:szCs w:val="48"/>
         </w:rPr>
-        <w:t>Step</w:t>
-      </w:r>
-      <w:bookmarkStart w:id="0" w:name="_GoBack"/>
-      <w:bookmarkEnd w:id="0"/>
-      <w:r>
-        <w:rPr>
-          <w:rFonts w:ascii="Times New Roman" w:eastAsia="Times New Roman" w:hAnsi="Times New Roman" w:cs="Times New Roman"/>
-          <w:b/>
-          <w:bCs/>
-          <w:kern w:val="36"/>
-          <w:sz w:val="48"/>
-          <w:szCs w:val="48"/>
-        </w:rPr>
-        <w:t xml:space="preserve"> 15 — Run Custom Website Container</w:t>
+        <w:t>Step 15 — Run Custom Website Container</w:t>
       </w:r>
     </w:p>
     <w:p>
@@ -7643,6 +7630,14 @@
       </w:r>
     </w:p>
     <w:p>
+      <w:pPr>
+        <w:rPr>
+          <w:rFonts w:ascii="Courier New" w:eastAsia="Times New Roman" w:hAnsi="Courier New" w:cs="Courier New"/>
+          <w:sz w:val="20"/>
+          <w:szCs w:val="20"/>
+          <w:rtl/>
+        </w:rPr>
+      </w:pPr>
       <w:r>
         <w:rPr>
           <w:rFonts w:ascii="Courier New" w:eastAsia="Times New Roman" w:hAnsi="Courier New" w:cs="Courier New"/>
@@ -7651,6 +7646,5294 @@
         </w:rPr>
         <w:t>Website</w:t>
       </w:r>
+    </w:p>
+    <w:p>
+      <w:pPr>
+        <w:spacing w:before="100" w:beforeAutospacing="1" w:after="100" w:afterAutospacing="1" w:line="240" w:lineRule="auto"/>
+        <w:outlineLvl w:val="0"/>
+        <w:rPr>
+          <w:rFonts w:ascii="Times New Roman" w:eastAsia="Times New Roman" w:hAnsi="Times New Roman" w:cs="Times New Roman"/>
+          <w:b/>
+          <w:bCs/>
+          <w:kern w:val="36"/>
+          <w:sz w:val="48"/>
+          <w:szCs w:val="48"/>
+        </w:rPr>
+      </w:pPr>
+      <w:r>
+        <w:rPr>
+          <w:rFonts w:ascii="Times New Roman" w:eastAsia="Times New Roman" w:hAnsi="Times New Roman" w:cs="Times New Roman"/>
+          <w:b/>
+          <w:bCs/>
+          <w:kern w:val="36"/>
+          <w:sz w:val="48"/>
+          <w:szCs w:val="48"/>
+        </w:rPr>
+        <w:t>Commands Reference — Automatic Deployment + Elastic IP + Domain + Nginx</w:t>
+      </w:r>
+    </w:p>
+    <w:p>
+      <w:pPr>
+        <w:spacing w:before="100" w:beforeAutospacing="1" w:after="100" w:afterAutospacing="1" w:line="240" w:lineRule="auto"/>
+        <w:outlineLvl w:val="0"/>
+        <w:rPr>
+          <w:rFonts w:ascii="Times New Roman" w:eastAsia="Times New Roman" w:hAnsi="Times New Roman" w:cs="Times New Roman"/>
+          <w:b/>
+          <w:bCs/>
+          <w:kern w:val="36"/>
+          <w:sz w:val="48"/>
+          <w:szCs w:val="48"/>
+        </w:rPr>
+      </w:pPr>
+      <w:r>
+        <w:rPr>
+          <w:rFonts w:ascii="Times New Roman" w:eastAsia="Times New Roman" w:hAnsi="Times New Roman" w:cs="Times New Roman"/>
+          <w:b/>
+          <w:bCs/>
+          <w:kern w:val="36"/>
+          <w:sz w:val="48"/>
+          <w:szCs w:val="48"/>
+        </w:rPr>
+        <w:t>SSH into EC2</w:t>
+      </w:r>
+    </w:p>
+    <w:p>
+      <w:pPr>
+        <w:tabs>
+          <w:tab w:val="left" w:pos="916"/>
+          <w:tab w:val="left" w:pos="1832"/>
+          <w:tab w:val="left" w:pos="2748"/>
+          <w:tab w:val="left" w:pos="3664"/>
+          <w:tab w:val="left" w:pos="4580"/>
+          <w:tab w:val="left" w:pos="5496"/>
+          <w:tab w:val="left" w:pos="6412"/>
+          <w:tab w:val="left" w:pos="7328"/>
+          <w:tab w:val="left" w:pos="8244"/>
+          <w:tab w:val="left" w:pos="9160"/>
+          <w:tab w:val="left" w:pos="10076"/>
+          <w:tab w:val="left" w:pos="10992"/>
+          <w:tab w:val="left" w:pos="11908"/>
+          <w:tab w:val="left" w:pos="12824"/>
+          <w:tab w:val="left" w:pos="13740"/>
+          <w:tab w:val="left" w:pos="14656"/>
+        </w:tabs>
+        <w:spacing w:after="0" w:line="240" w:lineRule="auto"/>
+        <w:rPr>
+          <w:rFonts w:ascii="Courier New" w:eastAsia="Times New Roman" w:hAnsi="Courier New" w:cs="Courier New"/>
+          <w:sz w:val="20"/>
+          <w:szCs w:val="20"/>
+        </w:rPr>
+      </w:pPr>
+      <w:proofErr w:type="spellStart"/>
+      <w:r>
+        <w:rPr>
+          <w:rFonts w:ascii="Courier New" w:eastAsia="Times New Roman" w:hAnsi="Courier New" w:cs="Courier New"/>
+          <w:sz w:val="20"/>
+          <w:szCs w:val="20"/>
+        </w:rPr>
+        <w:t>ssh</w:t>
+      </w:r>
+      <w:proofErr w:type="spellEnd"/>
+      <w:r>
+        <w:rPr>
+          <w:rFonts w:ascii="Courier New" w:eastAsia="Times New Roman" w:hAnsi="Courier New" w:cs="Courier New"/>
+          <w:sz w:val="20"/>
+          <w:szCs w:val="20"/>
+        </w:rPr>
+        <w:t xml:space="preserve"> -</w:t>
+      </w:r>
+      <w:proofErr w:type="spellStart"/>
+      <w:r>
+        <w:rPr>
+          <w:rFonts w:ascii="Courier New" w:eastAsia="Times New Roman" w:hAnsi="Courier New" w:cs="Courier New"/>
+          <w:sz w:val="20"/>
+          <w:szCs w:val="20"/>
+        </w:rPr>
+        <w:t>i</w:t>
+      </w:r>
+      <w:proofErr w:type="spellEnd"/>
+      <w:r>
+        <w:rPr>
+          <w:rFonts w:ascii="Courier New" w:eastAsia="Times New Roman" w:hAnsi="Courier New" w:cs="Courier New"/>
+          <w:sz w:val="20"/>
+          <w:szCs w:val="20"/>
+        </w:rPr>
+        <w:t xml:space="preserve"> cloud-</w:t>
+      </w:r>
+      <w:proofErr w:type="spellStart"/>
+      <w:r>
+        <w:rPr>
+          <w:rFonts w:ascii="Courier New" w:eastAsia="Times New Roman" w:hAnsi="Courier New" w:cs="Courier New"/>
+          <w:sz w:val="20"/>
+          <w:szCs w:val="20"/>
+        </w:rPr>
+        <w:t>key.pem</w:t>
+      </w:r>
+      <w:proofErr w:type="spellEnd"/>
+      <w:r>
+        <w:rPr>
+          <w:rFonts w:ascii="Courier New" w:eastAsia="Times New Roman" w:hAnsi="Courier New" w:cs="Courier New"/>
+          <w:sz w:val="20"/>
+          <w:szCs w:val="20"/>
+        </w:rPr>
+        <w:t xml:space="preserve"> </w:t>
+      </w:r>
+      <w:proofErr w:type="spellStart"/>
+      <w:r>
+        <w:rPr>
+          <w:rFonts w:ascii="Courier New" w:eastAsia="Times New Roman" w:hAnsi="Courier New" w:cs="Courier New"/>
+          <w:sz w:val="20"/>
+          <w:szCs w:val="20"/>
+        </w:rPr>
+        <w:t>ubuntu@YOUR_PUBLIC_IP</w:t>
+      </w:r>
+      <w:proofErr w:type="spellEnd"/>
+    </w:p>
+    <w:p>
+      <w:pPr>
+        <w:spacing w:after="0" w:line="240" w:lineRule="auto"/>
+        <w:rPr>
+          <w:rFonts w:ascii="Times New Roman" w:eastAsia="Times New Roman" w:hAnsi="Times New Roman" w:cs="Times New Roman"/>
+          <w:sz w:val="24"/>
+          <w:szCs w:val="24"/>
+        </w:rPr>
+      </w:pPr>
+      <w:r>
+        <w:rPr>
+          <w:rFonts w:ascii="Times New Roman" w:eastAsia="Times New Roman" w:hAnsi="Times New Roman" w:cs="Times New Roman"/>
+          <w:sz w:val="24"/>
+          <w:szCs w:val="24"/>
+        </w:rPr>
+        <w:pict>
+          <v:rect id="_x0000_i1065" style="width:0;height:1.5pt" o:hralign="center" o:hrstd="t" o:hr="t" fillcolor="#a0a0a0" stroked="f"/>
+        </w:pict>
+      </w:r>
+    </w:p>
+    <w:p>
+      <w:pPr>
+        <w:spacing w:before="100" w:beforeAutospacing="1" w:after="100" w:afterAutospacing="1" w:line="240" w:lineRule="auto"/>
+        <w:outlineLvl w:val="0"/>
+        <w:rPr>
+          <w:rFonts w:ascii="Times New Roman" w:eastAsia="Times New Roman" w:hAnsi="Times New Roman" w:cs="Times New Roman"/>
+          <w:b/>
+          <w:bCs/>
+          <w:kern w:val="36"/>
+          <w:sz w:val="48"/>
+          <w:szCs w:val="48"/>
+        </w:rPr>
+      </w:pPr>
+      <w:r>
+        <w:rPr>
+          <w:rFonts w:ascii="Times New Roman" w:eastAsia="Times New Roman" w:hAnsi="Times New Roman" w:cs="Times New Roman"/>
+          <w:b/>
+          <w:bCs/>
+          <w:kern w:val="36"/>
+          <w:sz w:val="48"/>
+          <w:szCs w:val="48"/>
+        </w:rPr>
+        <w:t>Check Docker Containers</w:t>
+      </w:r>
+    </w:p>
+    <w:p>
+      <w:pPr>
+        <w:tabs>
+          <w:tab w:val="left" w:pos="916"/>
+          <w:tab w:val="left" w:pos="1832"/>
+          <w:tab w:val="left" w:pos="2748"/>
+          <w:tab w:val="left" w:pos="3664"/>
+          <w:tab w:val="left" w:pos="4580"/>
+          <w:tab w:val="left" w:pos="5496"/>
+          <w:tab w:val="left" w:pos="6412"/>
+          <w:tab w:val="left" w:pos="7328"/>
+          <w:tab w:val="left" w:pos="8244"/>
+          <w:tab w:val="left" w:pos="9160"/>
+          <w:tab w:val="left" w:pos="10076"/>
+          <w:tab w:val="left" w:pos="10992"/>
+          <w:tab w:val="left" w:pos="11908"/>
+          <w:tab w:val="left" w:pos="12824"/>
+          <w:tab w:val="left" w:pos="13740"/>
+          <w:tab w:val="left" w:pos="14656"/>
+        </w:tabs>
+        <w:spacing w:after="0" w:line="240" w:lineRule="auto"/>
+        <w:rPr>
+          <w:rFonts w:ascii="Courier New" w:eastAsia="Times New Roman" w:hAnsi="Courier New" w:cs="Courier New"/>
+          <w:sz w:val="20"/>
+          <w:szCs w:val="20"/>
+        </w:rPr>
+      </w:pPr>
+      <w:proofErr w:type="spellStart"/>
+      <w:r>
+        <w:rPr>
+          <w:rFonts w:ascii="Courier New" w:eastAsia="Times New Roman" w:hAnsi="Courier New" w:cs="Courier New"/>
+          <w:sz w:val="20"/>
+          <w:szCs w:val="20"/>
+        </w:rPr>
+        <w:t>sudo</w:t>
+      </w:r>
+      <w:proofErr w:type="spellEnd"/>
+      <w:r>
+        <w:rPr>
+          <w:rFonts w:ascii="Courier New" w:eastAsia="Times New Roman" w:hAnsi="Courier New" w:cs="Courier New"/>
+          <w:sz w:val="20"/>
+          <w:szCs w:val="20"/>
+        </w:rPr>
+        <w:t xml:space="preserve"> docker </w:t>
+      </w:r>
+      <w:proofErr w:type="spellStart"/>
+      <w:r>
+        <w:rPr>
+          <w:rFonts w:ascii="Courier New" w:eastAsia="Times New Roman" w:hAnsi="Courier New" w:cs="Courier New"/>
+          <w:sz w:val="20"/>
+          <w:szCs w:val="20"/>
+        </w:rPr>
+        <w:t>ps</w:t>
+      </w:r>
+      <w:proofErr w:type="spellEnd"/>
+    </w:p>
+    <w:p>
+      <w:pPr>
+        <w:spacing w:after="0" w:line="240" w:lineRule="auto"/>
+        <w:rPr>
+          <w:rFonts w:ascii="Times New Roman" w:eastAsia="Times New Roman" w:hAnsi="Times New Roman" w:cs="Times New Roman"/>
+          <w:sz w:val="24"/>
+          <w:szCs w:val="24"/>
+        </w:rPr>
+      </w:pPr>
+      <w:r>
+        <w:rPr>
+          <w:rFonts w:ascii="Times New Roman" w:eastAsia="Times New Roman" w:hAnsi="Times New Roman" w:cs="Times New Roman"/>
+          <w:sz w:val="24"/>
+          <w:szCs w:val="24"/>
+        </w:rPr>
+        <w:pict>
+          <v:rect id="_x0000_i1066" style="width:0;height:1.5pt" o:hralign="center" o:hrstd="t" o:hr="t" fillcolor="#a0a0a0" stroked="f"/>
+        </w:pict>
+      </w:r>
+    </w:p>
+    <w:p>
+      <w:pPr>
+        <w:spacing w:before="100" w:beforeAutospacing="1" w:after="100" w:afterAutospacing="1" w:line="240" w:lineRule="auto"/>
+        <w:outlineLvl w:val="0"/>
+        <w:rPr>
+          <w:rFonts w:ascii="Times New Roman" w:eastAsia="Times New Roman" w:hAnsi="Times New Roman" w:cs="Times New Roman"/>
+          <w:b/>
+          <w:bCs/>
+          <w:kern w:val="36"/>
+          <w:sz w:val="48"/>
+          <w:szCs w:val="48"/>
+        </w:rPr>
+      </w:pPr>
+      <w:r>
+        <w:rPr>
+          <w:rFonts w:ascii="Times New Roman" w:eastAsia="Times New Roman" w:hAnsi="Times New Roman" w:cs="Times New Roman"/>
+          <w:b/>
+          <w:bCs/>
+          <w:kern w:val="36"/>
+          <w:sz w:val="48"/>
+          <w:szCs w:val="48"/>
+        </w:rPr>
+        <w:lastRenderedPageBreak/>
+        <w:t>Check All Containers</w:t>
+      </w:r>
+    </w:p>
+    <w:p>
+      <w:pPr>
+        <w:tabs>
+          <w:tab w:val="left" w:pos="916"/>
+          <w:tab w:val="left" w:pos="1832"/>
+          <w:tab w:val="left" w:pos="2748"/>
+          <w:tab w:val="left" w:pos="3664"/>
+          <w:tab w:val="left" w:pos="4580"/>
+          <w:tab w:val="left" w:pos="5496"/>
+          <w:tab w:val="left" w:pos="6412"/>
+          <w:tab w:val="left" w:pos="7328"/>
+          <w:tab w:val="left" w:pos="8244"/>
+          <w:tab w:val="left" w:pos="9160"/>
+          <w:tab w:val="left" w:pos="10076"/>
+          <w:tab w:val="left" w:pos="10992"/>
+          <w:tab w:val="left" w:pos="11908"/>
+          <w:tab w:val="left" w:pos="12824"/>
+          <w:tab w:val="left" w:pos="13740"/>
+          <w:tab w:val="left" w:pos="14656"/>
+        </w:tabs>
+        <w:spacing w:after="0" w:line="240" w:lineRule="auto"/>
+        <w:rPr>
+          <w:rFonts w:ascii="Courier New" w:eastAsia="Times New Roman" w:hAnsi="Courier New" w:cs="Courier New"/>
+          <w:sz w:val="20"/>
+          <w:szCs w:val="20"/>
+        </w:rPr>
+      </w:pPr>
+      <w:proofErr w:type="spellStart"/>
+      <w:r>
+        <w:rPr>
+          <w:rFonts w:ascii="Courier New" w:eastAsia="Times New Roman" w:hAnsi="Courier New" w:cs="Courier New"/>
+          <w:sz w:val="20"/>
+          <w:szCs w:val="20"/>
+        </w:rPr>
+        <w:t>sudo</w:t>
+      </w:r>
+      <w:proofErr w:type="spellEnd"/>
+      <w:r>
+        <w:rPr>
+          <w:rFonts w:ascii="Courier New" w:eastAsia="Times New Roman" w:hAnsi="Courier New" w:cs="Courier New"/>
+          <w:sz w:val="20"/>
+          <w:szCs w:val="20"/>
+        </w:rPr>
+        <w:t xml:space="preserve"> docker </w:t>
+      </w:r>
+      <w:proofErr w:type="spellStart"/>
+      <w:r>
+        <w:rPr>
+          <w:rFonts w:ascii="Courier New" w:eastAsia="Times New Roman" w:hAnsi="Courier New" w:cs="Courier New"/>
+          <w:sz w:val="20"/>
+          <w:szCs w:val="20"/>
+        </w:rPr>
+        <w:t>ps</w:t>
+      </w:r>
+      <w:proofErr w:type="spellEnd"/>
+      <w:r>
+        <w:rPr>
+          <w:rFonts w:ascii="Courier New" w:eastAsia="Times New Roman" w:hAnsi="Courier New" w:cs="Courier New"/>
+          <w:sz w:val="20"/>
+          <w:szCs w:val="20"/>
+        </w:rPr>
+        <w:t xml:space="preserve"> -a</w:t>
+      </w:r>
+    </w:p>
+    <w:p>
+      <w:pPr>
+        <w:spacing w:after="0" w:line="240" w:lineRule="auto"/>
+        <w:rPr>
+          <w:rFonts w:ascii="Times New Roman" w:eastAsia="Times New Roman" w:hAnsi="Times New Roman" w:cs="Times New Roman"/>
+          <w:sz w:val="24"/>
+          <w:szCs w:val="24"/>
+        </w:rPr>
+      </w:pPr>
+      <w:r>
+        <w:rPr>
+          <w:rFonts w:ascii="Times New Roman" w:eastAsia="Times New Roman" w:hAnsi="Times New Roman" w:cs="Times New Roman"/>
+          <w:sz w:val="24"/>
+          <w:szCs w:val="24"/>
+        </w:rPr>
+        <w:pict>
+          <v:rect id="_x0000_i1067" style="width:0;height:1.5pt" o:hralign="center" o:hrstd="t" o:hr="t" fillcolor="#a0a0a0" stroked="f"/>
+        </w:pict>
+      </w:r>
+    </w:p>
+    <w:p>
+      <w:pPr>
+        <w:spacing w:before="100" w:beforeAutospacing="1" w:after="100" w:afterAutospacing="1" w:line="240" w:lineRule="auto"/>
+        <w:outlineLvl w:val="0"/>
+        <w:rPr>
+          <w:rFonts w:ascii="Times New Roman" w:eastAsia="Times New Roman" w:hAnsi="Times New Roman" w:cs="Times New Roman"/>
+          <w:b/>
+          <w:bCs/>
+          <w:kern w:val="36"/>
+          <w:sz w:val="48"/>
+          <w:szCs w:val="48"/>
+        </w:rPr>
+      </w:pPr>
+      <w:r>
+        <w:rPr>
+          <w:rFonts w:ascii="Times New Roman" w:eastAsia="Times New Roman" w:hAnsi="Times New Roman" w:cs="Times New Roman"/>
+          <w:b/>
+          <w:bCs/>
+          <w:kern w:val="36"/>
+          <w:sz w:val="48"/>
+          <w:szCs w:val="48"/>
+        </w:rPr>
+        <w:t>Start Existing Container</w:t>
+      </w:r>
+    </w:p>
+    <w:p>
+      <w:pPr>
+        <w:tabs>
+          <w:tab w:val="left" w:pos="916"/>
+          <w:tab w:val="left" w:pos="1832"/>
+          <w:tab w:val="left" w:pos="2748"/>
+          <w:tab w:val="left" w:pos="3664"/>
+          <w:tab w:val="left" w:pos="4580"/>
+          <w:tab w:val="left" w:pos="5496"/>
+          <w:tab w:val="left" w:pos="6412"/>
+          <w:tab w:val="left" w:pos="7328"/>
+          <w:tab w:val="left" w:pos="8244"/>
+          <w:tab w:val="left" w:pos="9160"/>
+          <w:tab w:val="left" w:pos="10076"/>
+          <w:tab w:val="left" w:pos="10992"/>
+          <w:tab w:val="left" w:pos="11908"/>
+          <w:tab w:val="left" w:pos="12824"/>
+          <w:tab w:val="left" w:pos="13740"/>
+          <w:tab w:val="left" w:pos="14656"/>
+        </w:tabs>
+        <w:spacing w:after="0" w:line="240" w:lineRule="auto"/>
+        <w:rPr>
+          <w:rFonts w:ascii="Courier New" w:eastAsia="Times New Roman" w:hAnsi="Courier New" w:cs="Courier New"/>
+          <w:sz w:val="20"/>
+          <w:szCs w:val="20"/>
+        </w:rPr>
+      </w:pPr>
+      <w:proofErr w:type="spellStart"/>
+      <w:r>
+        <w:rPr>
+          <w:rFonts w:ascii="Courier New" w:eastAsia="Times New Roman" w:hAnsi="Courier New" w:cs="Courier New"/>
+          <w:sz w:val="20"/>
+          <w:szCs w:val="20"/>
+        </w:rPr>
+        <w:t>sudo</w:t>
+      </w:r>
+      <w:proofErr w:type="spellEnd"/>
+      <w:r>
+        <w:rPr>
+          <w:rFonts w:ascii="Courier New" w:eastAsia="Times New Roman" w:hAnsi="Courier New" w:cs="Courier New"/>
+          <w:sz w:val="20"/>
+          <w:szCs w:val="20"/>
+        </w:rPr>
+        <w:t xml:space="preserve"> docker start </w:t>
+      </w:r>
+      <w:proofErr w:type="spellStart"/>
+      <w:r>
+        <w:rPr>
+          <w:rFonts w:ascii="Courier New" w:eastAsia="Times New Roman" w:hAnsi="Courier New" w:cs="Courier New"/>
+          <w:sz w:val="20"/>
+          <w:szCs w:val="20"/>
+        </w:rPr>
+        <w:t>mywebsite</w:t>
+      </w:r>
+      <w:proofErr w:type="spellEnd"/>
+    </w:p>
+    <w:p>
+      <w:pPr>
+        <w:spacing w:after="0" w:line="240" w:lineRule="auto"/>
+        <w:rPr>
+          <w:rFonts w:ascii="Times New Roman" w:eastAsia="Times New Roman" w:hAnsi="Times New Roman" w:cs="Times New Roman"/>
+          <w:sz w:val="24"/>
+          <w:szCs w:val="24"/>
+        </w:rPr>
+      </w:pPr>
+      <w:r>
+        <w:rPr>
+          <w:rFonts w:ascii="Times New Roman" w:eastAsia="Times New Roman" w:hAnsi="Times New Roman" w:cs="Times New Roman"/>
+          <w:sz w:val="24"/>
+          <w:szCs w:val="24"/>
+        </w:rPr>
+        <w:pict>
+          <v:rect id="_x0000_i1068" style="width:0;height:1.5pt" o:hralign="center" o:hrstd="t" o:hr="t" fillcolor="#a0a0a0" stroked="f"/>
+        </w:pict>
+      </w:r>
+    </w:p>
+    <w:p>
+      <w:pPr>
+        <w:spacing w:before="100" w:beforeAutospacing="1" w:after="100" w:afterAutospacing="1" w:line="240" w:lineRule="auto"/>
+        <w:outlineLvl w:val="0"/>
+        <w:rPr>
+          <w:rFonts w:ascii="Times New Roman" w:eastAsia="Times New Roman" w:hAnsi="Times New Roman" w:cs="Times New Roman"/>
+          <w:b/>
+          <w:bCs/>
+          <w:kern w:val="36"/>
+          <w:sz w:val="48"/>
+          <w:szCs w:val="48"/>
+        </w:rPr>
+      </w:pPr>
+      <w:r>
+        <w:rPr>
+          <w:rFonts w:ascii="Times New Roman" w:eastAsia="Times New Roman" w:hAnsi="Times New Roman" w:cs="Times New Roman"/>
+          <w:b/>
+          <w:bCs/>
+          <w:kern w:val="36"/>
+          <w:sz w:val="48"/>
+          <w:szCs w:val="48"/>
+        </w:rPr>
+        <w:t>Stop Container</w:t>
+      </w:r>
+    </w:p>
+    <w:p>
+      <w:pPr>
+        <w:tabs>
+          <w:tab w:val="left" w:pos="916"/>
+          <w:tab w:val="left" w:pos="1832"/>
+          <w:tab w:val="left" w:pos="2748"/>
+          <w:tab w:val="left" w:pos="3664"/>
+          <w:tab w:val="left" w:pos="4580"/>
+          <w:tab w:val="left" w:pos="5496"/>
+          <w:tab w:val="left" w:pos="6412"/>
+          <w:tab w:val="left" w:pos="7328"/>
+          <w:tab w:val="left" w:pos="8244"/>
+          <w:tab w:val="left" w:pos="9160"/>
+          <w:tab w:val="left" w:pos="10076"/>
+          <w:tab w:val="left" w:pos="10992"/>
+          <w:tab w:val="left" w:pos="11908"/>
+          <w:tab w:val="left" w:pos="12824"/>
+          <w:tab w:val="left" w:pos="13740"/>
+          <w:tab w:val="left" w:pos="14656"/>
+        </w:tabs>
+        <w:spacing w:after="0" w:line="240" w:lineRule="auto"/>
+        <w:rPr>
+          <w:rFonts w:ascii="Courier New" w:eastAsia="Times New Roman" w:hAnsi="Courier New" w:cs="Courier New"/>
+          <w:sz w:val="20"/>
+          <w:szCs w:val="20"/>
+        </w:rPr>
+      </w:pPr>
+      <w:proofErr w:type="spellStart"/>
+      <w:r>
+        <w:rPr>
+          <w:rFonts w:ascii="Courier New" w:eastAsia="Times New Roman" w:hAnsi="Courier New" w:cs="Courier New"/>
+          <w:sz w:val="20"/>
+          <w:szCs w:val="20"/>
+        </w:rPr>
+        <w:t>sudo</w:t>
+      </w:r>
+      <w:proofErr w:type="spellEnd"/>
+      <w:r>
+        <w:rPr>
+          <w:rFonts w:ascii="Courier New" w:eastAsia="Times New Roman" w:hAnsi="Courier New" w:cs="Courier New"/>
+          <w:sz w:val="20"/>
+          <w:szCs w:val="20"/>
+        </w:rPr>
+        <w:t xml:space="preserve"> docker stop </w:t>
+      </w:r>
+      <w:proofErr w:type="spellStart"/>
+      <w:r>
+        <w:rPr>
+          <w:rFonts w:ascii="Courier New" w:eastAsia="Times New Roman" w:hAnsi="Courier New" w:cs="Courier New"/>
+          <w:sz w:val="20"/>
+          <w:szCs w:val="20"/>
+        </w:rPr>
+        <w:t>mywebsite</w:t>
+      </w:r>
+      <w:proofErr w:type="spellEnd"/>
+    </w:p>
+    <w:p>
+      <w:pPr>
+        <w:spacing w:after="0" w:line="240" w:lineRule="auto"/>
+        <w:rPr>
+          <w:rFonts w:ascii="Times New Roman" w:eastAsia="Times New Roman" w:hAnsi="Times New Roman" w:cs="Times New Roman"/>
+          <w:sz w:val="24"/>
+          <w:szCs w:val="24"/>
+        </w:rPr>
+      </w:pPr>
+      <w:r>
+        <w:rPr>
+          <w:rFonts w:ascii="Times New Roman" w:eastAsia="Times New Roman" w:hAnsi="Times New Roman" w:cs="Times New Roman"/>
+          <w:sz w:val="24"/>
+          <w:szCs w:val="24"/>
+        </w:rPr>
+        <w:pict>
+          <v:rect id="_x0000_i1069" style="width:0;height:1.5pt" o:hralign="center" o:hrstd="t" o:hr="t" fillcolor="#a0a0a0" stroked="f"/>
+        </w:pict>
+      </w:r>
+    </w:p>
+    <w:p>
+      <w:pPr>
+        <w:spacing w:before="100" w:beforeAutospacing="1" w:after="100" w:afterAutospacing="1" w:line="240" w:lineRule="auto"/>
+        <w:outlineLvl w:val="0"/>
+        <w:rPr>
+          <w:rFonts w:ascii="Times New Roman" w:eastAsia="Times New Roman" w:hAnsi="Times New Roman" w:cs="Times New Roman"/>
+          <w:b/>
+          <w:bCs/>
+          <w:kern w:val="36"/>
+          <w:sz w:val="48"/>
+          <w:szCs w:val="48"/>
+        </w:rPr>
+      </w:pPr>
+      <w:r>
+        <w:rPr>
+          <w:rFonts w:ascii="Times New Roman" w:eastAsia="Times New Roman" w:hAnsi="Times New Roman" w:cs="Times New Roman"/>
+          <w:b/>
+          <w:bCs/>
+          <w:kern w:val="36"/>
+          <w:sz w:val="48"/>
+          <w:szCs w:val="48"/>
+        </w:rPr>
+        <w:t>Remove Container</w:t>
+      </w:r>
+    </w:p>
+    <w:p>
+      <w:pPr>
+        <w:tabs>
+          <w:tab w:val="left" w:pos="916"/>
+          <w:tab w:val="left" w:pos="1832"/>
+          <w:tab w:val="left" w:pos="2748"/>
+          <w:tab w:val="left" w:pos="3664"/>
+          <w:tab w:val="left" w:pos="4580"/>
+          <w:tab w:val="left" w:pos="5496"/>
+          <w:tab w:val="left" w:pos="6412"/>
+          <w:tab w:val="left" w:pos="7328"/>
+          <w:tab w:val="left" w:pos="8244"/>
+          <w:tab w:val="left" w:pos="9160"/>
+          <w:tab w:val="left" w:pos="10076"/>
+          <w:tab w:val="left" w:pos="10992"/>
+          <w:tab w:val="left" w:pos="11908"/>
+          <w:tab w:val="left" w:pos="12824"/>
+          <w:tab w:val="left" w:pos="13740"/>
+          <w:tab w:val="left" w:pos="14656"/>
+        </w:tabs>
+        <w:spacing w:after="0" w:line="240" w:lineRule="auto"/>
+        <w:rPr>
+          <w:rFonts w:ascii="Courier New" w:eastAsia="Times New Roman" w:hAnsi="Courier New" w:cs="Courier New"/>
+          <w:sz w:val="20"/>
+          <w:szCs w:val="20"/>
+        </w:rPr>
+      </w:pPr>
+      <w:proofErr w:type="spellStart"/>
+      <w:r>
+        <w:rPr>
+          <w:rFonts w:ascii="Courier New" w:eastAsia="Times New Roman" w:hAnsi="Courier New" w:cs="Courier New"/>
+          <w:sz w:val="20"/>
+          <w:szCs w:val="20"/>
+        </w:rPr>
+        <w:t>sudo</w:t>
+      </w:r>
+      <w:proofErr w:type="spellEnd"/>
+      <w:r>
+        <w:rPr>
+          <w:rFonts w:ascii="Courier New" w:eastAsia="Times New Roman" w:hAnsi="Courier New" w:cs="Courier New"/>
+          <w:sz w:val="20"/>
+          <w:szCs w:val="20"/>
+        </w:rPr>
+        <w:t xml:space="preserve"> docker rm </w:t>
+      </w:r>
+      <w:proofErr w:type="spellStart"/>
+      <w:r>
+        <w:rPr>
+          <w:rFonts w:ascii="Courier New" w:eastAsia="Times New Roman" w:hAnsi="Courier New" w:cs="Courier New"/>
+          <w:sz w:val="20"/>
+          <w:szCs w:val="20"/>
+        </w:rPr>
+        <w:t>mywebsite</w:t>
+      </w:r>
+      <w:proofErr w:type="spellEnd"/>
+    </w:p>
+    <w:p>
+      <w:pPr>
+        <w:spacing w:after="0" w:line="240" w:lineRule="auto"/>
+        <w:rPr>
+          <w:rFonts w:ascii="Times New Roman" w:eastAsia="Times New Roman" w:hAnsi="Times New Roman" w:cs="Times New Roman"/>
+          <w:sz w:val="24"/>
+          <w:szCs w:val="24"/>
+        </w:rPr>
+      </w:pPr>
+      <w:r>
+        <w:rPr>
+          <w:rFonts w:ascii="Times New Roman" w:eastAsia="Times New Roman" w:hAnsi="Times New Roman" w:cs="Times New Roman"/>
+          <w:sz w:val="24"/>
+          <w:szCs w:val="24"/>
+        </w:rPr>
+        <w:pict>
+          <v:rect id="_x0000_i1070" style="width:0;height:1.5pt" o:hralign="center" o:hrstd="t" o:hr="t" fillcolor="#a0a0a0" stroked="f"/>
+        </w:pict>
+      </w:r>
+    </w:p>
+    <w:p>
+      <w:pPr>
+        <w:spacing w:before="100" w:beforeAutospacing="1" w:after="100" w:afterAutospacing="1" w:line="240" w:lineRule="auto"/>
+        <w:outlineLvl w:val="0"/>
+        <w:rPr>
+          <w:rFonts w:ascii="Times New Roman" w:eastAsia="Times New Roman" w:hAnsi="Times New Roman" w:cs="Times New Roman"/>
+          <w:b/>
+          <w:bCs/>
+          <w:kern w:val="36"/>
+          <w:sz w:val="48"/>
+          <w:szCs w:val="48"/>
+        </w:rPr>
+      </w:pPr>
+      <w:r>
+        <w:rPr>
+          <w:rFonts w:ascii="Times New Roman" w:eastAsia="Times New Roman" w:hAnsi="Times New Roman" w:cs="Times New Roman"/>
+          <w:b/>
+          <w:bCs/>
+          <w:kern w:val="36"/>
+          <w:sz w:val="48"/>
+          <w:szCs w:val="48"/>
+        </w:rPr>
+        <w:t>Pull Latest Docker Image</w:t>
+      </w:r>
+    </w:p>
+    <w:p>
+      <w:pPr>
+        <w:tabs>
+          <w:tab w:val="left" w:pos="916"/>
+          <w:tab w:val="left" w:pos="1832"/>
+          <w:tab w:val="left" w:pos="2748"/>
+          <w:tab w:val="left" w:pos="3664"/>
+          <w:tab w:val="left" w:pos="4580"/>
+          <w:tab w:val="left" w:pos="5496"/>
+          <w:tab w:val="left" w:pos="6412"/>
+          <w:tab w:val="left" w:pos="7328"/>
+          <w:tab w:val="left" w:pos="8244"/>
+          <w:tab w:val="left" w:pos="9160"/>
+          <w:tab w:val="left" w:pos="10076"/>
+          <w:tab w:val="left" w:pos="10992"/>
+          <w:tab w:val="left" w:pos="11908"/>
+          <w:tab w:val="left" w:pos="12824"/>
+          <w:tab w:val="left" w:pos="13740"/>
+          <w:tab w:val="left" w:pos="14656"/>
+        </w:tabs>
+        <w:spacing w:after="0" w:line="240" w:lineRule="auto"/>
+        <w:rPr>
+          <w:rFonts w:ascii="Courier New" w:eastAsia="Times New Roman" w:hAnsi="Courier New" w:cs="Courier New"/>
+          <w:sz w:val="20"/>
+          <w:szCs w:val="20"/>
+        </w:rPr>
+      </w:pPr>
+      <w:proofErr w:type="spellStart"/>
+      <w:r>
+        <w:rPr>
+          <w:rFonts w:ascii="Courier New" w:eastAsia="Times New Roman" w:hAnsi="Courier New" w:cs="Courier New"/>
+          <w:sz w:val="20"/>
+          <w:szCs w:val="20"/>
+        </w:rPr>
+        <w:t>sudo</w:t>
+      </w:r>
+      <w:proofErr w:type="spellEnd"/>
+      <w:r>
+        <w:rPr>
+          <w:rFonts w:ascii="Courier New" w:eastAsia="Times New Roman" w:hAnsi="Courier New" w:cs="Courier New"/>
+          <w:sz w:val="20"/>
+          <w:szCs w:val="20"/>
+        </w:rPr>
+        <w:t xml:space="preserve"> docker pull USERNAME/</w:t>
+      </w:r>
+      <w:proofErr w:type="spellStart"/>
+      <w:proofErr w:type="gramStart"/>
+      <w:r>
+        <w:rPr>
+          <w:rFonts w:ascii="Courier New" w:eastAsia="Times New Roman" w:hAnsi="Courier New" w:cs="Courier New"/>
+          <w:sz w:val="20"/>
+          <w:szCs w:val="20"/>
+        </w:rPr>
+        <w:t>IMAGE:latest</w:t>
+      </w:r>
+      <w:proofErr w:type="spellEnd"/>
+      <w:proofErr w:type="gramEnd"/>
+    </w:p>
+    <w:p>
+      <w:pPr>
+        <w:spacing w:after="0" w:line="240" w:lineRule="auto"/>
+        <w:rPr>
+          <w:rFonts w:ascii="Times New Roman" w:eastAsia="Times New Roman" w:hAnsi="Times New Roman" w:cs="Times New Roman"/>
+          <w:sz w:val="24"/>
+          <w:szCs w:val="24"/>
+        </w:rPr>
+      </w:pPr>
+      <w:r>
+        <w:rPr>
+          <w:rFonts w:ascii="Times New Roman" w:eastAsia="Times New Roman" w:hAnsi="Times New Roman" w:cs="Times New Roman"/>
+          <w:sz w:val="24"/>
+          <w:szCs w:val="24"/>
+        </w:rPr>
+        <w:pict>
+          <v:rect id="_x0000_i1071" style="width:0;height:1.5pt" o:hralign="center" o:hrstd="t" o:hr="t" fillcolor="#a0a0a0" stroked="f"/>
+        </w:pict>
+      </w:r>
+    </w:p>
+    <w:p>
+      <w:pPr>
+        <w:spacing w:before="100" w:beforeAutospacing="1" w:after="100" w:afterAutospacing="1" w:line="240" w:lineRule="auto"/>
+        <w:outlineLvl w:val="0"/>
+        <w:rPr>
+          <w:rFonts w:ascii="Times New Roman" w:eastAsia="Times New Roman" w:hAnsi="Times New Roman" w:cs="Times New Roman"/>
+          <w:b/>
+          <w:bCs/>
+          <w:kern w:val="36"/>
+          <w:sz w:val="48"/>
+          <w:szCs w:val="48"/>
+        </w:rPr>
+      </w:pPr>
+      <w:r>
+        <w:rPr>
+          <w:rFonts w:ascii="Times New Roman" w:eastAsia="Times New Roman" w:hAnsi="Times New Roman" w:cs="Times New Roman"/>
+          <w:b/>
+          <w:bCs/>
+          <w:kern w:val="36"/>
+          <w:sz w:val="48"/>
+          <w:szCs w:val="48"/>
+        </w:rPr>
+        <w:t>Run Container</w:t>
+      </w:r>
+    </w:p>
+    <w:p>
+      <w:pPr>
+        <w:spacing w:before="100" w:beforeAutospacing="1" w:after="100" w:afterAutospacing="1" w:line="240" w:lineRule="auto"/>
+        <w:outlineLvl w:val="1"/>
+        <w:rPr>
+          <w:rFonts w:ascii="Times New Roman" w:eastAsia="Times New Roman" w:hAnsi="Times New Roman" w:cs="Times New Roman"/>
+          <w:b/>
+          <w:bCs/>
+          <w:sz w:val="36"/>
+          <w:szCs w:val="36"/>
+        </w:rPr>
+      </w:pPr>
+      <w:r>
+        <w:rPr>
+          <w:rFonts w:ascii="Times New Roman" w:eastAsia="Times New Roman" w:hAnsi="Times New Roman" w:cs="Times New Roman"/>
+          <w:b/>
+          <w:bCs/>
+          <w:sz w:val="36"/>
+          <w:szCs w:val="36"/>
+        </w:rPr>
+        <w:t>Initial Version (Direct Port 80)</w:t>
+      </w:r>
+    </w:p>
+    <w:p>
+      <w:pPr>
+        <w:tabs>
+          <w:tab w:val="left" w:pos="916"/>
+          <w:tab w:val="left" w:pos="1832"/>
+          <w:tab w:val="left" w:pos="2748"/>
+          <w:tab w:val="left" w:pos="3664"/>
+          <w:tab w:val="left" w:pos="4580"/>
+          <w:tab w:val="left" w:pos="5496"/>
+          <w:tab w:val="left" w:pos="6412"/>
+          <w:tab w:val="left" w:pos="7328"/>
+          <w:tab w:val="left" w:pos="8244"/>
+          <w:tab w:val="left" w:pos="9160"/>
+          <w:tab w:val="left" w:pos="10076"/>
+          <w:tab w:val="left" w:pos="10992"/>
+          <w:tab w:val="left" w:pos="11908"/>
+          <w:tab w:val="left" w:pos="12824"/>
+          <w:tab w:val="left" w:pos="13740"/>
+          <w:tab w:val="left" w:pos="14656"/>
+        </w:tabs>
+        <w:spacing w:after="0" w:line="240" w:lineRule="auto"/>
+        <w:rPr>
+          <w:rFonts w:ascii="Courier New" w:eastAsia="Times New Roman" w:hAnsi="Courier New" w:cs="Courier New"/>
+          <w:sz w:val="20"/>
+          <w:szCs w:val="20"/>
+        </w:rPr>
+      </w:pPr>
+      <w:proofErr w:type="spellStart"/>
+      <w:r>
+        <w:rPr>
+          <w:rFonts w:ascii="Courier New" w:eastAsia="Times New Roman" w:hAnsi="Courier New" w:cs="Courier New"/>
+          <w:sz w:val="20"/>
+          <w:szCs w:val="20"/>
+        </w:rPr>
+        <w:t>sudo</w:t>
+      </w:r>
+      <w:proofErr w:type="spellEnd"/>
+      <w:r>
+        <w:rPr>
+          <w:rFonts w:ascii="Courier New" w:eastAsia="Times New Roman" w:hAnsi="Courier New" w:cs="Courier New"/>
+          <w:sz w:val="20"/>
+          <w:szCs w:val="20"/>
+        </w:rPr>
+        <w:t xml:space="preserve"> docker run -d \</w:t>
+      </w:r>
+    </w:p>
+    <w:p>
+      <w:pPr>
+        <w:tabs>
+          <w:tab w:val="left" w:pos="916"/>
+          <w:tab w:val="left" w:pos="1832"/>
+          <w:tab w:val="left" w:pos="2748"/>
+          <w:tab w:val="left" w:pos="3664"/>
+          <w:tab w:val="left" w:pos="4580"/>
+          <w:tab w:val="left" w:pos="5496"/>
+          <w:tab w:val="left" w:pos="6412"/>
+          <w:tab w:val="left" w:pos="7328"/>
+          <w:tab w:val="left" w:pos="8244"/>
+          <w:tab w:val="left" w:pos="9160"/>
+          <w:tab w:val="left" w:pos="10076"/>
+          <w:tab w:val="left" w:pos="10992"/>
+          <w:tab w:val="left" w:pos="11908"/>
+          <w:tab w:val="left" w:pos="12824"/>
+          <w:tab w:val="left" w:pos="13740"/>
+          <w:tab w:val="left" w:pos="14656"/>
+        </w:tabs>
+        <w:spacing w:after="0" w:line="240" w:lineRule="auto"/>
+        <w:rPr>
+          <w:rFonts w:ascii="Courier New" w:eastAsia="Times New Roman" w:hAnsi="Courier New" w:cs="Courier New"/>
+          <w:sz w:val="20"/>
+          <w:szCs w:val="20"/>
+        </w:rPr>
+      </w:pPr>
+      <w:r>
+        <w:rPr>
+          <w:rFonts w:ascii="Courier New" w:eastAsia="Times New Roman" w:hAnsi="Courier New" w:cs="Courier New"/>
+          <w:sz w:val="20"/>
+          <w:szCs w:val="20"/>
+        </w:rPr>
+        <w:t>--restart always \</w:t>
+      </w:r>
+    </w:p>
+    <w:p>
+      <w:pPr>
+        <w:tabs>
+          <w:tab w:val="left" w:pos="916"/>
+          <w:tab w:val="left" w:pos="1832"/>
+          <w:tab w:val="left" w:pos="2748"/>
+          <w:tab w:val="left" w:pos="3664"/>
+          <w:tab w:val="left" w:pos="4580"/>
+          <w:tab w:val="left" w:pos="5496"/>
+          <w:tab w:val="left" w:pos="6412"/>
+          <w:tab w:val="left" w:pos="7328"/>
+          <w:tab w:val="left" w:pos="8244"/>
+          <w:tab w:val="left" w:pos="9160"/>
+          <w:tab w:val="left" w:pos="10076"/>
+          <w:tab w:val="left" w:pos="10992"/>
+          <w:tab w:val="left" w:pos="11908"/>
+          <w:tab w:val="left" w:pos="12824"/>
+          <w:tab w:val="left" w:pos="13740"/>
+          <w:tab w:val="left" w:pos="14656"/>
+        </w:tabs>
+        <w:spacing w:after="0" w:line="240" w:lineRule="auto"/>
+        <w:rPr>
+          <w:rFonts w:ascii="Courier New" w:eastAsia="Times New Roman" w:hAnsi="Courier New" w:cs="Courier New"/>
+          <w:sz w:val="20"/>
+          <w:szCs w:val="20"/>
+        </w:rPr>
+      </w:pPr>
+      <w:r>
+        <w:rPr>
+          <w:rFonts w:ascii="Courier New" w:eastAsia="Times New Roman" w:hAnsi="Courier New" w:cs="Courier New"/>
+          <w:sz w:val="20"/>
+          <w:szCs w:val="20"/>
+        </w:rPr>
+        <w:t>-p 80:80 \</w:t>
+      </w:r>
+    </w:p>
+    <w:p>
+      <w:pPr>
+        <w:tabs>
+          <w:tab w:val="left" w:pos="916"/>
+          <w:tab w:val="left" w:pos="1832"/>
+          <w:tab w:val="left" w:pos="2748"/>
+          <w:tab w:val="left" w:pos="3664"/>
+          <w:tab w:val="left" w:pos="4580"/>
+          <w:tab w:val="left" w:pos="5496"/>
+          <w:tab w:val="left" w:pos="6412"/>
+          <w:tab w:val="left" w:pos="7328"/>
+          <w:tab w:val="left" w:pos="8244"/>
+          <w:tab w:val="left" w:pos="9160"/>
+          <w:tab w:val="left" w:pos="10076"/>
+          <w:tab w:val="left" w:pos="10992"/>
+          <w:tab w:val="left" w:pos="11908"/>
+          <w:tab w:val="left" w:pos="12824"/>
+          <w:tab w:val="left" w:pos="13740"/>
+          <w:tab w:val="left" w:pos="14656"/>
+        </w:tabs>
+        <w:spacing w:after="0" w:line="240" w:lineRule="auto"/>
+        <w:rPr>
+          <w:rFonts w:ascii="Courier New" w:eastAsia="Times New Roman" w:hAnsi="Courier New" w:cs="Courier New"/>
+          <w:sz w:val="20"/>
+          <w:szCs w:val="20"/>
+        </w:rPr>
+      </w:pPr>
+      <w:r>
+        <w:rPr>
+          <w:rFonts w:ascii="Courier New" w:eastAsia="Times New Roman" w:hAnsi="Courier New" w:cs="Courier New"/>
+          <w:sz w:val="20"/>
+          <w:szCs w:val="20"/>
+        </w:rPr>
+        <w:t xml:space="preserve">--name </w:t>
+      </w:r>
+      <w:proofErr w:type="spellStart"/>
+      <w:r>
+        <w:rPr>
+          <w:rFonts w:ascii="Courier New" w:eastAsia="Times New Roman" w:hAnsi="Courier New" w:cs="Courier New"/>
+          <w:sz w:val="20"/>
+          <w:szCs w:val="20"/>
+        </w:rPr>
+        <w:t>mywebsite</w:t>
+      </w:r>
+      <w:proofErr w:type="spellEnd"/>
+      <w:r>
+        <w:rPr>
+          <w:rFonts w:ascii="Courier New" w:eastAsia="Times New Roman" w:hAnsi="Courier New" w:cs="Courier New"/>
+          <w:sz w:val="20"/>
+          <w:szCs w:val="20"/>
+        </w:rPr>
+        <w:t xml:space="preserve"> \</w:t>
+      </w:r>
+    </w:p>
+    <w:p>
+      <w:pPr>
+        <w:tabs>
+          <w:tab w:val="left" w:pos="916"/>
+          <w:tab w:val="left" w:pos="1832"/>
+          <w:tab w:val="left" w:pos="2748"/>
+          <w:tab w:val="left" w:pos="3664"/>
+          <w:tab w:val="left" w:pos="4580"/>
+          <w:tab w:val="left" w:pos="5496"/>
+          <w:tab w:val="left" w:pos="6412"/>
+          <w:tab w:val="left" w:pos="7328"/>
+          <w:tab w:val="left" w:pos="8244"/>
+          <w:tab w:val="left" w:pos="9160"/>
+          <w:tab w:val="left" w:pos="10076"/>
+          <w:tab w:val="left" w:pos="10992"/>
+          <w:tab w:val="left" w:pos="11908"/>
+          <w:tab w:val="left" w:pos="12824"/>
+          <w:tab w:val="left" w:pos="13740"/>
+          <w:tab w:val="left" w:pos="14656"/>
+        </w:tabs>
+        <w:spacing w:after="0" w:line="240" w:lineRule="auto"/>
+        <w:rPr>
+          <w:rFonts w:ascii="Courier New" w:eastAsia="Times New Roman" w:hAnsi="Courier New" w:cs="Courier New"/>
+          <w:sz w:val="20"/>
+          <w:szCs w:val="20"/>
+        </w:rPr>
+      </w:pPr>
+      <w:r>
+        <w:rPr>
+          <w:rFonts w:ascii="Courier New" w:eastAsia="Times New Roman" w:hAnsi="Courier New" w:cs="Courier New"/>
+          <w:sz w:val="20"/>
+          <w:szCs w:val="20"/>
+        </w:rPr>
+        <w:t>USERNAME/</w:t>
+      </w:r>
+      <w:proofErr w:type="spellStart"/>
+      <w:proofErr w:type="gramStart"/>
+      <w:r>
+        <w:rPr>
+          <w:rFonts w:ascii="Courier New" w:eastAsia="Times New Roman" w:hAnsi="Courier New" w:cs="Courier New"/>
+          <w:sz w:val="20"/>
+          <w:szCs w:val="20"/>
+        </w:rPr>
+        <w:t>IMAGE:latest</w:t>
+      </w:r>
+      <w:proofErr w:type="spellEnd"/>
+      <w:proofErr w:type="gramEnd"/>
+    </w:p>
+    <w:p>
+      <w:pPr>
+        <w:spacing w:after="0" w:line="240" w:lineRule="auto"/>
+        <w:rPr>
+          <w:rFonts w:ascii="Times New Roman" w:eastAsia="Times New Roman" w:hAnsi="Times New Roman" w:cs="Times New Roman"/>
+          <w:sz w:val="24"/>
+          <w:szCs w:val="24"/>
+        </w:rPr>
+      </w:pPr>
+      <w:r>
+        <w:rPr>
+          <w:rFonts w:ascii="Times New Roman" w:eastAsia="Times New Roman" w:hAnsi="Times New Roman" w:cs="Times New Roman"/>
+          <w:sz w:val="24"/>
+          <w:szCs w:val="24"/>
+        </w:rPr>
+        <w:pict>
+          <v:rect id="_x0000_i1072" style="width:0;height:1.5pt" o:hralign="center" o:hrstd="t" o:hr="t" fillcolor="#a0a0a0" stroked="f"/>
+        </w:pict>
+      </w:r>
+    </w:p>
+    <w:p>
+      <w:pPr>
+        <w:spacing w:before="100" w:beforeAutospacing="1" w:after="100" w:afterAutospacing="1" w:line="240" w:lineRule="auto"/>
+        <w:outlineLvl w:val="1"/>
+        <w:rPr>
+          <w:rFonts w:ascii="Times New Roman" w:eastAsia="Times New Roman" w:hAnsi="Times New Roman" w:cs="Times New Roman"/>
+          <w:b/>
+          <w:bCs/>
+          <w:sz w:val="36"/>
+          <w:szCs w:val="36"/>
+        </w:rPr>
+      </w:pPr>
+      <w:r>
+        <w:rPr>
+          <w:rFonts w:ascii="Times New Roman" w:eastAsia="Times New Roman" w:hAnsi="Times New Roman" w:cs="Times New Roman"/>
+          <w:b/>
+          <w:bCs/>
+          <w:sz w:val="36"/>
+          <w:szCs w:val="36"/>
+        </w:rPr>
+        <w:t>Production Reverse Proxy Version</w:t>
+      </w:r>
+    </w:p>
+    <w:p>
+      <w:pPr>
+        <w:tabs>
+          <w:tab w:val="left" w:pos="916"/>
+          <w:tab w:val="left" w:pos="1832"/>
+          <w:tab w:val="left" w:pos="2748"/>
+          <w:tab w:val="left" w:pos="3664"/>
+          <w:tab w:val="left" w:pos="4580"/>
+          <w:tab w:val="left" w:pos="5496"/>
+          <w:tab w:val="left" w:pos="6412"/>
+          <w:tab w:val="left" w:pos="7328"/>
+          <w:tab w:val="left" w:pos="8244"/>
+          <w:tab w:val="left" w:pos="9160"/>
+          <w:tab w:val="left" w:pos="10076"/>
+          <w:tab w:val="left" w:pos="10992"/>
+          <w:tab w:val="left" w:pos="11908"/>
+          <w:tab w:val="left" w:pos="12824"/>
+          <w:tab w:val="left" w:pos="13740"/>
+          <w:tab w:val="left" w:pos="14656"/>
+        </w:tabs>
+        <w:spacing w:after="0" w:line="240" w:lineRule="auto"/>
+        <w:rPr>
+          <w:rFonts w:ascii="Courier New" w:eastAsia="Times New Roman" w:hAnsi="Courier New" w:cs="Courier New"/>
+          <w:sz w:val="20"/>
+          <w:szCs w:val="20"/>
+        </w:rPr>
+      </w:pPr>
+      <w:proofErr w:type="spellStart"/>
+      <w:r>
+        <w:rPr>
+          <w:rFonts w:ascii="Courier New" w:eastAsia="Times New Roman" w:hAnsi="Courier New" w:cs="Courier New"/>
+          <w:sz w:val="20"/>
+          <w:szCs w:val="20"/>
+        </w:rPr>
+        <w:t>sudo</w:t>
+      </w:r>
+      <w:proofErr w:type="spellEnd"/>
+      <w:r>
+        <w:rPr>
+          <w:rFonts w:ascii="Courier New" w:eastAsia="Times New Roman" w:hAnsi="Courier New" w:cs="Courier New"/>
+          <w:sz w:val="20"/>
+          <w:szCs w:val="20"/>
+        </w:rPr>
+        <w:t xml:space="preserve"> docker run -d \</w:t>
+      </w:r>
+    </w:p>
+    <w:p>
+      <w:pPr>
+        <w:tabs>
+          <w:tab w:val="left" w:pos="916"/>
+          <w:tab w:val="left" w:pos="1832"/>
+          <w:tab w:val="left" w:pos="2748"/>
+          <w:tab w:val="left" w:pos="3664"/>
+          <w:tab w:val="left" w:pos="4580"/>
+          <w:tab w:val="left" w:pos="5496"/>
+          <w:tab w:val="left" w:pos="6412"/>
+          <w:tab w:val="left" w:pos="7328"/>
+          <w:tab w:val="left" w:pos="8244"/>
+          <w:tab w:val="left" w:pos="9160"/>
+          <w:tab w:val="left" w:pos="10076"/>
+          <w:tab w:val="left" w:pos="10992"/>
+          <w:tab w:val="left" w:pos="11908"/>
+          <w:tab w:val="left" w:pos="12824"/>
+          <w:tab w:val="left" w:pos="13740"/>
+          <w:tab w:val="left" w:pos="14656"/>
+        </w:tabs>
+        <w:spacing w:after="0" w:line="240" w:lineRule="auto"/>
+        <w:rPr>
+          <w:rFonts w:ascii="Courier New" w:eastAsia="Times New Roman" w:hAnsi="Courier New" w:cs="Courier New"/>
+          <w:sz w:val="20"/>
+          <w:szCs w:val="20"/>
+        </w:rPr>
+      </w:pPr>
+      <w:r>
+        <w:rPr>
+          <w:rFonts w:ascii="Courier New" w:eastAsia="Times New Roman" w:hAnsi="Courier New" w:cs="Courier New"/>
+          <w:sz w:val="20"/>
+          <w:szCs w:val="20"/>
+        </w:rPr>
+        <w:t>--restart always \</w:t>
+      </w:r>
+    </w:p>
+    <w:p>
+      <w:pPr>
+        <w:tabs>
+          <w:tab w:val="left" w:pos="916"/>
+          <w:tab w:val="left" w:pos="1832"/>
+          <w:tab w:val="left" w:pos="2748"/>
+          <w:tab w:val="left" w:pos="3664"/>
+          <w:tab w:val="left" w:pos="4580"/>
+          <w:tab w:val="left" w:pos="5496"/>
+          <w:tab w:val="left" w:pos="6412"/>
+          <w:tab w:val="left" w:pos="7328"/>
+          <w:tab w:val="left" w:pos="8244"/>
+          <w:tab w:val="left" w:pos="9160"/>
+          <w:tab w:val="left" w:pos="10076"/>
+          <w:tab w:val="left" w:pos="10992"/>
+          <w:tab w:val="left" w:pos="11908"/>
+          <w:tab w:val="left" w:pos="12824"/>
+          <w:tab w:val="left" w:pos="13740"/>
+          <w:tab w:val="left" w:pos="14656"/>
+        </w:tabs>
+        <w:spacing w:after="0" w:line="240" w:lineRule="auto"/>
+        <w:rPr>
+          <w:rFonts w:ascii="Courier New" w:eastAsia="Times New Roman" w:hAnsi="Courier New" w:cs="Courier New"/>
+          <w:sz w:val="20"/>
+          <w:szCs w:val="20"/>
+        </w:rPr>
+      </w:pPr>
+      <w:r>
+        <w:rPr>
+          <w:rFonts w:ascii="Courier New" w:eastAsia="Times New Roman" w:hAnsi="Courier New" w:cs="Courier New"/>
+          <w:sz w:val="20"/>
+          <w:szCs w:val="20"/>
+        </w:rPr>
+        <w:t>-p 3000:80 \</w:t>
+      </w:r>
+    </w:p>
+    <w:p>
+      <w:pPr>
+        <w:tabs>
+          <w:tab w:val="left" w:pos="916"/>
+          <w:tab w:val="left" w:pos="1832"/>
+          <w:tab w:val="left" w:pos="2748"/>
+          <w:tab w:val="left" w:pos="3664"/>
+          <w:tab w:val="left" w:pos="4580"/>
+          <w:tab w:val="left" w:pos="5496"/>
+          <w:tab w:val="left" w:pos="6412"/>
+          <w:tab w:val="left" w:pos="7328"/>
+          <w:tab w:val="left" w:pos="8244"/>
+          <w:tab w:val="left" w:pos="9160"/>
+          <w:tab w:val="left" w:pos="10076"/>
+          <w:tab w:val="left" w:pos="10992"/>
+          <w:tab w:val="left" w:pos="11908"/>
+          <w:tab w:val="left" w:pos="12824"/>
+          <w:tab w:val="left" w:pos="13740"/>
+          <w:tab w:val="left" w:pos="14656"/>
+        </w:tabs>
+        <w:spacing w:after="0" w:line="240" w:lineRule="auto"/>
+        <w:rPr>
+          <w:rFonts w:ascii="Courier New" w:eastAsia="Times New Roman" w:hAnsi="Courier New" w:cs="Courier New"/>
+          <w:sz w:val="20"/>
+          <w:szCs w:val="20"/>
+        </w:rPr>
+      </w:pPr>
+      <w:r>
+        <w:rPr>
+          <w:rFonts w:ascii="Courier New" w:eastAsia="Times New Roman" w:hAnsi="Courier New" w:cs="Courier New"/>
+          <w:sz w:val="20"/>
+          <w:szCs w:val="20"/>
+        </w:rPr>
+        <w:t xml:space="preserve">--name </w:t>
+      </w:r>
+      <w:proofErr w:type="spellStart"/>
+      <w:r>
+        <w:rPr>
+          <w:rFonts w:ascii="Courier New" w:eastAsia="Times New Roman" w:hAnsi="Courier New" w:cs="Courier New"/>
+          <w:sz w:val="20"/>
+          <w:szCs w:val="20"/>
+        </w:rPr>
+        <w:t>mywebsite</w:t>
+      </w:r>
+      <w:proofErr w:type="spellEnd"/>
+      <w:r>
+        <w:rPr>
+          <w:rFonts w:ascii="Courier New" w:eastAsia="Times New Roman" w:hAnsi="Courier New" w:cs="Courier New"/>
+          <w:sz w:val="20"/>
+          <w:szCs w:val="20"/>
+        </w:rPr>
+        <w:t xml:space="preserve"> \</w:t>
+      </w:r>
+    </w:p>
+    <w:p>
+      <w:pPr>
+        <w:tabs>
+          <w:tab w:val="left" w:pos="916"/>
+          <w:tab w:val="left" w:pos="1832"/>
+          <w:tab w:val="left" w:pos="2748"/>
+          <w:tab w:val="left" w:pos="3664"/>
+          <w:tab w:val="left" w:pos="4580"/>
+          <w:tab w:val="left" w:pos="5496"/>
+          <w:tab w:val="left" w:pos="6412"/>
+          <w:tab w:val="left" w:pos="7328"/>
+          <w:tab w:val="left" w:pos="8244"/>
+          <w:tab w:val="left" w:pos="9160"/>
+          <w:tab w:val="left" w:pos="10076"/>
+          <w:tab w:val="left" w:pos="10992"/>
+          <w:tab w:val="left" w:pos="11908"/>
+          <w:tab w:val="left" w:pos="12824"/>
+          <w:tab w:val="left" w:pos="13740"/>
+          <w:tab w:val="left" w:pos="14656"/>
+        </w:tabs>
+        <w:spacing w:after="0" w:line="240" w:lineRule="auto"/>
+        <w:rPr>
+          <w:rFonts w:ascii="Courier New" w:eastAsia="Times New Roman" w:hAnsi="Courier New" w:cs="Courier New"/>
+          <w:sz w:val="20"/>
+          <w:szCs w:val="20"/>
+        </w:rPr>
+      </w:pPr>
+      <w:r>
+        <w:rPr>
+          <w:rFonts w:ascii="Courier New" w:eastAsia="Times New Roman" w:hAnsi="Courier New" w:cs="Courier New"/>
+          <w:sz w:val="20"/>
+          <w:szCs w:val="20"/>
+        </w:rPr>
+        <w:lastRenderedPageBreak/>
+        <w:t>USERNAME/</w:t>
+      </w:r>
+      <w:proofErr w:type="spellStart"/>
+      <w:proofErr w:type="gramStart"/>
+      <w:r>
+        <w:rPr>
+          <w:rFonts w:ascii="Courier New" w:eastAsia="Times New Roman" w:hAnsi="Courier New" w:cs="Courier New"/>
+          <w:sz w:val="20"/>
+          <w:szCs w:val="20"/>
+        </w:rPr>
+        <w:t>IMAGE:latest</w:t>
+      </w:r>
+      <w:proofErr w:type="spellEnd"/>
+      <w:proofErr w:type="gramEnd"/>
+    </w:p>
+    <w:p>
+      <w:pPr>
+        <w:spacing w:after="0" w:line="240" w:lineRule="auto"/>
+        <w:rPr>
+          <w:rFonts w:ascii="Times New Roman" w:eastAsia="Times New Roman" w:hAnsi="Times New Roman" w:cs="Times New Roman"/>
+          <w:sz w:val="24"/>
+          <w:szCs w:val="24"/>
+        </w:rPr>
+      </w:pPr>
+      <w:r>
+        <w:rPr>
+          <w:rFonts w:ascii="Times New Roman" w:eastAsia="Times New Roman" w:hAnsi="Times New Roman" w:cs="Times New Roman"/>
+          <w:sz w:val="24"/>
+          <w:szCs w:val="24"/>
+        </w:rPr>
+        <w:pict>
+          <v:rect id="_x0000_i1073" style="width:0;height:1.5pt" o:hralign="center" o:hrstd="t" o:hr="t" fillcolor="#a0a0a0" stroked="f"/>
+        </w:pict>
+      </w:r>
+    </w:p>
+    <w:p>
+      <w:pPr>
+        <w:spacing w:before="100" w:beforeAutospacing="1" w:after="100" w:afterAutospacing="1" w:line="240" w:lineRule="auto"/>
+        <w:outlineLvl w:val="0"/>
+        <w:rPr>
+          <w:rFonts w:ascii="Times New Roman" w:eastAsia="Times New Roman" w:hAnsi="Times New Roman" w:cs="Times New Roman"/>
+          <w:b/>
+          <w:bCs/>
+          <w:kern w:val="36"/>
+          <w:sz w:val="48"/>
+          <w:szCs w:val="48"/>
+        </w:rPr>
+      </w:pPr>
+      <w:r>
+        <w:rPr>
+          <w:rFonts w:ascii="Times New Roman" w:eastAsia="Times New Roman" w:hAnsi="Times New Roman" w:cs="Times New Roman"/>
+          <w:b/>
+          <w:bCs/>
+          <w:kern w:val="36"/>
+          <w:sz w:val="48"/>
+          <w:szCs w:val="48"/>
+        </w:rPr>
+        <w:t>Install Docker</w:t>
+      </w:r>
+    </w:p>
+    <w:p>
+      <w:pPr>
+        <w:tabs>
+          <w:tab w:val="left" w:pos="916"/>
+          <w:tab w:val="left" w:pos="1832"/>
+          <w:tab w:val="left" w:pos="2748"/>
+          <w:tab w:val="left" w:pos="3664"/>
+          <w:tab w:val="left" w:pos="4580"/>
+          <w:tab w:val="left" w:pos="5496"/>
+          <w:tab w:val="left" w:pos="6412"/>
+          <w:tab w:val="left" w:pos="7328"/>
+          <w:tab w:val="left" w:pos="8244"/>
+          <w:tab w:val="left" w:pos="9160"/>
+          <w:tab w:val="left" w:pos="10076"/>
+          <w:tab w:val="left" w:pos="10992"/>
+          <w:tab w:val="left" w:pos="11908"/>
+          <w:tab w:val="left" w:pos="12824"/>
+          <w:tab w:val="left" w:pos="13740"/>
+          <w:tab w:val="left" w:pos="14656"/>
+        </w:tabs>
+        <w:spacing w:after="0" w:line="240" w:lineRule="auto"/>
+        <w:rPr>
+          <w:rFonts w:ascii="Courier New" w:eastAsia="Times New Roman" w:hAnsi="Courier New" w:cs="Courier New"/>
+          <w:sz w:val="20"/>
+          <w:szCs w:val="20"/>
+        </w:rPr>
+      </w:pPr>
+      <w:proofErr w:type="spellStart"/>
+      <w:r>
+        <w:rPr>
+          <w:rFonts w:ascii="Courier New" w:eastAsia="Times New Roman" w:hAnsi="Courier New" w:cs="Courier New"/>
+          <w:sz w:val="20"/>
+          <w:szCs w:val="20"/>
+        </w:rPr>
+        <w:t>sudo</w:t>
+      </w:r>
+      <w:proofErr w:type="spellEnd"/>
+      <w:r>
+        <w:rPr>
+          <w:rFonts w:ascii="Courier New" w:eastAsia="Times New Roman" w:hAnsi="Courier New" w:cs="Courier New"/>
+          <w:sz w:val="20"/>
+          <w:szCs w:val="20"/>
+        </w:rPr>
+        <w:t xml:space="preserve"> apt install docker.io -y</w:t>
+      </w:r>
+    </w:p>
+    <w:p>
+      <w:pPr>
+        <w:spacing w:after="0" w:line="240" w:lineRule="auto"/>
+        <w:rPr>
+          <w:rFonts w:ascii="Times New Roman" w:eastAsia="Times New Roman" w:hAnsi="Times New Roman" w:cs="Times New Roman"/>
+          <w:sz w:val="24"/>
+          <w:szCs w:val="24"/>
+        </w:rPr>
+      </w:pPr>
+      <w:r>
+        <w:rPr>
+          <w:rFonts w:ascii="Times New Roman" w:eastAsia="Times New Roman" w:hAnsi="Times New Roman" w:cs="Times New Roman"/>
+          <w:sz w:val="24"/>
+          <w:szCs w:val="24"/>
+        </w:rPr>
+        <w:pict>
+          <v:rect id="_x0000_i1074" style="width:0;height:1.5pt" o:hralign="center" o:hrstd="t" o:hr="t" fillcolor="#a0a0a0" stroked="f"/>
+        </w:pict>
+      </w:r>
+    </w:p>
+    <w:p>
+      <w:pPr>
+        <w:spacing w:before="100" w:beforeAutospacing="1" w:after="100" w:afterAutospacing="1" w:line="240" w:lineRule="auto"/>
+        <w:outlineLvl w:val="0"/>
+        <w:rPr>
+          <w:rFonts w:ascii="Times New Roman" w:eastAsia="Times New Roman" w:hAnsi="Times New Roman" w:cs="Times New Roman"/>
+          <w:b/>
+          <w:bCs/>
+          <w:kern w:val="36"/>
+          <w:sz w:val="48"/>
+          <w:szCs w:val="48"/>
+        </w:rPr>
+      </w:pPr>
+      <w:r>
+        <w:rPr>
+          <w:rFonts w:ascii="Times New Roman" w:eastAsia="Times New Roman" w:hAnsi="Times New Roman" w:cs="Times New Roman"/>
+          <w:b/>
+          <w:bCs/>
+          <w:kern w:val="36"/>
+          <w:sz w:val="48"/>
+          <w:szCs w:val="48"/>
+        </w:rPr>
+        <w:t>Start Docker Service</w:t>
+      </w:r>
+    </w:p>
+    <w:p>
+      <w:pPr>
+        <w:tabs>
+          <w:tab w:val="left" w:pos="916"/>
+          <w:tab w:val="left" w:pos="1832"/>
+          <w:tab w:val="left" w:pos="2748"/>
+          <w:tab w:val="left" w:pos="3664"/>
+          <w:tab w:val="left" w:pos="4580"/>
+          <w:tab w:val="left" w:pos="5496"/>
+          <w:tab w:val="left" w:pos="6412"/>
+          <w:tab w:val="left" w:pos="7328"/>
+          <w:tab w:val="left" w:pos="8244"/>
+          <w:tab w:val="left" w:pos="9160"/>
+          <w:tab w:val="left" w:pos="10076"/>
+          <w:tab w:val="left" w:pos="10992"/>
+          <w:tab w:val="left" w:pos="11908"/>
+          <w:tab w:val="left" w:pos="12824"/>
+          <w:tab w:val="left" w:pos="13740"/>
+          <w:tab w:val="left" w:pos="14656"/>
+        </w:tabs>
+        <w:spacing w:after="0" w:line="240" w:lineRule="auto"/>
+        <w:rPr>
+          <w:rFonts w:ascii="Courier New" w:eastAsia="Times New Roman" w:hAnsi="Courier New" w:cs="Courier New"/>
+          <w:sz w:val="20"/>
+          <w:szCs w:val="20"/>
+        </w:rPr>
+      </w:pPr>
+      <w:proofErr w:type="spellStart"/>
+      <w:r>
+        <w:rPr>
+          <w:rFonts w:ascii="Courier New" w:eastAsia="Times New Roman" w:hAnsi="Courier New" w:cs="Courier New"/>
+          <w:sz w:val="20"/>
+          <w:szCs w:val="20"/>
+        </w:rPr>
+        <w:t>sudo</w:t>
+      </w:r>
+      <w:proofErr w:type="spellEnd"/>
+      <w:r>
+        <w:rPr>
+          <w:rFonts w:ascii="Courier New" w:eastAsia="Times New Roman" w:hAnsi="Courier New" w:cs="Courier New"/>
+          <w:sz w:val="20"/>
+          <w:szCs w:val="20"/>
+        </w:rPr>
+        <w:t xml:space="preserve"> </w:t>
+      </w:r>
+      <w:proofErr w:type="spellStart"/>
+      <w:r>
+        <w:rPr>
+          <w:rFonts w:ascii="Courier New" w:eastAsia="Times New Roman" w:hAnsi="Courier New" w:cs="Courier New"/>
+          <w:sz w:val="20"/>
+          <w:szCs w:val="20"/>
+        </w:rPr>
+        <w:t>systemctl</w:t>
+      </w:r>
+      <w:proofErr w:type="spellEnd"/>
+      <w:r>
+        <w:rPr>
+          <w:rFonts w:ascii="Courier New" w:eastAsia="Times New Roman" w:hAnsi="Courier New" w:cs="Courier New"/>
+          <w:sz w:val="20"/>
+          <w:szCs w:val="20"/>
+        </w:rPr>
+        <w:t xml:space="preserve"> start docker</w:t>
+      </w:r>
+    </w:p>
+    <w:p>
+      <w:pPr>
+        <w:spacing w:after="0" w:line="240" w:lineRule="auto"/>
+        <w:rPr>
+          <w:rFonts w:ascii="Times New Roman" w:eastAsia="Times New Roman" w:hAnsi="Times New Roman" w:cs="Times New Roman"/>
+          <w:sz w:val="24"/>
+          <w:szCs w:val="24"/>
+        </w:rPr>
+      </w:pPr>
+      <w:r>
+        <w:rPr>
+          <w:rFonts w:ascii="Times New Roman" w:eastAsia="Times New Roman" w:hAnsi="Times New Roman" w:cs="Times New Roman"/>
+          <w:sz w:val="24"/>
+          <w:szCs w:val="24"/>
+        </w:rPr>
+        <w:pict>
+          <v:rect id="_x0000_i1075" style="width:0;height:1.5pt" o:hralign="center" o:hrstd="t" o:hr="t" fillcolor="#a0a0a0" stroked="f"/>
+        </w:pict>
+      </w:r>
+    </w:p>
+    <w:p>
+      <w:pPr>
+        <w:spacing w:before="100" w:beforeAutospacing="1" w:after="100" w:afterAutospacing="1" w:line="240" w:lineRule="auto"/>
+        <w:outlineLvl w:val="0"/>
+        <w:rPr>
+          <w:rFonts w:ascii="Times New Roman" w:eastAsia="Times New Roman" w:hAnsi="Times New Roman" w:cs="Times New Roman"/>
+          <w:b/>
+          <w:bCs/>
+          <w:kern w:val="36"/>
+          <w:sz w:val="48"/>
+          <w:szCs w:val="48"/>
+        </w:rPr>
+      </w:pPr>
+      <w:r>
+        <w:rPr>
+          <w:rFonts w:ascii="Times New Roman" w:eastAsia="Times New Roman" w:hAnsi="Times New Roman" w:cs="Times New Roman"/>
+          <w:b/>
+          <w:bCs/>
+          <w:kern w:val="36"/>
+          <w:sz w:val="48"/>
+          <w:szCs w:val="48"/>
+        </w:rPr>
+        <w:t>Enable Docker at Boot</w:t>
+      </w:r>
+    </w:p>
+    <w:p>
+      <w:pPr>
+        <w:tabs>
+          <w:tab w:val="left" w:pos="916"/>
+          <w:tab w:val="left" w:pos="1832"/>
+          <w:tab w:val="left" w:pos="2748"/>
+          <w:tab w:val="left" w:pos="3664"/>
+          <w:tab w:val="left" w:pos="4580"/>
+          <w:tab w:val="left" w:pos="5496"/>
+          <w:tab w:val="left" w:pos="6412"/>
+          <w:tab w:val="left" w:pos="7328"/>
+          <w:tab w:val="left" w:pos="8244"/>
+          <w:tab w:val="left" w:pos="9160"/>
+          <w:tab w:val="left" w:pos="10076"/>
+          <w:tab w:val="left" w:pos="10992"/>
+          <w:tab w:val="left" w:pos="11908"/>
+          <w:tab w:val="left" w:pos="12824"/>
+          <w:tab w:val="left" w:pos="13740"/>
+          <w:tab w:val="left" w:pos="14656"/>
+        </w:tabs>
+        <w:spacing w:after="0" w:line="240" w:lineRule="auto"/>
+        <w:rPr>
+          <w:rFonts w:ascii="Courier New" w:eastAsia="Times New Roman" w:hAnsi="Courier New" w:cs="Courier New"/>
+          <w:sz w:val="20"/>
+          <w:szCs w:val="20"/>
+        </w:rPr>
+      </w:pPr>
+      <w:proofErr w:type="spellStart"/>
+      <w:r>
+        <w:rPr>
+          <w:rFonts w:ascii="Courier New" w:eastAsia="Times New Roman" w:hAnsi="Courier New" w:cs="Courier New"/>
+          <w:sz w:val="20"/>
+          <w:szCs w:val="20"/>
+        </w:rPr>
+        <w:t>sudo</w:t>
+      </w:r>
+      <w:proofErr w:type="spellEnd"/>
+      <w:r>
+        <w:rPr>
+          <w:rFonts w:ascii="Courier New" w:eastAsia="Times New Roman" w:hAnsi="Courier New" w:cs="Courier New"/>
+          <w:sz w:val="20"/>
+          <w:szCs w:val="20"/>
+        </w:rPr>
+        <w:t xml:space="preserve"> </w:t>
+      </w:r>
+      <w:proofErr w:type="spellStart"/>
+      <w:r>
+        <w:rPr>
+          <w:rFonts w:ascii="Courier New" w:eastAsia="Times New Roman" w:hAnsi="Courier New" w:cs="Courier New"/>
+          <w:sz w:val="20"/>
+          <w:szCs w:val="20"/>
+        </w:rPr>
+        <w:t>systemctl</w:t>
+      </w:r>
+      <w:proofErr w:type="spellEnd"/>
+      <w:r>
+        <w:rPr>
+          <w:rFonts w:ascii="Courier New" w:eastAsia="Times New Roman" w:hAnsi="Courier New" w:cs="Courier New"/>
+          <w:sz w:val="20"/>
+          <w:szCs w:val="20"/>
+        </w:rPr>
+        <w:t xml:space="preserve"> enable docker</w:t>
+      </w:r>
+    </w:p>
+    <w:p>
+      <w:pPr>
+        <w:spacing w:after="0" w:line="240" w:lineRule="auto"/>
+        <w:rPr>
+          <w:rFonts w:ascii="Times New Roman" w:eastAsia="Times New Roman" w:hAnsi="Times New Roman" w:cs="Times New Roman"/>
+          <w:sz w:val="24"/>
+          <w:szCs w:val="24"/>
+        </w:rPr>
+      </w:pPr>
+      <w:r>
+        <w:rPr>
+          <w:rFonts w:ascii="Times New Roman" w:eastAsia="Times New Roman" w:hAnsi="Times New Roman" w:cs="Times New Roman"/>
+          <w:sz w:val="24"/>
+          <w:szCs w:val="24"/>
+        </w:rPr>
+        <w:pict>
+          <v:rect id="_x0000_i1076" style="width:0;height:1.5pt" o:hralign="center" o:hrstd="t" o:hr="t" fillcolor="#a0a0a0" stroked="f"/>
+        </w:pict>
+      </w:r>
+    </w:p>
+    <w:p>
+      <w:pPr>
+        <w:spacing w:before="100" w:beforeAutospacing="1" w:after="100" w:afterAutospacing="1" w:line="240" w:lineRule="auto"/>
+        <w:outlineLvl w:val="0"/>
+        <w:rPr>
+          <w:rFonts w:ascii="Times New Roman" w:eastAsia="Times New Roman" w:hAnsi="Times New Roman" w:cs="Times New Roman"/>
+          <w:b/>
+          <w:bCs/>
+          <w:kern w:val="36"/>
+          <w:sz w:val="48"/>
+          <w:szCs w:val="48"/>
+        </w:rPr>
+      </w:pPr>
+      <w:r>
+        <w:rPr>
+          <w:rFonts w:ascii="Times New Roman" w:eastAsia="Times New Roman" w:hAnsi="Times New Roman" w:cs="Times New Roman"/>
+          <w:b/>
+          <w:bCs/>
+          <w:kern w:val="36"/>
+          <w:sz w:val="48"/>
+          <w:szCs w:val="48"/>
+        </w:rPr>
+        <w:t>Add Ubuntu User to Docker Group</w:t>
+      </w:r>
+    </w:p>
+    <w:p>
+      <w:pPr>
+        <w:tabs>
+          <w:tab w:val="left" w:pos="916"/>
+          <w:tab w:val="left" w:pos="1832"/>
+          <w:tab w:val="left" w:pos="2748"/>
+          <w:tab w:val="left" w:pos="3664"/>
+          <w:tab w:val="left" w:pos="4580"/>
+          <w:tab w:val="left" w:pos="5496"/>
+          <w:tab w:val="left" w:pos="6412"/>
+          <w:tab w:val="left" w:pos="7328"/>
+          <w:tab w:val="left" w:pos="8244"/>
+          <w:tab w:val="left" w:pos="9160"/>
+          <w:tab w:val="left" w:pos="10076"/>
+          <w:tab w:val="left" w:pos="10992"/>
+          <w:tab w:val="left" w:pos="11908"/>
+          <w:tab w:val="left" w:pos="12824"/>
+          <w:tab w:val="left" w:pos="13740"/>
+          <w:tab w:val="left" w:pos="14656"/>
+        </w:tabs>
+        <w:spacing w:after="0" w:line="240" w:lineRule="auto"/>
+        <w:rPr>
+          <w:rFonts w:ascii="Courier New" w:eastAsia="Times New Roman" w:hAnsi="Courier New" w:cs="Courier New"/>
+          <w:sz w:val="20"/>
+          <w:szCs w:val="20"/>
+        </w:rPr>
+      </w:pPr>
+      <w:proofErr w:type="spellStart"/>
+      <w:r>
+        <w:rPr>
+          <w:rFonts w:ascii="Courier New" w:eastAsia="Times New Roman" w:hAnsi="Courier New" w:cs="Courier New"/>
+          <w:sz w:val="20"/>
+          <w:szCs w:val="20"/>
+        </w:rPr>
+        <w:t>sudo</w:t>
+      </w:r>
+      <w:proofErr w:type="spellEnd"/>
+      <w:r>
+        <w:rPr>
+          <w:rFonts w:ascii="Courier New" w:eastAsia="Times New Roman" w:hAnsi="Courier New" w:cs="Courier New"/>
+          <w:sz w:val="20"/>
+          <w:szCs w:val="20"/>
+        </w:rPr>
+        <w:t xml:space="preserve"> </w:t>
+      </w:r>
+      <w:proofErr w:type="spellStart"/>
+      <w:r>
+        <w:rPr>
+          <w:rFonts w:ascii="Courier New" w:eastAsia="Times New Roman" w:hAnsi="Courier New" w:cs="Courier New"/>
+          <w:sz w:val="20"/>
+          <w:szCs w:val="20"/>
+        </w:rPr>
+        <w:t>usermod</w:t>
+      </w:r>
+      <w:proofErr w:type="spellEnd"/>
+      <w:r>
+        <w:rPr>
+          <w:rFonts w:ascii="Courier New" w:eastAsia="Times New Roman" w:hAnsi="Courier New" w:cs="Courier New"/>
+          <w:sz w:val="20"/>
+          <w:szCs w:val="20"/>
+        </w:rPr>
+        <w:t xml:space="preserve"> -</w:t>
+      </w:r>
+      <w:proofErr w:type="spellStart"/>
+      <w:r>
+        <w:rPr>
+          <w:rFonts w:ascii="Courier New" w:eastAsia="Times New Roman" w:hAnsi="Courier New" w:cs="Courier New"/>
+          <w:sz w:val="20"/>
+          <w:szCs w:val="20"/>
+        </w:rPr>
+        <w:t>aG</w:t>
+      </w:r>
+      <w:proofErr w:type="spellEnd"/>
+      <w:r>
+        <w:rPr>
+          <w:rFonts w:ascii="Courier New" w:eastAsia="Times New Roman" w:hAnsi="Courier New" w:cs="Courier New"/>
+          <w:sz w:val="20"/>
+          <w:szCs w:val="20"/>
+        </w:rPr>
+        <w:t xml:space="preserve"> docker ubuntu</w:t>
+      </w:r>
+    </w:p>
+    <w:p>
+      <w:pPr>
+        <w:spacing w:after="0" w:line="240" w:lineRule="auto"/>
+        <w:rPr>
+          <w:rFonts w:ascii="Times New Roman" w:eastAsia="Times New Roman" w:hAnsi="Times New Roman" w:cs="Times New Roman"/>
+          <w:sz w:val="24"/>
+          <w:szCs w:val="24"/>
+        </w:rPr>
+      </w:pPr>
+      <w:r>
+        <w:rPr>
+          <w:rFonts w:ascii="Times New Roman" w:eastAsia="Times New Roman" w:hAnsi="Times New Roman" w:cs="Times New Roman"/>
+          <w:sz w:val="24"/>
+          <w:szCs w:val="24"/>
+        </w:rPr>
+        <w:pict>
+          <v:rect id="_x0000_i1077" style="width:0;height:1.5pt" o:hralign="center" o:hrstd="t" o:hr="t" fillcolor="#a0a0a0" stroked="f"/>
+        </w:pict>
+      </w:r>
+    </w:p>
+    <w:p>
+      <w:pPr>
+        <w:spacing w:before="100" w:beforeAutospacing="1" w:after="100" w:afterAutospacing="1" w:line="240" w:lineRule="auto"/>
+        <w:outlineLvl w:val="0"/>
+        <w:rPr>
+          <w:rFonts w:ascii="Times New Roman" w:eastAsia="Times New Roman" w:hAnsi="Times New Roman" w:cs="Times New Roman"/>
+          <w:b/>
+          <w:bCs/>
+          <w:kern w:val="36"/>
+          <w:sz w:val="48"/>
+          <w:szCs w:val="48"/>
+        </w:rPr>
+      </w:pPr>
+      <w:r>
+        <w:rPr>
+          <w:rFonts w:ascii="Times New Roman" w:eastAsia="Times New Roman" w:hAnsi="Times New Roman" w:cs="Times New Roman"/>
+          <w:b/>
+          <w:bCs/>
+          <w:kern w:val="36"/>
+          <w:sz w:val="48"/>
+          <w:szCs w:val="48"/>
+        </w:rPr>
+        <w:t>Restart SSH Session</w:t>
+      </w:r>
+    </w:p>
+    <w:p>
+      <w:pPr>
+        <w:tabs>
+          <w:tab w:val="left" w:pos="916"/>
+          <w:tab w:val="left" w:pos="1832"/>
+          <w:tab w:val="left" w:pos="2748"/>
+          <w:tab w:val="left" w:pos="3664"/>
+          <w:tab w:val="left" w:pos="4580"/>
+          <w:tab w:val="left" w:pos="5496"/>
+          <w:tab w:val="left" w:pos="6412"/>
+          <w:tab w:val="left" w:pos="7328"/>
+          <w:tab w:val="left" w:pos="8244"/>
+          <w:tab w:val="left" w:pos="9160"/>
+          <w:tab w:val="left" w:pos="10076"/>
+          <w:tab w:val="left" w:pos="10992"/>
+          <w:tab w:val="left" w:pos="11908"/>
+          <w:tab w:val="left" w:pos="12824"/>
+          <w:tab w:val="left" w:pos="13740"/>
+          <w:tab w:val="left" w:pos="14656"/>
+        </w:tabs>
+        <w:spacing w:after="0" w:line="240" w:lineRule="auto"/>
+        <w:rPr>
+          <w:rFonts w:ascii="Courier New" w:eastAsia="Times New Roman" w:hAnsi="Courier New" w:cs="Courier New"/>
+          <w:sz w:val="20"/>
+          <w:szCs w:val="20"/>
+        </w:rPr>
+      </w:pPr>
+      <w:r>
+        <w:rPr>
+          <w:rFonts w:ascii="Courier New" w:eastAsia="Times New Roman" w:hAnsi="Courier New" w:cs="Courier New"/>
+          <w:sz w:val="20"/>
+          <w:szCs w:val="20"/>
+        </w:rPr>
+        <w:t>exit</w:t>
+      </w:r>
+    </w:p>
+    <w:p>
+      <w:pPr>
+        <w:spacing w:before="100" w:beforeAutospacing="1" w:after="100" w:afterAutospacing="1" w:line="240" w:lineRule="auto"/>
+        <w:rPr>
+          <w:rFonts w:ascii="Times New Roman" w:eastAsia="Times New Roman" w:hAnsi="Times New Roman" w:cs="Times New Roman"/>
+          <w:sz w:val="24"/>
+          <w:szCs w:val="24"/>
+        </w:rPr>
+      </w:pPr>
+      <w:r>
+        <w:rPr>
+          <w:rFonts w:ascii="Times New Roman" w:eastAsia="Times New Roman" w:hAnsi="Times New Roman" w:cs="Times New Roman"/>
+          <w:sz w:val="24"/>
+          <w:szCs w:val="24"/>
+        </w:rPr>
+        <w:t>Then reconnect:</w:t>
+      </w:r>
+    </w:p>
+    <w:p>
+      <w:pPr>
+        <w:tabs>
+          <w:tab w:val="left" w:pos="916"/>
+          <w:tab w:val="left" w:pos="1832"/>
+          <w:tab w:val="left" w:pos="2748"/>
+          <w:tab w:val="left" w:pos="3664"/>
+          <w:tab w:val="left" w:pos="4580"/>
+          <w:tab w:val="left" w:pos="5496"/>
+          <w:tab w:val="left" w:pos="6412"/>
+          <w:tab w:val="left" w:pos="7328"/>
+          <w:tab w:val="left" w:pos="8244"/>
+          <w:tab w:val="left" w:pos="9160"/>
+          <w:tab w:val="left" w:pos="10076"/>
+          <w:tab w:val="left" w:pos="10992"/>
+          <w:tab w:val="left" w:pos="11908"/>
+          <w:tab w:val="left" w:pos="12824"/>
+          <w:tab w:val="left" w:pos="13740"/>
+          <w:tab w:val="left" w:pos="14656"/>
+        </w:tabs>
+        <w:spacing w:after="0" w:line="240" w:lineRule="auto"/>
+        <w:rPr>
+          <w:rFonts w:ascii="Courier New" w:eastAsia="Times New Roman" w:hAnsi="Courier New" w:cs="Courier New"/>
+          <w:sz w:val="20"/>
+          <w:szCs w:val="20"/>
+        </w:rPr>
+      </w:pPr>
+      <w:proofErr w:type="spellStart"/>
+      <w:r>
+        <w:rPr>
+          <w:rFonts w:ascii="Courier New" w:eastAsia="Times New Roman" w:hAnsi="Courier New" w:cs="Courier New"/>
+          <w:sz w:val="20"/>
+          <w:szCs w:val="20"/>
+        </w:rPr>
+        <w:t>ssh</w:t>
+      </w:r>
+      <w:proofErr w:type="spellEnd"/>
+      <w:r>
+        <w:rPr>
+          <w:rFonts w:ascii="Courier New" w:eastAsia="Times New Roman" w:hAnsi="Courier New" w:cs="Courier New"/>
+          <w:sz w:val="20"/>
+          <w:szCs w:val="20"/>
+        </w:rPr>
+        <w:t xml:space="preserve"> -</w:t>
+      </w:r>
+      <w:proofErr w:type="spellStart"/>
+      <w:r>
+        <w:rPr>
+          <w:rFonts w:ascii="Courier New" w:eastAsia="Times New Roman" w:hAnsi="Courier New" w:cs="Courier New"/>
+          <w:sz w:val="20"/>
+          <w:szCs w:val="20"/>
+        </w:rPr>
+        <w:t>i</w:t>
+      </w:r>
+      <w:proofErr w:type="spellEnd"/>
+      <w:r>
+        <w:rPr>
+          <w:rFonts w:ascii="Courier New" w:eastAsia="Times New Roman" w:hAnsi="Courier New" w:cs="Courier New"/>
+          <w:sz w:val="20"/>
+          <w:szCs w:val="20"/>
+        </w:rPr>
+        <w:t xml:space="preserve"> cloud-</w:t>
+      </w:r>
+      <w:proofErr w:type="spellStart"/>
+      <w:r>
+        <w:rPr>
+          <w:rFonts w:ascii="Courier New" w:eastAsia="Times New Roman" w:hAnsi="Courier New" w:cs="Courier New"/>
+          <w:sz w:val="20"/>
+          <w:szCs w:val="20"/>
+        </w:rPr>
+        <w:t>key.pem</w:t>
+      </w:r>
+      <w:proofErr w:type="spellEnd"/>
+      <w:r>
+        <w:rPr>
+          <w:rFonts w:ascii="Courier New" w:eastAsia="Times New Roman" w:hAnsi="Courier New" w:cs="Courier New"/>
+          <w:sz w:val="20"/>
+          <w:szCs w:val="20"/>
+        </w:rPr>
+        <w:t xml:space="preserve"> </w:t>
+      </w:r>
+      <w:proofErr w:type="spellStart"/>
+      <w:r>
+        <w:rPr>
+          <w:rFonts w:ascii="Courier New" w:eastAsia="Times New Roman" w:hAnsi="Courier New" w:cs="Courier New"/>
+          <w:sz w:val="20"/>
+          <w:szCs w:val="20"/>
+        </w:rPr>
+        <w:t>ubuntu@YOUR_PUBLIC_IP</w:t>
+      </w:r>
+      <w:proofErr w:type="spellEnd"/>
+    </w:p>
+    <w:p>
+      <w:pPr>
+        <w:spacing w:after="0" w:line="240" w:lineRule="auto"/>
+        <w:rPr>
+          <w:rFonts w:ascii="Times New Roman" w:eastAsia="Times New Roman" w:hAnsi="Times New Roman" w:cs="Times New Roman"/>
+          <w:sz w:val="24"/>
+          <w:szCs w:val="24"/>
+        </w:rPr>
+      </w:pPr>
+      <w:r>
+        <w:rPr>
+          <w:rFonts w:ascii="Times New Roman" w:eastAsia="Times New Roman" w:hAnsi="Times New Roman" w:cs="Times New Roman"/>
+          <w:sz w:val="24"/>
+          <w:szCs w:val="24"/>
+        </w:rPr>
+        <w:pict>
+          <v:rect id="_x0000_i1078" style="width:0;height:1.5pt" o:hralign="center" o:hrstd="t" o:hr="t" fillcolor="#a0a0a0" stroked="f"/>
+        </w:pict>
+      </w:r>
+    </w:p>
+    <w:p>
+      <w:pPr>
+        <w:spacing w:before="100" w:beforeAutospacing="1" w:after="100" w:afterAutospacing="1" w:line="240" w:lineRule="auto"/>
+        <w:outlineLvl w:val="0"/>
+        <w:rPr>
+          <w:rFonts w:ascii="Times New Roman" w:eastAsia="Times New Roman" w:hAnsi="Times New Roman" w:cs="Times New Roman"/>
+          <w:b/>
+          <w:bCs/>
+          <w:kern w:val="36"/>
+          <w:sz w:val="48"/>
+          <w:szCs w:val="48"/>
+        </w:rPr>
+      </w:pPr>
+      <w:r>
+        <w:rPr>
+          <w:rFonts w:ascii="Times New Roman" w:eastAsia="Times New Roman" w:hAnsi="Times New Roman" w:cs="Times New Roman"/>
+          <w:b/>
+          <w:bCs/>
+          <w:kern w:val="36"/>
+          <w:sz w:val="48"/>
+          <w:szCs w:val="48"/>
+        </w:rPr>
+        <w:t xml:space="preserve">Verify Docker Without </w:t>
+      </w:r>
+      <w:proofErr w:type="spellStart"/>
+      <w:r>
+        <w:rPr>
+          <w:rFonts w:ascii="Times New Roman" w:eastAsia="Times New Roman" w:hAnsi="Times New Roman" w:cs="Times New Roman"/>
+          <w:b/>
+          <w:bCs/>
+          <w:kern w:val="36"/>
+          <w:sz w:val="48"/>
+          <w:szCs w:val="48"/>
+        </w:rPr>
+        <w:t>sudo</w:t>
+      </w:r>
+      <w:proofErr w:type="spellEnd"/>
+    </w:p>
+    <w:p>
+      <w:pPr>
+        <w:tabs>
+          <w:tab w:val="left" w:pos="916"/>
+          <w:tab w:val="left" w:pos="1832"/>
+          <w:tab w:val="left" w:pos="2748"/>
+          <w:tab w:val="left" w:pos="3664"/>
+          <w:tab w:val="left" w:pos="4580"/>
+          <w:tab w:val="left" w:pos="5496"/>
+          <w:tab w:val="left" w:pos="6412"/>
+          <w:tab w:val="left" w:pos="7328"/>
+          <w:tab w:val="left" w:pos="8244"/>
+          <w:tab w:val="left" w:pos="9160"/>
+          <w:tab w:val="left" w:pos="10076"/>
+          <w:tab w:val="left" w:pos="10992"/>
+          <w:tab w:val="left" w:pos="11908"/>
+          <w:tab w:val="left" w:pos="12824"/>
+          <w:tab w:val="left" w:pos="13740"/>
+          <w:tab w:val="left" w:pos="14656"/>
+        </w:tabs>
+        <w:spacing w:after="0" w:line="240" w:lineRule="auto"/>
+        <w:rPr>
+          <w:rFonts w:ascii="Courier New" w:eastAsia="Times New Roman" w:hAnsi="Courier New" w:cs="Courier New"/>
+          <w:sz w:val="20"/>
+          <w:szCs w:val="20"/>
+        </w:rPr>
+      </w:pPr>
+      <w:r>
+        <w:rPr>
+          <w:rFonts w:ascii="Courier New" w:eastAsia="Times New Roman" w:hAnsi="Courier New" w:cs="Courier New"/>
+          <w:sz w:val="20"/>
+          <w:szCs w:val="20"/>
+        </w:rPr>
+        <w:t xml:space="preserve">docker </w:t>
+      </w:r>
+      <w:proofErr w:type="spellStart"/>
+      <w:r>
+        <w:rPr>
+          <w:rFonts w:ascii="Courier New" w:eastAsia="Times New Roman" w:hAnsi="Courier New" w:cs="Courier New"/>
+          <w:sz w:val="20"/>
+          <w:szCs w:val="20"/>
+        </w:rPr>
+        <w:t>ps</w:t>
+      </w:r>
+      <w:proofErr w:type="spellEnd"/>
+    </w:p>
+    <w:p>
+      <w:pPr>
+        <w:spacing w:after="0" w:line="240" w:lineRule="auto"/>
+        <w:rPr>
+          <w:rFonts w:ascii="Times New Roman" w:eastAsia="Times New Roman" w:hAnsi="Times New Roman" w:cs="Times New Roman"/>
+          <w:sz w:val="24"/>
+          <w:szCs w:val="24"/>
+        </w:rPr>
+      </w:pPr>
+      <w:r>
+        <w:rPr>
+          <w:rFonts w:ascii="Times New Roman" w:eastAsia="Times New Roman" w:hAnsi="Times New Roman" w:cs="Times New Roman"/>
+          <w:sz w:val="24"/>
+          <w:szCs w:val="24"/>
+        </w:rPr>
+        <w:pict>
+          <v:rect id="_x0000_i1079" style="width:0;height:1.5pt" o:hralign="center" o:hrstd="t" o:hr="t" fillcolor="#a0a0a0" stroked="f"/>
+        </w:pict>
+      </w:r>
+    </w:p>
+    <w:p>
+      <w:pPr>
+        <w:spacing w:before="100" w:beforeAutospacing="1" w:after="100" w:afterAutospacing="1" w:line="240" w:lineRule="auto"/>
+        <w:outlineLvl w:val="0"/>
+        <w:rPr>
+          <w:rFonts w:ascii="Times New Roman" w:eastAsia="Times New Roman" w:hAnsi="Times New Roman" w:cs="Times New Roman"/>
+          <w:b/>
+          <w:bCs/>
+          <w:kern w:val="36"/>
+          <w:sz w:val="48"/>
+          <w:szCs w:val="48"/>
+        </w:rPr>
+      </w:pPr>
+      <w:r>
+        <w:rPr>
+          <w:rFonts w:ascii="Times New Roman" w:eastAsia="Times New Roman" w:hAnsi="Times New Roman" w:cs="Times New Roman"/>
+          <w:b/>
+          <w:bCs/>
+          <w:kern w:val="36"/>
+          <w:sz w:val="48"/>
+          <w:szCs w:val="48"/>
+        </w:rPr>
+        <w:t>Git Commands</w:t>
+      </w:r>
+    </w:p>
+    <w:p>
+      <w:pPr>
+        <w:spacing w:before="100" w:beforeAutospacing="1" w:after="100" w:afterAutospacing="1" w:line="240" w:lineRule="auto"/>
+        <w:outlineLvl w:val="1"/>
+        <w:rPr>
+          <w:rFonts w:ascii="Times New Roman" w:eastAsia="Times New Roman" w:hAnsi="Times New Roman" w:cs="Times New Roman"/>
+          <w:b/>
+          <w:bCs/>
+          <w:sz w:val="36"/>
+          <w:szCs w:val="36"/>
+        </w:rPr>
+      </w:pPr>
+      <w:r>
+        <w:rPr>
+          <w:rFonts w:ascii="Times New Roman" w:eastAsia="Times New Roman" w:hAnsi="Times New Roman" w:cs="Times New Roman"/>
+          <w:b/>
+          <w:bCs/>
+          <w:sz w:val="36"/>
+          <w:szCs w:val="36"/>
+        </w:rPr>
+        <w:t>Initialize Repository</w:t>
+      </w:r>
+    </w:p>
+    <w:p>
+      <w:pPr>
+        <w:tabs>
+          <w:tab w:val="left" w:pos="916"/>
+          <w:tab w:val="left" w:pos="1832"/>
+          <w:tab w:val="left" w:pos="2748"/>
+          <w:tab w:val="left" w:pos="3664"/>
+          <w:tab w:val="left" w:pos="4580"/>
+          <w:tab w:val="left" w:pos="5496"/>
+          <w:tab w:val="left" w:pos="6412"/>
+          <w:tab w:val="left" w:pos="7328"/>
+          <w:tab w:val="left" w:pos="8244"/>
+          <w:tab w:val="left" w:pos="9160"/>
+          <w:tab w:val="left" w:pos="10076"/>
+          <w:tab w:val="left" w:pos="10992"/>
+          <w:tab w:val="left" w:pos="11908"/>
+          <w:tab w:val="left" w:pos="12824"/>
+          <w:tab w:val="left" w:pos="13740"/>
+          <w:tab w:val="left" w:pos="14656"/>
+        </w:tabs>
+        <w:spacing w:after="0" w:line="240" w:lineRule="auto"/>
+        <w:rPr>
+          <w:rFonts w:ascii="Courier New" w:eastAsia="Times New Roman" w:hAnsi="Courier New" w:cs="Courier New"/>
+          <w:sz w:val="20"/>
+          <w:szCs w:val="20"/>
+        </w:rPr>
+      </w:pPr>
+      <w:r>
+        <w:rPr>
+          <w:rFonts w:ascii="Courier New" w:eastAsia="Times New Roman" w:hAnsi="Courier New" w:cs="Courier New"/>
+          <w:sz w:val="20"/>
+          <w:szCs w:val="20"/>
+        </w:rPr>
+        <w:lastRenderedPageBreak/>
+        <w:t xml:space="preserve">git </w:t>
+      </w:r>
+      <w:proofErr w:type="spellStart"/>
+      <w:r>
+        <w:rPr>
+          <w:rFonts w:ascii="Courier New" w:eastAsia="Times New Roman" w:hAnsi="Courier New" w:cs="Courier New"/>
+          <w:sz w:val="20"/>
+          <w:szCs w:val="20"/>
+        </w:rPr>
+        <w:t>init</w:t>
+      </w:r>
+      <w:proofErr w:type="spellEnd"/>
+    </w:p>
+    <w:p>
+      <w:pPr>
+        <w:spacing w:after="0" w:line="240" w:lineRule="auto"/>
+        <w:rPr>
+          <w:rFonts w:ascii="Times New Roman" w:eastAsia="Times New Roman" w:hAnsi="Times New Roman" w:cs="Times New Roman"/>
+          <w:sz w:val="24"/>
+          <w:szCs w:val="24"/>
+        </w:rPr>
+      </w:pPr>
+      <w:r>
+        <w:rPr>
+          <w:rFonts w:ascii="Times New Roman" w:eastAsia="Times New Roman" w:hAnsi="Times New Roman" w:cs="Times New Roman"/>
+          <w:sz w:val="24"/>
+          <w:szCs w:val="24"/>
+        </w:rPr>
+        <w:pict>
+          <v:rect id="_x0000_i1080" style="width:0;height:1.5pt" o:hralign="center" o:hrstd="t" o:hr="t" fillcolor="#a0a0a0" stroked="f"/>
+        </w:pict>
+      </w:r>
+    </w:p>
+    <w:p>
+      <w:pPr>
+        <w:spacing w:before="100" w:beforeAutospacing="1" w:after="100" w:afterAutospacing="1" w:line="240" w:lineRule="auto"/>
+        <w:outlineLvl w:val="1"/>
+        <w:rPr>
+          <w:rFonts w:ascii="Times New Roman" w:eastAsia="Times New Roman" w:hAnsi="Times New Roman" w:cs="Times New Roman"/>
+          <w:b/>
+          <w:bCs/>
+          <w:sz w:val="36"/>
+          <w:szCs w:val="36"/>
+        </w:rPr>
+      </w:pPr>
+      <w:r>
+        <w:rPr>
+          <w:rFonts w:ascii="Times New Roman" w:eastAsia="Times New Roman" w:hAnsi="Times New Roman" w:cs="Times New Roman"/>
+          <w:b/>
+          <w:bCs/>
+          <w:sz w:val="36"/>
+          <w:szCs w:val="36"/>
+        </w:rPr>
+        <w:t>Add Files</w:t>
+      </w:r>
+    </w:p>
+    <w:p>
+      <w:pPr>
+        <w:tabs>
+          <w:tab w:val="left" w:pos="916"/>
+          <w:tab w:val="left" w:pos="1832"/>
+          <w:tab w:val="left" w:pos="2748"/>
+          <w:tab w:val="left" w:pos="3664"/>
+          <w:tab w:val="left" w:pos="4580"/>
+          <w:tab w:val="left" w:pos="5496"/>
+          <w:tab w:val="left" w:pos="6412"/>
+          <w:tab w:val="left" w:pos="7328"/>
+          <w:tab w:val="left" w:pos="8244"/>
+          <w:tab w:val="left" w:pos="9160"/>
+          <w:tab w:val="left" w:pos="10076"/>
+          <w:tab w:val="left" w:pos="10992"/>
+          <w:tab w:val="left" w:pos="11908"/>
+          <w:tab w:val="left" w:pos="12824"/>
+          <w:tab w:val="left" w:pos="13740"/>
+          <w:tab w:val="left" w:pos="14656"/>
+        </w:tabs>
+        <w:spacing w:after="0" w:line="240" w:lineRule="auto"/>
+        <w:rPr>
+          <w:rFonts w:ascii="Courier New" w:eastAsia="Times New Roman" w:hAnsi="Courier New" w:cs="Courier New"/>
+          <w:sz w:val="20"/>
+          <w:szCs w:val="20"/>
+        </w:rPr>
+      </w:pPr>
+      <w:r>
+        <w:rPr>
+          <w:rFonts w:ascii="Courier New" w:eastAsia="Times New Roman" w:hAnsi="Courier New" w:cs="Courier New"/>
+          <w:sz w:val="20"/>
+          <w:szCs w:val="20"/>
+        </w:rPr>
+        <w:t xml:space="preserve">git </w:t>
+      </w:r>
+      <w:proofErr w:type="gramStart"/>
+      <w:r>
+        <w:rPr>
+          <w:rFonts w:ascii="Courier New" w:eastAsia="Times New Roman" w:hAnsi="Courier New" w:cs="Courier New"/>
+          <w:sz w:val="20"/>
+          <w:szCs w:val="20"/>
+        </w:rPr>
+        <w:t>add .</w:t>
+      </w:r>
+      <w:proofErr w:type="gramEnd"/>
+    </w:p>
+    <w:p>
+      <w:pPr>
+        <w:spacing w:after="0" w:line="240" w:lineRule="auto"/>
+        <w:rPr>
+          <w:rFonts w:ascii="Times New Roman" w:eastAsia="Times New Roman" w:hAnsi="Times New Roman" w:cs="Times New Roman"/>
+          <w:sz w:val="24"/>
+          <w:szCs w:val="24"/>
+        </w:rPr>
+      </w:pPr>
+      <w:r>
+        <w:rPr>
+          <w:rFonts w:ascii="Times New Roman" w:eastAsia="Times New Roman" w:hAnsi="Times New Roman" w:cs="Times New Roman"/>
+          <w:sz w:val="24"/>
+          <w:szCs w:val="24"/>
+        </w:rPr>
+        <w:pict>
+          <v:rect id="_x0000_i1081" style="width:0;height:1.5pt" o:hralign="center" o:hrstd="t" o:hr="t" fillcolor="#a0a0a0" stroked="f"/>
+        </w:pict>
+      </w:r>
+    </w:p>
+    <w:p>
+      <w:pPr>
+        <w:spacing w:before="100" w:beforeAutospacing="1" w:after="100" w:afterAutospacing="1" w:line="240" w:lineRule="auto"/>
+        <w:outlineLvl w:val="1"/>
+        <w:rPr>
+          <w:rFonts w:ascii="Times New Roman" w:eastAsia="Times New Roman" w:hAnsi="Times New Roman" w:cs="Times New Roman"/>
+          <w:b/>
+          <w:bCs/>
+          <w:sz w:val="36"/>
+          <w:szCs w:val="36"/>
+        </w:rPr>
+      </w:pPr>
+      <w:r>
+        <w:rPr>
+          <w:rFonts w:ascii="Times New Roman" w:eastAsia="Times New Roman" w:hAnsi="Times New Roman" w:cs="Times New Roman"/>
+          <w:b/>
+          <w:bCs/>
+          <w:sz w:val="36"/>
+          <w:szCs w:val="36"/>
+        </w:rPr>
+        <w:t>Commit Changes</w:t>
+      </w:r>
+    </w:p>
+    <w:p>
+      <w:pPr>
+        <w:tabs>
+          <w:tab w:val="left" w:pos="916"/>
+          <w:tab w:val="left" w:pos="1832"/>
+          <w:tab w:val="left" w:pos="2748"/>
+          <w:tab w:val="left" w:pos="3664"/>
+          <w:tab w:val="left" w:pos="4580"/>
+          <w:tab w:val="left" w:pos="5496"/>
+          <w:tab w:val="left" w:pos="6412"/>
+          <w:tab w:val="left" w:pos="7328"/>
+          <w:tab w:val="left" w:pos="8244"/>
+          <w:tab w:val="left" w:pos="9160"/>
+          <w:tab w:val="left" w:pos="10076"/>
+          <w:tab w:val="left" w:pos="10992"/>
+          <w:tab w:val="left" w:pos="11908"/>
+          <w:tab w:val="left" w:pos="12824"/>
+          <w:tab w:val="left" w:pos="13740"/>
+          <w:tab w:val="left" w:pos="14656"/>
+        </w:tabs>
+        <w:spacing w:after="0" w:line="240" w:lineRule="auto"/>
+        <w:rPr>
+          <w:rFonts w:ascii="Courier New" w:eastAsia="Times New Roman" w:hAnsi="Courier New" w:cs="Courier New"/>
+          <w:sz w:val="20"/>
+          <w:szCs w:val="20"/>
+        </w:rPr>
+      </w:pPr>
+      <w:r>
+        <w:rPr>
+          <w:rFonts w:ascii="Courier New" w:eastAsia="Times New Roman" w:hAnsi="Courier New" w:cs="Courier New"/>
+          <w:sz w:val="20"/>
+          <w:szCs w:val="20"/>
+        </w:rPr>
+        <w:t>git commit -m "message"</w:t>
+      </w:r>
+    </w:p>
+    <w:p>
+      <w:pPr>
+        <w:spacing w:after="0" w:line="240" w:lineRule="auto"/>
+        <w:rPr>
+          <w:rFonts w:ascii="Times New Roman" w:eastAsia="Times New Roman" w:hAnsi="Times New Roman" w:cs="Times New Roman"/>
+          <w:sz w:val="24"/>
+          <w:szCs w:val="24"/>
+        </w:rPr>
+      </w:pPr>
+      <w:r>
+        <w:rPr>
+          <w:rFonts w:ascii="Times New Roman" w:eastAsia="Times New Roman" w:hAnsi="Times New Roman" w:cs="Times New Roman"/>
+          <w:sz w:val="24"/>
+          <w:szCs w:val="24"/>
+        </w:rPr>
+        <w:pict>
+          <v:rect id="_x0000_i1082" style="width:0;height:1.5pt" o:hralign="center" o:hrstd="t" o:hr="t" fillcolor="#a0a0a0" stroked="f"/>
+        </w:pict>
+      </w:r>
+    </w:p>
+    <w:p>
+      <w:pPr>
+        <w:spacing w:before="100" w:beforeAutospacing="1" w:after="100" w:afterAutospacing="1" w:line="240" w:lineRule="auto"/>
+        <w:outlineLvl w:val="1"/>
+        <w:rPr>
+          <w:rFonts w:ascii="Times New Roman" w:eastAsia="Times New Roman" w:hAnsi="Times New Roman" w:cs="Times New Roman"/>
+          <w:b/>
+          <w:bCs/>
+          <w:sz w:val="36"/>
+          <w:szCs w:val="36"/>
+        </w:rPr>
+      </w:pPr>
+      <w:r>
+        <w:rPr>
+          <w:rFonts w:ascii="Times New Roman" w:eastAsia="Times New Roman" w:hAnsi="Times New Roman" w:cs="Times New Roman"/>
+          <w:b/>
+          <w:bCs/>
+          <w:sz w:val="36"/>
+          <w:szCs w:val="36"/>
+        </w:rPr>
+        <w:t>Connect GitHub Repository</w:t>
+      </w:r>
+    </w:p>
+    <w:p>
+      <w:pPr>
+        <w:tabs>
+          <w:tab w:val="left" w:pos="916"/>
+          <w:tab w:val="left" w:pos="1832"/>
+          <w:tab w:val="left" w:pos="2748"/>
+          <w:tab w:val="left" w:pos="3664"/>
+          <w:tab w:val="left" w:pos="4580"/>
+          <w:tab w:val="left" w:pos="5496"/>
+          <w:tab w:val="left" w:pos="6412"/>
+          <w:tab w:val="left" w:pos="7328"/>
+          <w:tab w:val="left" w:pos="8244"/>
+          <w:tab w:val="left" w:pos="9160"/>
+          <w:tab w:val="left" w:pos="10076"/>
+          <w:tab w:val="left" w:pos="10992"/>
+          <w:tab w:val="left" w:pos="11908"/>
+          <w:tab w:val="left" w:pos="12824"/>
+          <w:tab w:val="left" w:pos="13740"/>
+          <w:tab w:val="left" w:pos="14656"/>
+        </w:tabs>
+        <w:spacing w:after="0" w:line="240" w:lineRule="auto"/>
+        <w:rPr>
+          <w:rFonts w:ascii="Courier New" w:eastAsia="Times New Roman" w:hAnsi="Courier New" w:cs="Courier New"/>
+          <w:sz w:val="20"/>
+          <w:szCs w:val="20"/>
+        </w:rPr>
+      </w:pPr>
+      <w:r>
+        <w:rPr>
+          <w:rFonts w:ascii="Courier New" w:eastAsia="Times New Roman" w:hAnsi="Courier New" w:cs="Courier New"/>
+          <w:sz w:val="20"/>
+          <w:szCs w:val="20"/>
+        </w:rPr>
+        <w:t>git remote add origin REPOSITORY_URL</w:t>
+      </w:r>
+    </w:p>
+    <w:p>
+      <w:pPr>
+        <w:spacing w:after="0" w:line="240" w:lineRule="auto"/>
+        <w:rPr>
+          <w:rFonts w:ascii="Times New Roman" w:eastAsia="Times New Roman" w:hAnsi="Times New Roman" w:cs="Times New Roman"/>
+          <w:sz w:val="24"/>
+          <w:szCs w:val="24"/>
+        </w:rPr>
+      </w:pPr>
+      <w:r>
+        <w:rPr>
+          <w:rFonts w:ascii="Times New Roman" w:eastAsia="Times New Roman" w:hAnsi="Times New Roman" w:cs="Times New Roman"/>
+          <w:sz w:val="24"/>
+          <w:szCs w:val="24"/>
+        </w:rPr>
+        <w:pict>
+          <v:rect id="_x0000_i1083" style="width:0;height:1.5pt" o:hralign="center" o:hrstd="t" o:hr="t" fillcolor="#a0a0a0" stroked="f"/>
+        </w:pict>
+      </w:r>
+    </w:p>
+    <w:p>
+      <w:pPr>
+        <w:spacing w:before="100" w:beforeAutospacing="1" w:after="100" w:afterAutospacing="1" w:line="240" w:lineRule="auto"/>
+        <w:outlineLvl w:val="1"/>
+        <w:rPr>
+          <w:rFonts w:ascii="Times New Roman" w:eastAsia="Times New Roman" w:hAnsi="Times New Roman" w:cs="Times New Roman"/>
+          <w:b/>
+          <w:bCs/>
+          <w:sz w:val="36"/>
+          <w:szCs w:val="36"/>
+        </w:rPr>
+      </w:pPr>
+      <w:r>
+        <w:rPr>
+          <w:rFonts w:ascii="Times New Roman" w:eastAsia="Times New Roman" w:hAnsi="Times New Roman" w:cs="Times New Roman"/>
+          <w:b/>
+          <w:bCs/>
+          <w:sz w:val="36"/>
+          <w:szCs w:val="36"/>
+        </w:rPr>
+        <w:t>Push to GitHub</w:t>
+      </w:r>
+    </w:p>
+    <w:p>
+      <w:pPr>
+        <w:tabs>
+          <w:tab w:val="left" w:pos="916"/>
+          <w:tab w:val="left" w:pos="1832"/>
+          <w:tab w:val="left" w:pos="2748"/>
+          <w:tab w:val="left" w:pos="3664"/>
+          <w:tab w:val="left" w:pos="4580"/>
+          <w:tab w:val="left" w:pos="5496"/>
+          <w:tab w:val="left" w:pos="6412"/>
+          <w:tab w:val="left" w:pos="7328"/>
+          <w:tab w:val="left" w:pos="8244"/>
+          <w:tab w:val="left" w:pos="9160"/>
+          <w:tab w:val="left" w:pos="10076"/>
+          <w:tab w:val="left" w:pos="10992"/>
+          <w:tab w:val="left" w:pos="11908"/>
+          <w:tab w:val="left" w:pos="12824"/>
+          <w:tab w:val="left" w:pos="13740"/>
+          <w:tab w:val="left" w:pos="14656"/>
+        </w:tabs>
+        <w:spacing w:after="0" w:line="240" w:lineRule="auto"/>
+        <w:rPr>
+          <w:rFonts w:ascii="Courier New" w:eastAsia="Times New Roman" w:hAnsi="Courier New" w:cs="Courier New"/>
+          <w:sz w:val="20"/>
+          <w:szCs w:val="20"/>
+        </w:rPr>
+      </w:pPr>
+      <w:r>
+        <w:rPr>
+          <w:rFonts w:ascii="Courier New" w:eastAsia="Times New Roman" w:hAnsi="Courier New" w:cs="Courier New"/>
+          <w:sz w:val="20"/>
+          <w:szCs w:val="20"/>
+        </w:rPr>
+        <w:t>git push -u origin main</w:t>
+      </w:r>
+    </w:p>
+    <w:p>
+      <w:pPr>
+        <w:spacing w:after="0" w:line="240" w:lineRule="auto"/>
+        <w:rPr>
+          <w:rFonts w:ascii="Times New Roman" w:eastAsia="Times New Roman" w:hAnsi="Times New Roman" w:cs="Times New Roman"/>
+          <w:sz w:val="24"/>
+          <w:szCs w:val="24"/>
+        </w:rPr>
+      </w:pPr>
+      <w:r>
+        <w:rPr>
+          <w:rFonts w:ascii="Times New Roman" w:eastAsia="Times New Roman" w:hAnsi="Times New Roman" w:cs="Times New Roman"/>
+          <w:sz w:val="24"/>
+          <w:szCs w:val="24"/>
+        </w:rPr>
+        <w:pict>
+          <v:rect id="_x0000_i1084" style="width:0;height:1.5pt" o:hralign="center" o:hrstd="t" o:hr="t" fillcolor="#a0a0a0" stroked="f"/>
+        </w:pict>
+      </w:r>
+    </w:p>
+    <w:p>
+      <w:pPr>
+        <w:spacing w:before="100" w:beforeAutospacing="1" w:after="100" w:afterAutospacing="1" w:line="240" w:lineRule="auto"/>
+        <w:outlineLvl w:val="0"/>
+        <w:rPr>
+          <w:rFonts w:ascii="Times New Roman" w:eastAsia="Times New Roman" w:hAnsi="Times New Roman" w:cs="Times New Roman"/>
+          <w:b/>
+          <w:bCs/>
+          <w:kern w:val="36"/>
+          <w:sz w:val="48"/>
+          <w:szCs w:val="48"/>
+        </w:rPr>
+      </w:pPr>
+      <w:r>
+        <w:rPr>
+          <w:rFonts w:ascii="Times New Roman" w:eastAsia="Times New Roman" w:hAnsi="Times New Roman" w:cs="Times New Roman"/>
+          <w:b/>
+          <w:bCs/>
+          <w:kern w:val="36"/>
+          <w:sz w:val="48"/>
+          <w:szCs w:val="48"/>
+        </w:rPr>
+        <w:t>Docker Commands</w:t>
+      </w:r>
+    </w:p>
+    <w:p>
+      <w:pPr>
+        <w:spacing w:before="100" w:beforeAutospacing="1" w:after="100" w:afterAutospacing="1" w:line="240" w:lineRule="auto"/>
+        <w:outlineLvl w:val="1"/>
+        <w:rPr>
+          <w:rFonts w:ascii="Times New Roman" w:eastAsia="Times New Roman" w:hAnsi="Times New Roman" w:cs="Times New Roman"/>
+          <w:b/>
+          <w:bCs/>
+          <w:sz w:val="36"/>
+          <w:szCs w:val="36"/>
+        </w:rPr>
+      </w:pPr>
+      <w:r>
+        <w:rPr>
+          <w:rFonts w:ascii="Times New Roman" w:eastAsia="Times New Roman" w:hAnsi="Times New Roman" w:cs="Times New Roman"/>
+          <w:b/>
+          <w:bCs/>
+          <w:sz w:val="36"/>
+          <w:szCs w:val="36"/>
+        </w:rPr>
+        <w:t>Build Image</w:t>
+      </w:r>
+    </w:p>
+    <w:p>
+      <w:pPr>
+        <w:tabs>
+          <w:tab w:val="left" w:pos="916"/>
+          <w:tab w:val="left" w:pos="1832"/>
+          <w:tab w:val="left" w:pos="2748"/>
+          <w:tab w:val="left" w:pos="3664"/>
+          <w:tab w:val="left" w:pos="4580"/>
+          <w:tab w:val="left" w:pos="5496"/>
+          <w:tab w:val="left" w:pos="6412"/>
+          <w:tab w:val="left" w:pos="7328"/>
+          <w:tab w:val="left" w:pos="8244"/>
+          <w:tab w:val="left" w:pos="9160"/>
+          <w:tab w:val="left" w:pos="10076"/>
+          <w:tab w:val="left" w:pos="10992"/>
+          <w:tab w:val="left" w:pos="11908"/>
+          <w:tab w:val="left" w:pos="12824"/>
+          <w:tab w:val="left" w:pos="13740"/>
+          <w:tab w:val="left" w:pos="14656"/>
+        </w:tabs>
+        <w:spacing w:after="0" w:line="240" w:lineRule="auto"/>
+        <w:rPr>
+          <w:rFonts w:ascii="Courier New" w:eastAsia="Times New Roman" w:hAnsi="Courier New" w:cs="Courier New"/>
+          <w:sz w:val="20"/>
+          <w:szCs w:val="20"/>
+        </w:rPr>
+      </w:pPr>
+      <w:r>
+        <w:rPr>
+          <w:rFonts w:ascii="Courier New" w:eastAsia="Times New Roman" w:hAnsi="Courier New" w:cs="Courier New"/>
+          <w:sz w:val="20"/>
+          <w:szCs w:val="20"/>
+        </w:rPr>
+        <w:t xml:space="preserve">docker build -t </w:t>
+      </w:r>
+      <w:proofErr w:type="spellStart"/>
+      <w:r>
+        <w:rPr>
+          <w:rFonts w:ascii="Courier New" w:eastAsia="Times New Roman" w:hAnsi="Courier New" w:cs="Courier New"/>
+          <w:sz w:val="20"/>
+          <w:szCs w:val="20"/>
+        </w:rPr>
+        <w:t>aws</w:t>
+      </w:r>
+      <w:proofErr w:type="spellEnd"/>
+      <w:r>
+        <w:rPr>
+          <w:rFonts w:ascii="Courier New" w:eastAsia="Times New Roman" w:hAnsi="Courier New" w:cs="Courier New"/>
+          <w:sz w:val="20"/>
+          <w:szCs w:val="20"/>
+        </w:rPr>
+        <w:t>-docker-</w:t>
+      </w:r>
+      <w:proofErr w:type="gramStart"/>
+      <w:r>
+        <w:rPr>
+          <w:rFonts w:ascii="Courier New" w:eastAsia="Times New Roman" w:hAnsi="Courier New" w:cs="Courier New"/>
+          <w:sz w:val="20"/>
+          <w:szCs w:val="20"/>
+        </w:rPr>
+        <w:t>website .</w:t>
+      </w:r>
+      <w:proofErr w:type="gramEnd"/>
+    </w:p>
+    <w:p>
+      <w:pPr>
+        <w:spacing w:after="0" w:line="240" w:lineRule="auto"/>
+        <w:rPr>
+          <w:rFonts w:ascii="Times New Roman" w:eastAsia="Times New Roman" w:hAnsi="Times New Roman" w:cs="Times New Roman"/>
+          <w:sz w:val="24"/>
+          <w:szCs w:val="24"/>
+        </w:rPr>
+      </w:pPr>
+      <w:r>
+        <w:rPr>
+          <w:rFonts w:ascii="Times New Roman" w:eastAsia="Times New Roman" w:hAnsi="Times New Roman" w:cs="Times New Roman"/>
+          <w:sz w:val="24"/>
+          <w:szCs w:val="24"/>
+        </w:rPr>
+        <w:pict>
+          <v:rect id="_x0000_i1085" style="width:0;height:1.5pt" o:hralign="center" o:hrstd="t" o:hr="t" fillcolor="#a0a0a0" stroked="f"/>
+        </w:pict>
+      </w:r>
+    </w:p>
+    <w:p>
+      <w:pPr>
+        <w:spacing w:before="100" w:beforeAutospacing="1" w:after="100" w:afterAutospacing="1" w:line="240" w:lineRule="auto"/>
+        <w:outlineLvl w:val="1"/>
+        <w:rPr>
+          <w:rFonts w:ascii="Times New Roman" w:eastAsia="Times New Roman" w:hAnsi="Times New Roman" w:cs="Times New Roman"/>
+          <w:b/>
+          <w:bCs/>
+          <w:sz w:val="36"/>
+          <w:szCs w:val="36"/>
+        </w:rPr>
+      </w:pPr>
+      <w:r>
+        <w:rPr>
+          <w:rFonts w:ascii="Times New Roman" w:eastAsia="Times New Roman" w:hAnsi="Times New Roman" w:cs="Times New Roman"/>
+          <w:b/>
+          <w:bCs/>
+          <w:sz w:val="36"/>
+          <w:szCs w:val="36"/>
+        </w:rPr>
+        <w:t>Docker Login</w:t>
+      </w:r>
+    </w:p>
+    <w:p>
+      <w:pPr>
+        <w:tabs>
+          <w:tab w:val="left" w:pos="916"/>
+          <w:tab w:val="left" w:pos="1832"/>
+          <w:tab w:val="left" w:pos="2748"/>
+          <w:tab w:val="left" w:pos="3664"/>
+          <w:tab w:val="left" w:pos="4580"/>
+          <w:tab w:val="left" w:pos="5496"/>
+          <w:tab w:val="left" w:pos="6412"/>
+          <w:tab w:val="left" w:pos="7328"/>
+          <w:tab w:val="left" w:pos="8244"/>
+          <w:tab w:val="left" w:pos="9160"/>
+          <w:tab w:val="left" w:pos="10076"/>
+          <w:tab w:val="left" w:pos="10992"/>
+          <w:tab w:val="left" w:pos="11908"/>
+          <w:tab w:val="left" w:pos="12824"/>
+          <w:tab w:val="left" w:pos="13740"/>
+          <w:tab w:val="left" w:pos="14656"/>
+        </w:tabs>
+        <w:spacing w:after="0" w:line="240" w:lineRule="auto"/>
+        <w:rPr>
+          <w:rFonts w:ascii="Courier New" w:eastAsia="Times New Roman" w:hAnsi="Courier New" w:cs="Courier New"/>
+          <w:sz w:val="20"/>
+          <w:szCs w:val="20"/>
+        </w:rPr>
+      </w:pPr>
+      <w:r>
+        <w:rPr>
+          <w:rFonts w:ascii="Courier New" w:eastAsia="Times New Roman" w:hAnsi="Courier New" w:cs="Courier New"/>
+          <w:sz w:val="20"/>
+          <w:szCs w:val="20"/>
+        </w:rPr>
+        <w:t>docker login</w:t>
+      </w:r>
+    </w:p>
+    <w:p>
+      <w:pPr>
+        <w:spacing w:after="0" w:line="240" w:lineRule="auto"/>
+        <w:rPr>
+          <w:rFonts w:ascii="Times New Roman" w:eastAsia="Times New Roman" w:hAnsi="Times New Roman" w:cs="Times New Roman"/>
+          <w:sz w:val="24"/>
+          <w:szCs w:val="24"/>
+        </w:rPr>
+      </w:pPr>
+      <w:r>
+        <w:rPr>
+          <w:rFonts w:ascii="Times New Roman" w:eastAsia="Times New Roman" w:hAnsi="Times New Roman" w:cs="Times New Roman"/>
+          <w:sz w:val="24"/>
+          <w:szCs w:val="24"/>
+        </w:rPr>
+        <w:pict>
+          <v:rect id="_x0000_i1086" style="width:0;height:1.5pt" o:hralign="center" o:hrstd="t" o:hr="t" fillcolor="#a0a0a0" stroked="f"/>
+        </w:pict>
+      </w:r>
+    </w:p>
+    <w:p>
+      <w:pPr>
+        <w:spacing w:before="100" w:beforeAutospacing="1" w:after="100" w:afterAutospacing="1" w:line="240" w:lineRule="auto"/>
+        <w:outlineLvl w:val="1"/>
+        <w:rPr>
+          <w:rFonts w:ascii="Times New Roman" w:eastAsia="Times New Roman" w:hAnsi="Times New Roman" w:cs="Times New Roman"/>
+          <w:b/>
+          <w:bCs/>
+          <w:sz w:val="36"/>
+          <w:szCs w:val="36"/>
+        </w:rPr>
+      </w:pPr>
+      <w:r>
+        <w:rPr>
+          <w:rFonts w:ascii="Times New Roman" w:eastAsia="Times New Roman" w:hAnsi="Times New Roman" w:cs="Times New Roman"/>
+          <w:b/>
+          <w:bCs/>
+          <w:sz w:val="36"/>
+          <w:szCs w:val="36"/>
+        </w:rPr>
+        <w:t>Tag Docker Image</w:t>
+      </w:r>
+    </w:p>
+    <w:p>
+      <w:pPr>
+        <w:tabs>
+          <w:tab w:val="left" w:pos="916"/>
+          <w:tab w:val="left" w:pos="1832"/>
+          <w:tab w:val="left" w:pos="2748"/>
+          <w:tab w:val="left" w:pos="3664"/>
+          <w:tab w:val="left" w:pos="4580"/>
+          <w:tab w:val="left" w:pos="5496"/>
+          <w:tab w:val="left" w:pos="6412"/>
+          <w:tab w:val="left" w:pos="7328"/>
+          <w:tab w:val="left" w:pos="8244"/>
+          <w:tab w:val="left" w:pos="9160"/>
+          <w:tab w:val="left" w:pos="10076"/>
+          <w:tab w:val="left" w:pos="10992"/>
+          <w:tab w:val="left" w:pos="11908"/>
+          <w:tab w:val="left" w:pos="12824"/>
+          <w:tab w:val="left" w:pos="13740"/>
+          <w:tab w:val="left" w:pos="14656"/>
+        </w:tabs>
+        <w:spacing w:after="0" w:line="240" w:lineRule="auto"/>
+        <w:rPr>
+          <w:rFonts w:ascii="Courier New" w:eastAsia="Times New Roman" w:hAnsi="Courier New" w:cs="Courier New"/>
+          <w:sz w:val="20"/>
+          <w:szCs w:val="20"/>
+        </w:rPr>
+      </w:pPr>
+      <w:r>
+        <w:rPr>
+          <w:rFonts w:ascii="Courier New" w:eastAsia="Times New Roman" w:hAnsi="Courier New" w:cs="Courier New"/>
+          <w:sz w:val="20"/>
+          <w:szCs w:val="20"/>
+        </w:rPr>
+        <w:t xml:space="preserve">docker tag </w:t>
+      </w:r>
+      <w:proofErr w:type="spellStart"/>
+      <w:r>
+        <w:rPr>
+          <w:rFonts w:ascii="Courier New" w:eastAsia="Times New Roman" w:hAnsi="Courier New" w:cs="Courier New"/>
+          <w:sz w:val="20"/>
+          <w:szCs w:val="20"/>
+        </w:rPr>
+        <w:t>aws</w:t>
+      </w:r>
+      <w:proofErr w:type="spellEnd"/>
+      <w:r>
+        <w:rPr>
+          <w:rFonts w:ascii="Courier New" w:eastAsia="Times New Roman" w:hAnsi="Courier New" w:cs="Courier New"/>
+          <w:sz w:val="20"/>
+          <w:szCs w:val="20"/>
+        </w:rPr>
+        <w:t>-docker-website USERNAME/</w:t>
+      </w:r>
+      <w:proofErr w:type="spellStart"/>
+      <w:r>
+        <w:rPr>
+          <w:rFonts w:ascii="Courier New" w:eastAsia="Times New Roman" w:hAnsi="Courier New" w:cs="Courier New"/>
+          <w:sz w:val="20"/>
+          <w:szCs w:val="20"/>
+        </w:rPr>
+        <w:t>aws-docker-</w:t>
+      </w:r>
+      <w:proofErr w:type="gramStart"/>
+      <w:r>
+        <w:rPr>
+          <w:rFonts w:ascii="Courier New" w:eastAsia="Times New Roman" w:hAnsi="Courier New" w:cs="Courier New"/>
+          <w:sz w:val="20"/>
+          <w:szCs w:val="20"/>
+        </w:rPr>
+        <w:t>website:latest</w:t>
+      </w:r>
+      <w:proofErr w:type="spellEnd"/>
+      <w:proofErr w:type="gramEnd"/>
+    </w:p>
+    <w:p>
+      <w:pPr>
+        <w:spacing w:after="0" w:line="240" w:lineRule="auto"/>
+        <w:rPr>
+          <w:rFonts w:ascii="Times New Roman" w:eastAsia="Times New Roman" w:hAnsi="Times New Roman" w:cs="Times New Roman"/>
+          <w:sz w:val="24"/>
+          <w:szCs w:val="24"/>
+        </w:rPr>
+      </w:pPr>
+      <w:r>
+        <w:rPr>
+          <w:rFonts w:ascii="Times New Roman" w:eastAsia="Times New Roman" w:hAnsi="Times New Roman" w:cs="Times New Roman"/>
+          <w:sz w:val="24"/>
+          <w:szCs w:val="24"/>
+        </w:rPr>
+        <w:pict>
+          <v:rect id="_x0000_i1087" style="width:0;height:1.5pt" o:hralign="center" o:hrstd="t" o:hr="t" fillcolor="#a0a0a0" stroked="f"/>
+        </w:pict>
+      </w:r>
+    </w:p>
+    <w:p>
+      <w:pPr>
+        <w:spacing w:before="100" w:beforeAutospacing="1" w:after="100" w:afterAutospacing="1" w:line="240" w:lineRule="auto"/>
+        <w:outlineLvl w:val="1"/>
+        <w:rPr>
+          <w:rFonts w:ascii="Times New Roman" w:eastAsia="Times New Roman" w:hAnsi="Times New Roman" w:cs="Times New Roman"/>
+          <w:b/>
+          <w:bCs/>
+          <w:sz w:val="36"/>
+          <w:szCs w:val="36"/>
+        </w:rPr>
+      </w:pPr>
+      <w:r>
+        <w:rPr>
+          <w:rFonts w:ascii="Times New Roman" w:eastAsia="Times New Roman" w:hAnsi="Times New Roman" w:cs="Times New Roman"/>
+          <w:b/>
+          <w:bCs/>
+          <w:sz w:val="36"/>
+          <w:szCs w:val="36"/>
+        </w:rPr>
+        <w:t>Push Docker Image</w:t>
+      </w:r>
+    </w:p>
+    <w:p>
+      <w:pPr>
+        <w:tabs>
+          <w:tab w:val="left" w:pos="916"/>
+          <w:tab w:val="left" w:pos="1832"/>
+          <w:tab w:val="left" w:pos="2748"/>
+          <w:tab w:val="left" w:pos="3664"/>
+          <w:tab w:val="left" w:pos="4580"/>
+          <w:tab w:val="left" w:pos="5496"/>
+          <w:tab w:val="left" w:pos="6412"/>
+          <w:tab w:val="left" w:pos="7328"/>
+          <w:tab w:val="left" w:pos="8244"/>
+          <w:tab w:val="left" w:pos="9160"/>
+          <w:tab w:val="left" w:pos="10076"/>
+          <w:tab w:val="left" w:pos="10992"/>
+          <w:tab w:val="left" w:pos="11908"/>
+          <w:tab w:val="left" w:pos="12824"/>
+          <w:tab w:val="left" w:pos="13740"/>
+          <w:tab w:val="left" w:pos="14656"/>
+        </w:tabs>
+        <w:spacing w:after="0" w:line="240" w:lineRule="auto"/>
+        <w:rPr>
+          <w:rFonts w:ascii="Courier New" w:eastAsia="Times New Roman" w:hAnsi="Courier New" w:cs="Courier New"/>
+          <w:sz w:val="20"/>
+          <w:szCs w:val="20"/>
+        </w:rPr>
+      </w:pPr>
+      <w:r>
+        <w:rPr>
+          <w:rFonts w:ascii="Courier New" w:eastAsia="Times New Roman" w:hAnsi="Courier New" w:cs="Courier New"/>
+          <w:sz w:val="20"/>
+          <w:szCs w:val="20"/>
+        </w:rPr>
+        <w:t>docker push USERNAME/</w:t>
+      </w:r>
+      <w:proofErr w:type="spellStart"/>
+      <w:r>
+        <w:rPr>
+          <w:rFonts w:ascii="Courier New" w:eastAsia="Times New Roman" w:hAnsi="Courier New" w:cs="Courier New"/>
+          <w:sz w:val="20"/>
+          <w:szCs w:val="20"/>
+        </w:rPr>
+        <w:t>aws-docker-</w:t>
+      </w:r>
+      <w:proofErr w:type="gramStart"/>
+      <w:r>
+        <w:rPr>
+          <w:rFonts w:ascii="Courier New" w:eastAsia="Times New Roman" w:hAnsi="Courier New" w:cs="Courier New"/>
+          <w:sz w:val="20"/>
+          <w:szCs w:val="20"/>
+        </w:rPr>
+        <w:t>website:latest</w:t>
+      </w:r>
+      <w:proofErr w:type="spellEnd"/>
+      <w:proofErr w:type="gramEnd"/>
+    </w:p>
+    <w:p>
+      <w:pPr>
+        <w:spacing w:after="0" w:line="240" w:lineRule="auto"/>
+        <w:rPr>
+          <w:rFonts w:ascii="Times New Roman" w:eastAsia="Times New Roman" w:hAnsi="Times New Roman" w:cs="Times New Roman"/>
+          <w:sz w:val="24"/>
+          <w:szCs w:val="24"/>
+        </w:rPr>
+      </w:pPr>
+      <w:r>
+        <w:rPr>
+          <w:rFonts w:ascii="Times New Roman" w:eastAsia="Times New Roman" w:hAnsi="Times New Roman" w:cs="Times New Roman"/>
+          <w:sz w:val="24"/>
+          <w:szCs w:val="24"/>
+        </w:rPr>
+        <w:lastRenderedPageBreak/>
+        <w:pict>
+          <v:rect id="_x0000_i1088" style="width:0;height:1.5pt" o:hralign="center" o:hrstd="t" o:hr="t" fillcolor="#a0a0a0" stroked="f"/>
+        </w:pict>
+      </w:r>
+    </w:p>
+    <w:p>
+      <w:pPr>
+        <w:spacing w:before="100" w:beforeAutospacing="1" w:after="100" w:afterAutospacing="1" w:line="240" w:lineRule="auto"/>
+        <w:outlineLvl w:val="0"/>
+        <w:rPr>
+          <w:rFonts w:ascii="Times New Roman" w:eastAsia="Times New Roman" w:hAnsi="Times New Roman" w:cs="Times New Roman"/>
+          <w:b/>
+          <w:bCs/>
+          <w:kern w:val="36"/>
+          <w:sz w:val="48"/>
+          <w:szCs w:val="48"/>
+        </w:rPr>
+      </w:pPr>
+      <w:r>
+        <w:rPr>
+          <w:rFonts w:ascii="Times New Roman" w:eastAsia="Times New Roman" w:hAnsi="Times New Roman" w:cs="Times New Roman"/>
+          <w:b/>
+          <w:bCs/>
+          <w:kern w:val="36"/>
+          <w:sz w:val="48"/>
+          <w:szCs w:val="48"/>
+        </w:rPr>
+        <w:t xml:space="preserve">Install Nginx + </w:t>
+      </w:r>
+      <w:proofErr w:type="spellStart"/>
+      <w:r>
+        <w:rPr>
+          <w:rFonts w:ascii="Times New Roman" w:eastAsia="Times New Roman" w:hAnsi="Times New Roman" w:cs="Times New Roman"/>
+          <w:b/>
+          <w:bCs/>
+          <w:kern w:val="36"/>
+          <w:sz w:val="48"/>
+          <w:szCs w:val="48"/>
+        </w:rPr>
+        <w:t>Certbot</w:t>
+      </w:r>
+      <w:proofErr w:type="spellEnd"/>
+    </w:p>
+    <w:p>
+      <w:pPr>
+        <w:tabs>
+          <w:tab w:val="left" w:pos="916"/>
+          <w:tab w:val="left" w:pos="1832"/>
+          <w:tab w:val="left" w:pos="2748"/>
+          <w:tab w:val="left" w:pos="3664"/>
+          <w:tab w:val="left" w:pos="4580"/>
+          <w:tab w:val="left" w:pos="5496"/>
+          <w:tab w:val="left" w:pos="6412"/>
+          <w:tab w:val="left" w:pos="7328"/>
+          <w:tab w:val="left" w:pos="8244"/>
+          <w:tab w:val="left" w:pos="9160"/>
+          <w:tab w:val="left" w:pos="10076"/>
+          <w:tab w:val="left" w:pos="10992"/>
+          <w:tab w:val="left" w:pos="11908"/>
+          <w:tab w:val="left" w:pos="12824"/>
+          <w:tab w:val="left" w:pos="13740"/>
+          <w:tab w:val="left" w:pos="14656"/>
+        </w:tabs>
+        <w:spacing w:after="0" w:line="240" w:lineRule="auto"/>
+        <w:rPr>
+          <w:rFonts w:ascii="Courier New" w:eastAsia="Times New Roman" w:hAnsi="Courier New" w:cs="Courier New"/>
+          <w:sz w:val="20"/>
+          <w:szCs w:val="20"/>
+        </w:rPr>
+      </w:pPr>
+      <w:proofErr w:type="spellStart"/>
+      <w:r>
+        <w:rPr>
+          <w:rFonts w:ascii="Courier New" w:eastAsia="Times New Roman" w:hAnsi="Courier New" w:cs="Courier New"/>
+          <w:sz w:val="20"/>
+          <w:szCs w:val="20"/>
+        </w:rPr>
+        <w:t>sudo</w:t>
+      </w:r>
+      <w:proofErr w:type="spellEnd"/>
+      <w:r>
+        <w:rPr>
+          <w:rFonts w:ascii="Courier New" w:eastAsia="Times New Roman" w:hAnsi="Courier New" w:cs="Courier New"/>
+          <w:sz w:val="20"/>
+          <w:szCs w:val="20"/>
+        </w:rPr>
+        <w:t xml:space="preserve"> apt update</w:t>
+      </w:r>
+    </w:p>
+    <w:p>
+      <w:pPr>
+        <w:tabs>
+          <w:tab w:val="left" w:pos="916"/>
+          <w:tab w:val="left" w:pos="1832"/>
+          <w:tab w:val="left" w:pos="2748"/>
+          <w:tab w:val="left" w:pos="3664"/>
+          <w:tab w:val="left" w:pos="4580"/>
+          <w:tab w:val="left" w:pos="5496"/>
+          <w:tab w:val="left" w:pos="6412"/>
+          <w:tab w:val="left" w:pos="7328"/>
+          <w:tab w:val="left" w:pos="8244"/>
+          <w:tab w:val="left" w:pos="9160"/>
+          <w:tab w:val="left" w:pos="10076"/>
+          <w:tab w:val="left" w:pos="10992"/>
+          <w:tab w:val="left" w:pos="11908"/>
+          <w:tab w:val="left" w:pos="12824"/>
+          <w:tab w:val="left" w:pos="13740"/>
+          <w:tab w:val="left" w:pos="14656"/>
+        </w:tabs>
+        <w:spacing w:after="0" w:line="240" w:lineRule="auto"/>
+        <w:rPr>
+          <w:rFonts w:ascii="Courier New" w:eastAsia="Times New Roman" w:hAnsi="Courier New" w:cs="Courier New"/>
+          <w:sz w:val="20"/>
+          <w:szCs w:val="20"/>
+        </w:rPr>
+      </w:pPr>
+      <w:proofErr w:type="spellStart"/>
+      <w:r>
+        <w:rPr>
+          <w:rFonts w:ascii="Courier New" w:eastAsia="Times New Roman" w:hAnsi="Courier New" w:cs="Courier New"/>
+          <w:sz w:val="20"/>
+          <w:szCs w:val="20"/>
+        </w:rPr>
+        <w:t>sudo</w:t>
+      </w:r>
+      <w:proofErr w:type="spellEnd"/>
+      <w:r>
+        <w:rPr>
+          <w:rFonts w:ascii="Courier New" w:eastAsia="Times New Roman" w:hAnsi="Courier New" w:cs="Courier New"/>
+          <w:sz w:val="20"/>
+          <w:szCs w:val="20"/>
+        </w:rPr>
+        <w:t xml:space="preserve"> apt install </w:t>
+      </w:r>
+      <w:proofErr w:type="spellStart"/>
+      <w:r>
+        <w:rPr>
+          <w:rFonts w:ascii="Courier New" w:eastAsia="Times New Roman" w:hAnsi="Courier New" w:cs="Courier New"/>
+          <w:sz w:val="20"/>
+          <w:szCs w:val="20"/>
+        </w:rPr>
+        <w:t>nginx</w:t>
+      </w:r>
+      <w:proofErr w:type="spellEnd"/>
+      <w:r>
+        <w:rPr>
+          <w:rFonts w:ascii="Courier New" w:eastAsia="Times New Roman" w:hAnsi="Courier New" w:cs="Courier New"/>
+          <w:sz w:val="20"/>
+          <w:szCs w:val="20"/>
+        </w:rPr>
+        <w:t xml:space="preserve"> </w:t>
+      </w:r>
+      <w:proofErr w:type="spellStart"/>
+      <w:r>
+        <w:rPr>
+          <w:rFonts w:ascii="Courier New" w:eastAsia="Times New Roman" w:hAnsi="Courier New" w:cs="Courier New"/>
+          <w:sz w:val="20"/>
+          <w:szCs w:val="20"/>
+        </w:rPr>
+        <w:t>certbot</w:t>
+      </w:r>
+      <w:proofErr w:type="spellEnd"/>
+      <w:r>
+        <w:rPr>
+          <w:rFonts w:ascii="Courier New" w:eastAsia="Times New Roman" w:hAnsi="Courier New" w:cs="Courier New"/>
+          <w:sz w:val="20"/>
+          <w:szCs w:val="20"/>
+        </w:rPr>
+        <w:t xml:space="preserve"> python3-certbot-nginx -y</w:t>
+      </w:r>
+    </w:p>
+    <w:p>
+      <w:pPr>
+        <w:spacing w:after="0" w:line="240" w:lineRule="auto"/>
+        <w:rPr>
+          <w:rFonts w:ascii="Times New Roman" w:eastAsia="Times New Roman" w:hAnsi="Times New Roman" w:cs="Times New Roman"/>
+          <w:sz w:val="24"/>
+          <w:szCs w:val="24"/>
+        </w:rPr>
+      </w:pPr>
+      <w:r>
+        <w:rPr>
+          <w:rFonts w:ascii="Times New Roman" w:eastAsia="Times New Roman" w:hAnsi="Times New Roman" w:cs="Times New Roman"/>
+          <w:sz w:val="24"/>
+          <w:szCs w:val="24"/>
+        </w:rPr>
+        <w:pict>
+          <v:rect id="_x0000_i1089" style="width:0;height:1.5pt" o:hralign="center" o:hrstd="t" o:hr="t" fillcolor="#a0a0a0" stroked="f"/>
+        </w:pict>
+      </w:r>
+    </w:p>
+    <w:p>
+      <w:pPr>
+        <w:spacing w:before="100" w:beforeAutospacing="1" w:after="100" w:afterAutospacing="1" w:line="240" w:lineRule="auto"/>
+        <w:outlineLvl w:val="0"/>
+        <w:rPr>
+          <w:rFonts w:ascii="Times New Roman" w:eastAsia="Times New Roman" w:hAnsi="Times New Roman" w:cs="Times New Roman"/>
+          <w:b/>
+          <w:bCs/>
+          <w:kern w:val="36"/>
+          <w:sz w:val="48"/>
+          <w:szCs w:val="48"/>
+        </w:rPr>
+      </w:pPr>
+      <w:r>
+        <w:rPr>
+          <w:rFonts w:ascii="Times New Roman" w:eastAsia="Times New Roman" w:hAnsi="Times New Roman" w:cs="Times New Roman"/>
+          <w:b/>
+          <w:bCs/>
+          <w:kern w:val="36"/>
+          <w:sz w:val="48"/>
+          <w:szCs w:val="48"/>
+        </w:rPr>
+        <w:t>Enable Nginx</w:t>
+      </w:r>
+    </w:p>
+    <w:p>
+      <w:pPr>
+        <w:tabs>
+          <w:tab w:val="left" w:pos="916"/>
+          <w:tab w:val="left" w:pos="1832"/>
+          <w:tab w:val="left" w:pos="2748"/>
+          <w:tab w:val="left" w:pos="3664"/>
+          <w:tab w:val="left" w:pos="4580"/>
+          <w:tab w:val="left" w:pos="5496"/>
+          <w:tab w:val="left" w:pos="6412"/>
+          <w:tab w:val="left" w:pos="7328"/>
+          <w:tab w:val="left" w:pos="8244"/>
+          <w:tab w:val="left" w:pos="9160"/>
+          <w:tab w:val="left" w:pos="10076"/>
+          <w:tab w:val="left" w:pos="10992"/>
+          <w:tab w:val="left" w:pos="11908"/>
+          <w:tab w:val="left" w:pos="12824"/>
+          <w:tab w:val="left" w:pos="13740"/>
+          <w:tab w:val="left" w:pos="14656"/>
+        </w:tabs>
+        <w:spacing w:after="0" w:line="240" w:lineRule="auto"/>
+        <w:rPr>
+          <w:rFonts w:ascii="Courier New" w:eastAsia="Times New Roman" w:hAnsi="Courier New" w:cs="Courier New"/>
+          <w:sz w:val="20"/>
+          <w:szCs w:val="20"/>
+        </w:rPr>
+      </w:pPr>
+      <w:proofErr w:type="spellStart"/>
+      <w:r>
+        <w:rPr>
+          <w:rFonts w:ascii="Courier New" w:eastAsia="Times New Roman" w:hAnsi="Courier New" w:cs="Courier New"/>
+          <w:sz w:val="20"/>
+          <w:szCs w:val="20"/>
+        </w:rPr>
+        <w:t>sudo</w:t>
+      </w:r>
+      <w:proofErr w:type="spellEnd"/>
+      <w:r>
+        <w:rPr>
+          <w:rFonts w:ascii="Courier New" w:eastAsia="Times New Roman" w:hAnsi="Courier New" w:cs="Courier New"/>
+          <w:sz w:val="20"/>
+          <w:szCs w:val="20"/>
+        </w:rPr>
+        <w:t xml:space="preserve"> </w:t>
+      </w:r>
+      <w:proofErr w:type="spellStart"/>
+      <w:r>
+        <w:rPr>
+          <w:rFonts w:ascii="Courier New" w:eastAsia="Times New Roman" w:hAnsi="Courier New" w:cs="Courier New"/>
+          <w:sz w:val="20"/>
+          <w:szCs w:val="20"/>
+        </w:rPr>
+        <w:t>systemctl</w:t>
+      </w:r>
+      <w:proofErr w:type="spellEnd"/>
+      <w:r>
+        <w:rPr>
+          <w:rFonts w:ascii="Courier New" w:eastAsia="Times New Roman" w:hAnsi="Courier New" w:cs="Courier New"/>
+          <w:sz w:val="20"/>
+          <w:szCs w:val="20"/>
+        </w:rPr>
+        <w:t xml:space="preserve"> enable </w:t>
+      </w:r>
+      <w:proofErr w:type="spellStart"/>
+      <w:r>
+        <w:rPr>
+          <w:rFonts w:ascii="Courier New" w:eastAsia="Times New Roman" w:hAnsi="Courier New" w:cs="Courier New"/>
+          <w:sz w:val="20"/>
+          <w:szCs w:val="20"/>
+        </w:rPr>
+        <w:t>nginx</w:t>
+      </w:r>
+      <w:proofErr w:type="spellEnd"/>
+    </w:p>
+    <w:p>
+      <w:pPr>
+        <w:spacing w:after="0" w:line="240" w:lineRule="auto"/>
+        <w:rPr>
+          <w:rFonts w:ascii="Times New Roman" w:eastAsia="Times New Roman" w:hAnsi="Times New Roman" w:cs="Times New Roman"/>
+          <w:sz w:val="24"/>
+          <w:szCs w:val="24"/>
+        </w:rPr>
+      </w:pPr>
+      <w:r>
+        <w:rPr>
+          <w:rFonts w:ascii="Times New Roman" w:eastAsia="Times New Roman" w:hAnsi="Times New Roman" w:cs="Times New Roman"/>
+          <w:sz w:val="24"/>
+          <w:szCs w:val="24"/>
+        </w:rPr>
+        <w:pict>
+          <v:rect id="_x0000_i1090" style="width:0;height:1.5pt" o:hralign="center" o:hrstd="t" o:hr="t" fillcolor="#a0a0a0" stroked="f"/>
+        </w:pict>
+      </w:r>
+    </w:p>
+    <w:p>
+      <w:pPr>
+        <w:spacing w:before="100" w:beforeAutospacing="1" w:after="100" w:afterAutospacing="1" w:line="240" w:lineRule="auto"/>
+        <w:outlineLvl w:val="0"/>
+        <w:rPr>
+          <w:rFonts w:ascii="Times New Roman" w:eastAsia="Times New Roman" w:hAnsi="Times New Roman" w:cs="Times New Roman"/>
+          <w:b/>
+          <w:bCs/>
+          <w:kern w:val="36"/>
+          <w:sz w:val="48"/>
+          <w:szCs w:val="48"/>
+        </w:rPr>
+      </w:pPr>
+      <w:r>
+        <w:rPr>
+          <w:rFonts w:ascii="Times New Roman" w:eastAsia="Times New Roman" w:hAnsi="Times New Roman" w:cs="Times New Roman"/>
+          <w:b/>
+          <w:bCs/>
+          <w:kern w:val="36"/>
+          <w:sz w:val="48"/>
+          <w:szCs w:val="48"/>
+        </w:rPr>
+        <w:t>Start Nginx</w:t>
+      </w:r>
+    </w:p>
+    <w:p>
+      <w:pPr>
+        <w:tabs>
+          <w:tab w:val="left" w:pos="916"/>
+          <w:tab w:val="left" w:pos="1832"/>
+          <w:tab w:val="left" w:pos="2748"/>
+          <w:tab w:val="left" w:pos="3664"/>
+          <w:tab w:val="left" w:pos="4580"/>
+          <w:tab w:val="left" w:pos="5496"/>
+          <w:tab w:val="left" w:pos="6412"/>
+          <w:tab w:val="left" w:pos="7328"/>
+          <w:tab w:val="left" w:pos="8244"/>
+          <w:tab w:val="left" w:pos="9160"/>
+          <w:tab w:val="left" w:pos="10076"/>
+          <w:tab w:val="left" w:pos="10992"/>
+          <w:tab w:val="left" w:pos="11908"/>
+          <w:tab w:val="left" w:pos="12824"/>
+          <w:tab w:val="left" w:pos="13740"/>
+          <w:tab w:val="left" w:pos="14656"/>
+        </w:tabs>
+        <w:spacing w:after="0" w:line="240" w:lineRule="auto"/>
+        <w:rPr>
+          <w:rFonts w:ascii="Courier New" w:eastAsia="Times New Roman" w:hAnsi="Courier New" w:cs="Courier New"/>
+          <w:sz w:val="20"/>
+          <w:szCs w:val="20"/>
+        </w:rPr>
+      </w:pPr>
+      <w:proofErr w:type="spellStart"/>
+      <w:r>
+        <w:rPr>
+          <w:rFonts w:ascii="Courier New" w:eastAsia="Times New Roman" w:hAnsi="Courier New" w:cs="Courier New"/>
+          <w:sz w:val="20"/>
+          <w:szCs w:val="20"/>
+        </w:rPr>
+        <w:t>sudo</w:t>
+      </w:r>
+      <w:proofErr w:type="spellEnd"/>
+      <w:r>
+        <w:rPr>
+          <w:rFonts w:ascii="Courier New" w:eastAsia="Times New Roman" w:hAnsi="Courier New" w:cs="Courier New"/>
+          <w:sz w:val="20"/>
+          <w:szCs w:val="20"/>
+        </w:rPr>
+        <w:t xml:space="preserve"> </w:t>
+      </w:r>
+      <w:proofErr w:type="spellStart"/>
+      <w:r>
+        <w:rPr>
+          <w:rFonts w:ascii="Courier New" w:eastAsia="Times New Roman" w:hAnsi="Courier New" w:cs="Courier New"/>
+          <w:sz w:val="20"/>
+          <w:szCs w:val="20"/>
+        </w:rPr>
+        <w:t>systemctl</w:t>
+      </w:r>
+      <w:proofErr w:type="spellEnd"/>
+      <w:r>
+        <w:rPr>
+          <w:rFonts w:ascii="Courier New" w:eastAsia="Times New Roman" w:hAnsi="Courier New" w:cs="Courier New"/>
+          <w:sz w:val="20"/>
+          <w:szCs w:val="20"/>
+        </w:rPr>
+        <w:t xml:space="preserve"> start </w:t>
+      </w:r>
+      <w:proofErr w:type="spellStart"/>
+      <w:r>
+        <w:rPr>
+          <w:rFonts w:ascii="Courier New" w:eastAsia="Times New Roman" w:hAnsi="Courier New" w:cs="Courier New"/>
+          <w:sz w:val="20"/>
+          <w:szCs w:val="20"/>
+        </w:rPr>
+        <w:t>nginx</w:t>
+      </w:r>
+      <w:proofErr w:type="spellEnd"/>
+    </w:p>
+    <w:p>
+      <w:pPr>
+        <w:spacing w:after="0" w:line="240" w:lineRule="auto"/>
+        <w:rPr>
+          <w:rFonts w:ascii="Times New Roman" w:eastAsia="Times New Roman" w:hAnsi="Times New Roman" w:cs="Times New Roman"/>
+          <w:sz w:val="24"/>
+          <w:szCs w:val="24"/>
+        </w:rPr>
+      </w:pPr>
+      <w:r>
+        <w:rPr>
+          <w:rFonts w:ascii="Times New Roman" w:eastAsia="Times New Roman" w:hAnsi="Times New Roman" w:cs="Times New Roman"/>
+          <w:sz w:val="24"/>
+          <w:szCs w:val="24"/>
+        </w:rPr>
+        <w:pict>
+          <v:rect id="_x0000_i1091" style="width:0;height:1.5pt" o:hralign="center" o:hrstd="t" o:hr="t" fillcolor="#a0a0a0" stroked="f"/>
+        </w:pict>
+      </w:r>
+    </w:p>
+    <w:p>
+      <w:pPr>
+        <w:spacing w:before="100" w:beforeAutospacing="1" w:after="100" w:afterAutospacing="1" w:line="240" w:lineRule="auto"/>
+        <w:outlineLvl w:val="0"/>
+        <w:rPr>
+          <w:rFonts w:ascii="Times New Roman" w:eastAsia="Times New Roman" w:hAnsi="Times New Roman" w:cs="Times New Roman"/>
+          <w:b/>
+          <w:bCs/>
+          <w:kern w:val="36"/>
+          <w:sz w:val="48"/>
+          <w:szCs w:val="48"/>
+        </w:rPr>
+      </w:pPr>
+      <w:r>
+        <w:rPr>
+          <w:rFonts w:ascii="Times New Roman" w:eastAsia="Times New Roman" w:hAnsi="Times New Roman" w:cs="Times New Roman"/>
+          <w:b/>
+          <w:bCs/>
+          <w:kern w:val="36"/>
+          <w:sz w:val="48"/>
+          <w:szCs w:val="48"/>
+        </w:rPr>
+        <w:t>Check Nginx Status</w:t>
+      </w:r>
+    </w:p>
+    <w:p>
+      <w:pPr>
+        <w:tabs>
+          <w:tab w:val="left" w:pos="916"/>
+          <w:tab w:val="left" w:pos="1832"/>
+          <w:tab w:val="left" w:pos="2748"/>
+          <w:tab w:val="left" w:pos="3664"/>
+          <w:tab w:val="left" w:pos="4580"/>
+          <w:tab w:val="left" w:pos="5496"/>
+          <w:tab w:val="left" w:pos="6412"/>
+          <w:tab w:val="left" w:pos="7328"/>
+          <w:tab w:val="left" w:pos="8244"/>
+          <w:tab w:val="left" w:pos="9160"/>
+          <w:tab w:val="left" w:pos="10076"/>
+          <w:tab w:val="left" w:pos="10992"/>
+          <w:tab w:val="left" w:pos="11908"/>
+          <w:tab w:val="left" w:pos="12824"/>
+          <w:tab w:val="left" w:pos="13740"/>
+          <w:tab w:val="left" w:pos="14656"/>
+        </w:tabs>
+        <w:spacing w:after="0" w:line="240" w:lineRule="auto"/>
+        <w:rPr>
+          <w:rFonts w:ascii="Courier New" w:eastAsia="Times New Roman" w:hAnsi="Courier New" w:cs="Courier New"/>
+          <w:sz w:val="20"/>
+          <w:szCs w:val="20"/>
+        </w:rPr>
+      </w:pPr>
+      <w:proofErr w:type="spellStart"/>
+      <w:r>
+        <w:rPr>
+          <w:rFonts w:ascii="Courier New" w:eastAsia="Times New Roman" w:hAnsi="Courier New" w:cs="Courier New"/>
+          <w:sz w:val="20"/>
+          <w:szCs w:val="20"/>
+        </w:rPr>
+        <w:t>sudo</w:t>
+      </w:r>
+      <w:proofErr w:type="spellEnd"/>
+      <w:r>
+        <w:rPr>
+          <w:rFonts w:ascii="Courier New" w:eastAsia="Times New Roman" w:hAnsi="Courier New" w:cs="Courier New"/>
+          <w:sz w:val="20"/>
+          <w:szCs w:val="20"/>
+        </w:rPr>
+        <w:t xml:space="preserve"> </w:t>
+      </w:r>
+      <w:proofErr w:type="spellStart"/>
+      <w:r>
+        <w:rPr>
+          <w:rFonts w:ascii="Courier New" w:eastAsia="Times New Roman" w:hAnsi="Courier New" w:cs="Courier New"/>
+          <w:sz w:val="20"/>
+          <w:szCs w:val="20"/>
+        </w:rPr>
+        <w:t>systemctl</w:t>
+      </w:r>
+      <w:proofErr w:type="spellEnd"/>
+      <w:r>
+        <w:rPr>
+          <w:rFonts w:ascii="Courier New" w:eastAsia="Times New Roman" w:hAnsi="Courier New" w:cs="Courier New"/>
+          <w:sz w:val="20"/>
+          <w:szCs w:val="20"/>
+        </w:rPr>
+        <w:t xml:space="preserve"> status </w:t>
+      </w:r>
+      <w:proofErr w:type="spellStart"/>
+      <w:r>
+        <w:rPr>
+          <w:rFonts w:ascii="Courier New" w:eastAsia="Times New Roman" w:hAnsi="Courier New" w:cs="Courier New"/>
+          <w:sz w:val="20"/>
+          <w:szCs w:val="20"/>
+        </w:rPr>
+        <w:t>nginx</w:t>
+      </w:r>
+      <w:proofErr w:type="spellEnd"/>
+    </w:p>
+    <w:p>
+      <w:pPr>
+        <w:spacing w:after="0" w:line="240" w:lineRule="auto"/>
+        <w:rPr>
+          <w:rFonts w:ascii="Times New Roman" w:eastAsia="Times New Roman" w:hAnsi="Times New Roman" w:cs="Times New Roman"/>
+          <w:sz w:val="24"/>
+          <w:szCs w:val="24"/>
+        </w:rPr>
+      </w:pPr>
+      <w:r>
+        <w:rPr>
+          <w:rFonts w:ascii="Times New Roman" w:eastAsia="Times New Roman" w:hAnsi="Times New Roman" w:cs="Times New Roman"/>
+          <w:sz w:val="24"/>
+          <w:szCs w:val="24"/>
+        </w:rPr>
+        <w:pict>
+          <v:rect id="_x0000_i1092" style="width:0;height:1.5pt" o:hralign="center" o:hrstd="t" o:hr="t" fillcolor="#a0a0a0" stroked="f"/>
+        </w:pict>
+      </w:r>
+    </w:p>
+    <w:p>
+      <w:pPr>
+        <w:spacing w:before="100" w:beforeAutospacing="1" w:after="100" w:afterAutospacing="1" w:line="240" w:lineRule="auto"/>
+        <w:outlineLvl w:val="0"/>
+        <w:rPr>
+          <w:rFonts w:ascii="Times New Roman" w:eastAsia="Times New Roman" w:hAnsi="Times New Roman" w:cs="Times New Roman"/>
+          <w:b/>
+          <w:bCs/>
+          <w:kern w:val="36"/>
+          <w:sz w:val="48"/>
+          <w:szCs w:val="48"/>
+        </w:rPr>
+      </w:pPr>
+      <w:r>
+        <w:rPr>
+          <w:rFonts w:ascii="Times New Roman" w:eastAsia="Times New Roman" w:hAnsi="Times New Roman" w:cs="Times New Roman"/>
+          <w:b/>
+          <w:bCs/>
+          <w:kern w:val="36"/>
+          <w:sz w:val="48"/>
+          <w:szCs w:val="48"/>
+        </w:rPr>
+        <w:t>Open Nginx Config</w:t>
+      </w:r>
+    </w:p>
+    <w:p>
+      <w:pPr>
+        <w:tabs>
+          <w:tab w:val="left" w:pos="916"/>
+          <w:tab w:val="left" w:pos="1832"/>
+          <w:tab w:val="left" w:pos="2748"/>
+          <w:tab w:val="left" w:pos="3664"/>
+          <w:tab w:val="left" w:pos="4580"/>
+          <w:tab w:val="left" w:pos="5496"/>
+          <w:tab w:val="left" w:pos="6412"/>
+          <w:tab w:val="left" w:pos="7328"/>
+          <w:tab w:val="left" w:pos="8244"/>
+          <w:tab w:val="left" w:pos="9160"/>
+          <w:tab w:val="left" w:pos="10076"/>
+          <w:tab w:val="left" w:pos="10992"/>
+          <w:tab w:val="left" w:pos="11908"/>
+          <w:tab w:val="left" w:pos="12824"/>
+          <w:tab w:val="left" w:pos="13740"/>
+          <w:tab w:val="left" w:pos="14656"/>
+        </w:tabs>
+        <w:spacing w:after="0" w:line="240" w:lineRule="auto"/>
+        <w:rPr>
+          <w:rFonts w:ascii="Courier New" w:eastAsia="Times New Roman" w:hAnsi="Courier New" w:cs="Courier New"/>
+          <w:sz w:val="20"/>
+          <w:szCs w:val="20"/>
+        </w:rPr>
+      </w:pPr>
+      <w:proofErr w:type="spellStart"/>
+      <w:r>
+        <w:rPr>
+          <w:rFonts w:ascii="Courier New" w:eastAsia="Times New Roman" w:hAnsi="Courier New" w:cs="Courier New"/>
+          <w:sz w:val="20"/>
+          <w:szCs w:val="20"/>
+        </w:rPr>
+        <w:t>sudo</w:t>
+      </w:r>
+      <w:proofErr w:type="spellEnd"/>
+      <w:r>
+        <w:rPr>
+          <w:rFonts w:ascii="Courier New" w:eastAsia="Times New Roman" w:hAnsi="Courier New" w:cs="Courier New"/>
+          <w:sz w:val="20"/>
+          <w:szCs w:val="20"/>
+        </w:rPr>
+        <w:t xml:space="preserve"> </w:t>
+      </w:r>
+      <w:proofErr w:type="spellStart"/>
+      <w:r>
+        <w:rPr>
+          <w:rFonts w:ascii="Courier New" w:eastAsia="Times New Roman" w:hAnsi="Courier New" w:cs="Courier New"/>
+          <w:sz w:val="20"/>
+          <w:szCs w:val="20"/>
+        </w:rPr>
+        <w:t>nano</w:t>
+      </w:r>
+      <w:proofErr w:type="spellEnd"/>
+      <w:r>
+        <w:rPr>
+          <w:rFonts w:ascii="Courier New" w:eastAsia="Times New Roman" w:hAnsi="Courier New" w:cs="Courier New"/>
+          <w:sz w:val="20"/>
+          <w:szCs w:val="20"/>
+        </w:rPr>
+        <w:t xml:space="preserve"> /</w:t>
+      </w:r>
+      <w:proofErr w:type="spellStart"/>
+      <w:r>
+        <w:rPr>
+          <w:rFonts w:ascii="Courier New" w:eastAsia="Times New Roman" w:hAnsi="Courier New" w:cs="Courier New"/>
+          <w:sz w:val="20"/>
+          <w:szCs w:val="20"/>
+        </w:rPr>
+        <w:t>etc</w:t>
+      </w:r>
+      <w:proofErr w:type="spellEnd"/>
+      <w:r>
+        <w:rPr>
+          <w:rFonts w:ascii="Courier New" w:eastAsia="Times New Roman" w:hAnsi="Courier New" w:cs="Courier New"/>
+          <w:sz w:val="20"/>
+          <w:szCs w:val="20"/>
+        </w:rPr>
+        <w:t>/</w:t>
+      </w:r>
+      <w:proofErr w:type="spellStart"/>
+      <w:r>
+        <w:rPr>
+          <w:rFonts w:ascii="Courier New" w:eastAsia="Times New Roman" w:hAnsi="Courier New" w:cs="Courier New"/>
+          <w:sz w:val="20"/>
+          <w:szCs w:val="20"/>
+        </w:rPr>
+        <w:t>nginx</w:t>
+      </w:r>
+      <w:proofErr w:type="spellEnd"/>
+      <w:r>
+        <w:rPr>
+          <w:rFonts w:ascii="Courier New" w:eastAsia="Times New Roman" w:hAnsi="Courier New" w:cs="Courier New"/>
+          <w:sz w:val="20"/>
+          <w:szCs w:val="20"/>
+        </w:rPr>
+        <w:t>/sites-available/default</w:t>
+      </w:r>
+    </w:p>
+    <w:p>
+      <w:pPr>
+        <w:spacing w:after="0" w:line="240" w:lineRule="auto"/>
+        <w:rPr>
+          <w:rFonts w:ascii="Times New Roman" w:eastAsia="Times New Roman" w:hAnsi="Times New Roman" w:cs="Times New Roman"/>
+          <w:sz w:val="24"/>
+          <w:szCs w:val="24"/>
+        </w:rPr>
+      </w:pPr>
+      <w:r>
+        <w:rPr>
+          <w:rFonts w:ascii="Times New Roman" w:eastAsia="Times New Roman" w:hAnsi="Times New Roman" w:cs="Times New Roman"/>
+          <w:sz w:val="24"/>
+          <w:szCs w:val="24"/>
+        </w:rPr>
+        <w:pict>
+          <v:rect id="_x0000_i1093" style="width:0;height:1.5pt" o:hralign="center" o:hrstd="t" o:hr="t" fillcolor="#a0a0a0" stroked="f"/>
+        </w:pict>
+      </w:r>
+    </w:p>
+    <w:p>
+      <w:pPr>
+        <w:spacing w:before="100" w:beforeAutospacing="1" w:after="100" w:afterAutospacing="1" w:line="240" w:lineRule="auto"/>
+        <w:outlineLvl w:val="0"/>
+        <w:rPr>
+          <w:rFonts w:ascii="Times New Roman" w:eastAsia="Times New Roman" w:hAnsi="Times New Roman" w:cs="Times New Roman"/>
+          <w:b/>
+          <w:bCs/>
+          <w:kern w:val="36"/>
+          <w:sz w:val="48"/>
+          <w:szCs w:val="48"/>
+        </w:rPr>
+      </w:pPr>
+      <w:r>
+        <w:rPr>
+          <w:rFonts w:ascii="Times New Roman" w:eastAsia="Times New Roman" w:hAnsi="Times New Roman" w:cs="Times New Roman"/>
+          <w:b/>
+          <w:bCs/>
+          <w:kern w:val="36"/>
+          <w:sz w:val="48"/>
+          <w:szCs w:val="48"/>
+        </w:rPr>
+        <w:t>Nginx Reverse Proxy Config</w:t>
+      </w:r>
+    </w:p>
+    <w:p>
+      <w:pPr>
+        <w:tabs>
+          <w:tab w:val="left" w:pos="916"/>
+          <w:tab w:val="left" w:pos="1832"/>
+          <w:tab w:val="left" w:pos="2748"/>
+          <w:tab w:val="left" w:pos="3664"/>
+          <w:tab w:val="left" w:pos="4580"/>
+          <w:tab w:val="left" w:pos="5496"/>
+          <w:tab w:val="left" w:pos="6412"/>
+          <w:tab w:val="left" w:pos="7328"/>
+          <w:tab w:val="left" w:pos="8244"/>
+          <w:tab w:val="left" w:pos="9160"/>
+          <w:tab w:val="left" w:pos="10076"/>
+          <w:tab w:val="left" w:pos="10992"/>
+          <w:tab w:val="left" w:pos="11908"/>
+          <w:tab w:val="left" w:pos="12824"/>
+          <w:tab w:val="left" w:pos="13740"/>
+          <w:tab w:val="left" w:pos="14656"/>
+        </w:tabs>
+        <w:spacing w:after="0" w:line="240" w:lineRule="auto"/>
+        <w:rPr>
+          <w:rFonts w:ascii="Courier New" w:eastAsia="Times New Roman" w:hAnsi="Courier New" w:cs="Courier New"/>
+          <w:sz w:val="20"/>
+          <w:szCs w:val="20"/>
+        </w:rPr>
+      </w:pPr>
+      <w:r>
+        <w:rPr>
+          <w:rFonts w:ascii="Courier New" w:eastAsia="Times New Roman" w:hAnsi="Courier New" w:cs="Courier New"/>
+          <w:sz w:val="20"/>
+          <w:szCs w:val="20"/>
+        </w:rPr>
+        <w:t>server {</w:t>
+      </w:r>
+    </w:p>
+    <w:p>
+      <w:pPr>
+        <w:tabs>
+          <w:tab w:val="left" w:pos="916"/>
+          <w:tab w:val="left" w:pos="1832"/>
+          <w:tab w:val="left" w:pos="2748"/>
+          <w:tab w:val="left" w:pos="3664"/>
+          <w:tab w:val="left" w:pos="4580"/>
+          <w:tab w:val="left" w:pos="5496"/>
+          <w:tab w:val="left" w:pos="6412"/>
+          <w:tab w:val="left" w:pos="7328"/>
+          <w:tab w:val="left" w:pos="8244"/>
+          <w:tab w:val="left" w:pos="9160"/>
+          <w:tab w:val="left" w:pos="10076"/>
+          <w:tab w:val="left" w:pos="10992"/>
+          <w:tab w:val="left" w:pos="11908"/>
+          <w:tab w:val="left" w:pos="12824"/>
+          <w:tab w:val="left" w:pos="13740"/>
+          <w:tab w:val="left" w:pos="14656"/>
+        </w:tabs>
+        <w:spacing w:after="0" w:line="240" w:lineRule="auto"/>
+        <w:rPr>
+          <w:rFonts w:ascii="Courier New" w:eastAsia="Times New Roman" w:hAnsi="Courier New" w:cs="Courier New"/>
+          <w:sz w:val="20"/>
+          <w:szCs w:val="20"/>
+        </w:rPr>
+      </w:pPr>
+      <w:r>
+        <w:rPr>
+          <w:rFonts w:ascii="Courier New" w:eastAsia="Times New Roman" w:hAnsi="Courier New" w:cs="Courier New"/>
+          <w:sz w:val="20"/>
+          <w:szCs w:val="20"/>
+        </w:rPr>
+        <w:t xml:space="preserve">    listen 80;</w:t>
+      </w:r>
+    </w:p>
+    <w:p>
+      <w:pPr>
+        <w:tabs>
+          <w:tab w:val="left" w:pos="916"/>
+          <w:tab w:val="left" w:pos="1832"/>
+          <w:tab w:val="left" w:pos="2748"/>
+          <w:tab w:val="left" w:pos="3664"/>
+          <w:tab w:val="left" w:pos="4580"/>
+          <w:tab w:val="left" w:pos="5496"/>
+          <w:tab w:val="left" w:pos="6412"/>
+          <w:tab w:val="left" w:pos="7328"/>
+          <w:tab w:val="left" w:pos="8244"/>
+          <w:tab w:val="left" w:pos="9160"/>
+          <w:tab w:val="left" w:pos="10076"/>
+          <w:tab w:val="left" w:pos="10992"/>
+          <w:tab w:val="left" w:pos="11908"/>
+          <w:tab w:val="left" w:pos="12824"/>
+          <w:tab w:val="left" w:pos="13740"/>
+          <w:tab w:val="left" w:pos="14656"/>
+        </w:tabs>
+        <w:spacing w:after="0" w:line="240" w:lineRule="auto"/>
+        <w:rPr>
+          <w:rFonts w:ascii="Courier New" w:eastAsia="Times New Roman" w:hAnsi="Courier New" w:cs="Courier New"/>
+          <w:sz w:val="20"/>
+          <w:szCs w:val="20"/>
+        </w:rPr>
+      </w:pPr>
+      <w:r>
+        <w:rPr>
+          <w:rFonts w:ascii="Courier New" w:eastAsia="Times New Roman" w:hAnsi="Courier New" w:cs="Courier New"/>
+          <w:sz w:val="20"/>
+          <w:szCs w:val="20"/>
+        </w:rPr>
+        <w:t xml:space="preserve">    </w:t>
+      </w:r>
+      <w:proofErr w:type="spellStart"/>
+      <w:r>
+        <w:rPr>
+          <w:rFonts w:ascii="Courier New" w:eastAsia="Times New Roman" w:hAnsi="Courier New" w:cs="Courier New"/>
+          <w:sz w:val="20"/>
+          <w:szCs w:val="20"/>
+        </w:rPr>
+        <w:t>server_name</w:t>
+      </w:r>
+      <w:proofErr w:type="spellEnd"/>
+      <w:r>
+        <w:rPr>
+          <w:rFonts w:ascii="Courier New" w:eastAsia="Times New Roman" w:hAnsi="Courier New" w:cs="Courier New"/>
+          <w:sz w:val="20"/>
+          <w:szCs w:val="20"/>
+        </w:rPr>
+        <w:t xml:space="preserve"> simnetcloud.duckdns.org;</w:t>
+      </w:r>
+    </w:p>
+    <w:p>
+      <w:pPr>
+        <w:tabs>
+          <w:tab w:val="left" w:pos="916"/>
+          <w:tab w:val="left" w:pos="1832"/>
+          <w:tab w:val="left" w:pos="2748"/>
+          <w:tab w:val="left" w:pos="3664"/>
+          <w:tab w:val="left" w:pos="4580"/>
+          <w:tab w:val="left" w:pos="5496"/>
+          <w:tab w:val="left" w:pos="6412"/>
+          <w:tab w:val="left" w:pos="7328"/>
+          <w:tab w:val="left" w:pos="8244"/>
+          <w:tab w:val="left" w:pos="9160"/>
+          <w:tab w:val="left" w:pos="10076"/>
+          <w:tab w:val="left" w:pos="10992"/>
+          <w:tab w:val="left" w:pos="11908"/>
+          <w:tab w:val="left" w:pos="12824"/>
+          <w:tab w:val="left" w:pos="13740"/>
+          <w:tab w:val="left" w:pos="14656"/>
+        </w:tabs>
+        <w:spacing w:after="0" w:line="240" w:lineRule="auto"/>
+        <w:rPr>
+          <w:rFonts w:ascii="Courier New" w:eastAsia="Times New Roman" w:hAnsi="Courier New" w:cs="Courier New"/>
+          <w:sz w:val="20"/>
+          <w:szCs w:val="20"/>
+        </w:rPr>
+      </w:pPr>
+    </w:p>
+    <w:p>
+      <w:pPr>
+        <w:tabs>
+          <w:tab w:val="left" w:pos="916"/>
+          <w:tab w:val="left" w:pos="1832"/>
+          <w:tab w:val="left" w:pos="2748"/>
+          <w:tab w:val="left" w:pos="3664"/>
+          <w:tab w:val="left" w:pos="4580"/>
+          <w:tab w:val="left" w:pos="5496"/>
+          <w:tab w:val="left" w:pos="6412"/>
+          <w:tab w:val="left" w:pos="7328"/>
+          <w:tab w:val="left" w:pos="8244"/>
+          <w:tab w:val="left" w:pos="9160"/>
+          <w:tab w:val="left" w:pos="10076"/>
+          <w:tab w:val="left" w:pos="10992"/>
+          <w:tab w:val="left" w:pos="11908"/>
+          <w:tab w:val="left" w:pos="12824"/>
+          <w:tab w:val="left" w:pos="13740"/>
+          <w:tab w:val="left" w:pos="14656"/>
+        </w:tabs>
+        <w:spacing w:after="0" w:line="240" w:lineRule="auto"/>
+        <w:rPr>
+          <w:rFonts w:ascii="Courier New" w:eastAsia="Times New Roman" w:hAnsi="Courier New" w:cs="Courier New"/>
+          <w:sz w:val="20"/>
+          <w:szCs w:val="20"/>
+        </w:rPr>
+      </w:pPr>
+      <w:r>
+        <w:rPr>
+          <w:rFonts w:ascii="Courier New" w:eastAsia="Times New Roman" w:hAnsi="Courier New" w:cs="Courier New"/>
+          <w:sz w:val="20"/>
+          <w:szCs w:val="20"/>
+        </w:rPr>
+        <w:t xml:space="preserve">    location / {</w:t>
+      </w:r>
+    </w:p>
+    <w:p>
+      <w:pPr>
+        <w:tabs>
+          <w:tab w:val="left" w:pos="916"/>
+          <w:tab w:val="left" w:pos="1832"/>
+          <w:tab w:val="left" w:pos="2748"/>
+          <w:tab w:val="left" w:pos="3664"/>
+          <w:tab w:val="left" w:pos="4580"/>
+          <w:tab w:val="left" w:pos="5496"/>
+          <w:tab w:val="left" w:pos="6412"/>
+          <w:tab w:val="left" w:pos="7328"/>
+          <w:tab w:val="left" w:pos="8244"/>
+          <w:tab w:val="left" w:pos="9160"/>
+          <w:tab w:val="left" w:pos="10076"/>
+          <w:tab w:val="left" w:pos="10992"/>
+          <w:tab w:val="left" w:pos="11908"/>
+          <w:tab w:val="left" w:pos="12824"/>
+          <w:tab w:val="left" w:pos="13740"/>
+          <w:tab w:val="left" w:pos="14656"/>
+        </w:tabs>
+        <w:spacing w:after="0" w:line="240" w:lineRule="auto"/>
+        <w:rPr>
+          <w:rFonts w:ascii="Courier New" w:eastAsia="Times New Roman" w:hAnsi="Courier New" w:cs="Courier New"/>
+          <w:sz w:val="20"/>
+          <w:szCs w:val="20"/>
+        </w:rPr>
+      </w:pPr>
+      <w:r>
+        <w:rPr>
+          <w:rFonts w:ascii="Courier New" w:eastAsia="Times New Roman" w:hAnsi="Courier New" w:cs="Courier New"/>
+          <w:sz w:val="20"/>
+          <w:szCs w:val="20"/>
+        </w:rPr>
+        <w:t xml:space="preserve">        </w:t>
+      </w:r>
+      <w:proofErr w:type="spellStart"/>
+      <w:r>
+        <w:rPr>
+          <w:rFonts w:ascii="Courier New" w:eastAsia="Times New Roman" w:hAnsi="Courier New" w:cs="Courier New"/>
+          <w:sz w:val="20"/>
+          <w:szCs w:val="20"/>
+        </w:rPr>
+        <w:t>proxy_pass</w:t>
+      </w:r>
+      <w:proofErr w:type="spellEnd"/>
+      <w:r>
+        <w:rPr>
+          <w:rFonts w:ascii="Courier New" w:eastAsia="Times New Roman" w:hAnsi="Courier New" w:cs="Courier New"/>
+          <w:sz w:val="20"/>
+          <w:szCs w:val="20"/>
+        </w:rPr>
+        <w:t xml:space="preserve"> http://localhost:3000;</w:t>
+      </w:r>
+    </w:p>
+    <w:p>
+      <w:pPr>
+        <w:tabs>
+          <w:tab w:val="left" w:pos="916"/>
+          <w:tab w:val="left" w:pos="1832"/>
+          <w:tab w:val="left" w:pos="2748"/>
+          <w:tab w:val="left" w:pos="3664"/>
+          <w:tab w:val="left" w:pos="4580"/>
+          <w:tab w:val="left" w:pos="5496"/>
+          <w:tab w:val="left" w:pos="6412"/>
+          <w:tab w:val="left" w:pos="7328"/>
+          <w:tab w:val="left" w:pos="8244"/>
+          <w:tab w:val="left" w:pos="9160"/>
+          <w:tab w:val="left" w:pos="10076"/>
+          <w:tab w:val="left" w:pos="10992"/>
+          <w:tab w:val="left" w:pos="11908"/>
+          <w:tab w:val="left" w:pos="12824"/>
+          <w:tab w:val="left" w:pos="13740"/>
+          <w:tab w:val="left" w:pos="14656"/>
+        </w:tabs>
+        <w:spacing w:after="0" w:line="240" w:lineRule="auto"/>
+        <w:rPr>
+          <w:rFonts w:ascii="Courier New" w:eastAsia="Times New Roman" w:hAnsi="Courier New" w:cs="Courier New"/>
+          <w:sz w:val="20"/>
+          <w:szCs w:val="20"/>
+        </w:rPr>
+      </w:pPr>
+    </w:p>
+    <w:p>
+      <w:pPr>
+        <w:tabs>
+          <w:tab w:val="left" w:pos="916"/>
+          <w:tab w:val="left" w:pos="1832"/>
+          <w:tab w:val="left" w:pos="2748"/>
+          <w:tab w:val="left" w:pos="3664"/>
+          <w:tab w:val="left" w:pos="4580"/>
+          <w:tab w:val="left" w:pos="5496"/>
+          <w:tab w:val="left" w:pos="6412"/>
+          <w:tab w:val="left" w:pos="7328"/>
+          <w:tab w:val="left" w:pos="8244"/>
+          <w:tab w:val="left" w:pos="9160"/>
+          <w:tab w:val="left" w:pos="10076"/>
+          <w:tab w:val="left" w:pos="10992"/>
+          <w:tab w:val="left" w:pos="11908"/>
+          <w:tab w:val="left" w:pos="12824"/>
+          <w:tab w:val="left" w:pos="13740"/>
+          <w:tab w:val="left" w:pos="14656"/>
+        </w:tabs>
+        <w:spacing w:after="0" w:line="240" w:lineRule="auto"/>
+        <w:rPr>
+          <w:rFonts w:ascii="Courier New" w:eastAsia="Times New Roman" w:hAnsi="Courier New" w:cs="Courier New"/>
+          <w:sz w:val="20"/>
+          <w:szCs w:val="20"/>
+        </w:rPr>
+      </w:pPr>
+      <w:r>
+        <w:rPr>
+          <w:rFonts w:ascii="Courier New" w:eastAsia="Times New Roman" w:hAnsi="Courier New" w:cs="Courier New"/>
+          <w:sz w:val="20"/>
+          <w:szCs w:val="20"/>
+        </w:rPr>
+        <w:t xml:space="preserve">        </w:t>
+      </w:r>
+      <w:proofErr w:type="spellStart"/>
+      <w:r>
+        <w:rPr>
+          <w:rFonts w:ascii="Courier New" w:eastAsia="Times New Roman" w:hAnsi="Courier New" w:cs="Courier New"/>
+          <w:sz w:val="20"/>
+          <w:szCs w:val="20"/>
+        </w:rPr>
+        <w:t>proxy_http_version</w:t>
+      </w:r>
+      <w:proofErr w:type="spellEnd"/>
+      <w:r>
+        <w:rPr>
+          <w:rFonts w:ascii="Courier New" w:eastAsia="Times New Roman" w:hAnsi="Courier New" w:cs="Courier New"/>
+          <w:sz w:val="20"/>
+          <w:szCs w:val="20"/>
+        </w:rPr>
+        <w:t xml:space="preserve"> 1.1;</w:t>
+      </w:r>
+    </w:p>
+    <w:p>
+      <w:pPr>
+        <w:tabs>
+          <w:tab w:val="left" w:pos="916"/>
+          <w:tab w:val="left" w:pos="1832"/>
+          <w:tab w:val="left" w:pos="2748"/>
+          <w:tab w:val="left" w:pos="3664"/>
+          <w:tab w:val="left" w:pos="4580"/>
+          <w:tab w:val="left" w:pos="5496"/>
+          <w:tab w:val="left" w:pos="6412"/>
+          <w:tab w:val="left" w:pos="7328"/>
+          <w:tab w:val="left" w:pos="8244"/>
+          <w:tab w:val="left" w:pos="9160"/>
+          <w:tab w:val="left" w:pos="10076"/>
+          <w:tab w:val="left" w:pos="10992"/>
+          <w:tab w:val="left" w:pos="11908"/>
+          <w:tab w:val="left" w:pos="12824"/>
+          <w:tab w:val="left" w:pos="13740"/>
+          <w:tab w:val="left" w:pos="14656"/>
+        </w:tabs>
+        <w:spacing w:after="0" w:line="240" w:lineRule="auto"/>
+        <w:rPr>
+          <w:rFonts w:ascii="Courier New" w:eastAsia="Times New Roman" w:hAnsi="Courier New" w:cs="Courier New"/>
+          <w:sz w:val="20"/>
+          <w:szCs w:val="20"/>
+        </w:rPr>
+      </w:pPr>
+    </w:p>
+    <w:p>
+      <w:pPr>
+        <w:tabs>
+          <w:tab w:val="left" w:pos="916"/>
+          <w:tab w:val="left" w:pos="1832"/>
+          <w:tab w:val="left" w:pos="2748"/>
+          <w:tab w:val="left" w:pos="3664"/>
+          <w:tab w:val="left" w:pos="4580"/>
+          <w:tab w:val="left" w:pos="5496"/>
+          <w:tab w:val="left" w:pos="6412"/>
+          <w:tab w:val="left" w:pos="7328"/>
+          <w:tab w:val="left" w:pos="8244"/>
+          <w:tab w:val="left" w:pos="9160"/>
+          <w:tab w:val="left" w:pos="10076"/>
+          <w:tab w:val="left" w:pos="10992"/>
+          <w:tab w:val="left" w:pos="11908"/>
+          <w:tab w:val="left" w:pos="12824"/>
+          <w:tab w:val="left" w:pos="13740"/>
+          <w:tab w:val="left" w:pos="14656"/>
+        </w:tabs>
+        <w:spacing w:after="0" w:line="240" w:lineRule="auto"/>
+        <w:rPr>
+          <w:rFonts w:ascii="Courier New" w:eastAsia="Times New Roman" w:hAnsi="Courier New" w:cs="Courier New"/>
+          <w:sz w:val="20"/>
+          <w:szCs w:val="20"/>
+        </w:rPr>
+      </w:pPr>
+      <w:r>
+        <w:rPr>
+          <w:rFonts w:ascii="Courier New" w:eastAsia="Times New Roman" w:hAnsi="Courier New" w:cs="Courier New"/>
+          <w:sz w:val="20"/>
+          <w:szCs w:val="20"/>
+        </w:rPr>
+        <w:t xml:space="preserve">        </w:t>
+      </w:r>
+      <w:proofErr w:type="spellStart"/>
+      <w:r>
+        <w:rPr>
+          <w:rFonts w:ascii="Courier New" w:eastAsia="Times New Roman" w:hAnsi="Courier New" w:cs="Courier New"/>
+          <w:sz w:val="20"/>
+          <w:szCs w:val="20"/>
+        </w:rPr>
+        <w:t>proxy_set_header</w:t>
+      </w:r>
+      <w:proofErr w:type="spellEnd"/>
+      <w:r>
+        <w:rPr>
+          <w:rFonts w:ascii="Courier New" w:eastAsia="Times New Roman" w:hAnsi="Courier New" w:cs="Courier New"/>
+          <w:sz w:val="20"/>
+          <w:szCs w:val="20"/>
+        </w:rPr>
+        <w:t xml:space="preserve"> Host $host;</w:t>
+      </w:r>
+    </w:p>
+    <w:p>
+      <w:pPr>
+        <w:tabs>
+          <w:tab w:val="left" w:pos="916"/>
+          <w:tab w:val="left" w:pos="1832"/>
+          <w:tab w:val="left" w:pos="2748"/>
+          <w:tab w:val="left" w:pos="3664"/>
+          <w:tab w:val="left" w:pos="4580"/>
+          <w:tab w:val="left" w:pos="5496"/>
+          <w:tab w:val="left" w:pos="6412"/>
+          <w:tab w:val="left" w:pos="7328"/>
+          <w:tab w:val="left" w:pos="8244"/>
+          <w:tab w:val="left" w:pos="9160"/>
+          <w:tab w:val="left" w:pos="10076"/>
+          <w:tab w:val="left" w:pos="10992"/>
+          <w:tab w:val="left" w:pos="11908"/>
+          <w:tab w:val="left" w:pos="12824"/>
+          <w:tab w:val="left" w:pos="13740"/>
+          <w:tab w:val="left" w:pos="14656"/>
+        </w:tabs>
+        <w:spacing w:after="0" w:line="240" w:lineRule="auto"/>
+        <w:rPr>
+          <w:rFonts w:ascii="Courier New" w:eastAsia="Times New Roman" w:hAnsi="Courier New" w:cs="Courier New"/>
+          <w:sz w:val="20"/>
+          <w:szCs w:val="20"/>
+        </w:rPr>
+      </w:pPr>
+      <w:r>
+        <w:rPr>
+          <w:rFonts w:ascii="Courier New" w:eastAsia="Times New Roman" w:hAnsi="Courier New" w:cs="Courier New"/>
+          <w:sz w:val="20"/>
+          <w:szCs w:val="20"/>
+        </w:rPr>
+        <w:t xml:space="preserve">        </w:t>
+      </w:r>
+      <w:proofErr w:type="spellStart"/>
+      <w:r>
+        <w:rPr>
+          <w:rFonts w:ascii="Courier New" w:eastAsia="Times New Roman" w:hAnsi="Courier New" w:cs="Courier New"/>
+          <w:sz w:val="20"/>
+          <w:szCs w:val="20"/>
+        </w:rPr>
+        <w:t>proxy_set_header</w:t>
+      </w:r>
+      <w:proofErr w:type="spellEnd"/>
+      <w:r>
+        <w:rPr>
+          <w:rFonts w:ascii="Courier New" w:eastAsia="Times New Roman" w:hAnsi="Courier New" w:cs="Courier New"/>
+          <w:sz w:val="20"/>
+          <w:szCs w:val="20"/>
+        </w:rPr>
+        <w:t xml:space="preserve"> X-Real-IP $</w:t>
+      </w:r>
+      <w:proofErr w:type="spellStart"/>
+      <w:r>
+        <w:rPr>
+          <w:rFonts w:ascii="Courier New" w:eastAsia="Times New Roman" w:hAnsi="Courier New" w:cs="Courier New"/>
+          <w:sz w:val="20"/>
+          <w:szCs w:val="20"/>
+        </w:rPr>
+        <w:t>remote_addr</w:t>
+      </w:r>
+      <w:proofErr w:type="spellEnd"/>
+      <w:r>
+        <w:rPr>
+          <w:rFonts w:ascii="Courier New" w:eastAsia="Times New Roman" w:hAnsi="Courier New" w:cs="Courier New"/>
+          <w:sz w:val="20"/>
+          <w:szCs w:val="20"/>
+        </w:rPr>
+        <w:t>;</w:t>
+      </w:r>
+    </w:p>
+    <w:p>
+      <w:pPr>
+        <w:tabs>
+          <w:tab w:val="left" w:pos="916"/>
+          <w:tab w:val="left" w:pos="1832"/>
+          <w:tab w:val="left" w:pos="2748"/>
+          <w:tab w:val="left" w:pos="3664"/>
+          <w:tab w:val="left" w:pos="4580"/>
+          <w:tab w:val="left" w:pos="5496"/>
+          <w:tab w:val="left" w:pos="6412"/>
+          <w:tab w:val="left" w:pos="7328"/>
+          <w:tab w:val="left" w:pos="8244"/>
+          <w:tab w:val="left" w:pos="9160"/>
+          <w:tab w:val="left" w:pos="10076"/>
+          <w:tab w:val="left" w:pos="10992"/>
+          <w:tab w:val="left" w:pos="11908"/>
+          <w:tab w:val="left" w:pos="12824"/>
+          <w:tab w:val="left" w:pos="13740"/>
+          <w:tab w:val="left" w:pos="14656"/>
+        </w:tabs>
+        <w:spacing w:after="0" w:line="240" w:lineRule="auto"/>
+        <w:rPr>
+          <w:rFonts w:ascii="Courier New" w:eastAsia="Times New Roman" w:hAnsi="Courier New" w:cs="Courier New"/>
+          <w:sz w:val="20"/>
+          <w:szCs w:val="20"/>
+        </w:rPr>
+      </w:pPr>
+      <w:r>
+        <w:rPr>
+          <w:rFonts w:ascii="Courier New" w:eastAsia="Times New Roman" w:hAnsi="Courier New" w:cs="Courier New"/>
+          <w:sz w:val="20"/>
+          <w:szCs w:val="20"/>
+        </w:rPr>
+        <w:t xml:space="preserve">        </w:t>
+      </w:r>
+      <w:proofErr w:type="spellStart"/>
+      <w:r>
+        <w:rPr>
+          <w:rFonts w:ascii="Courier New" w:eastAsia="Times New Roman" w:hAnsi="Courier New" w:cs="Courier New"/>
+          <w:sz w:val="20"/>
+          <w:szCs w:val="20"/>
+        </w:rPr>
+        <w:t>proxy_set_header</w:t>
+      </w:r>
+      <w:proofErr w:type="spellEnd"/>
+      <w:r>
+        <w:rPr>
+          <w:rFonts w:ascii="Courier New" w:eastAsia="Times New Roman" w:hAnsi="Courier New" w:cs="Courier New"/>
+          <w:sz w:val="20"/>
+          <w:szCs w:val="20"/>
+        </w:rPr>
+        <w:t xml:space="preserve"> X-Forwarded-For $</w:t>
+      </w:r>
+      <w:proofErr w:type="spellStart"/>
+      <w:r>
+        <w:rPr>
+          <w:rFonts w:ascii="Courier New" w:eastAsia="Times New Roman" w:hAnsi="Courier New" w:cs="Courier New"/>
+          <w:sz w:val="20"/>
+          <w:szCs w:val="20"/>
+        </w:rPr>
+        <w:t>proxy_add_x_forwarded_for</w:t>
+      </w:r>
+      <w:proofErr w:type="spellEnd"/>
+      <w:r>
+        <w:rPr>
+          <w:rFonts w:ascii="Courier New" w:eastAsia="Times New Roman" w:hAnsi="Courier New" w:cs="Courier New"/>
+          <w:sz w:val="20"/>
+          <w:szCs w:val="20"/>
+        </w:rPr>
+        <w:t>;</w:t>
+      </w:r>
+    </w:p>
+    <w:p>
+      <w:pPr>
+        <w:tabs>
+          <w:tab w:val="left" w:pos="916"/>
+          <w:tab w:val="left" w:pos="1832"/>
+          <w:tab w:val="left" w:pos="2748"/>
+          <w:tab w:val="left" w:pos="3664"/>
+          <w:tab w:val="left" w:pos="4580"/>
+          <w:tab w:val="left" w:pos="5496"/>
+          <w:tab w:val="left" w:pos="6412"/>
+          <w:tab w:val="left" w:pos="7328"/>
+          <w:tab w:val="left" w:pos="8244"/>
+          <w:tab w:val="left" w:pos="9160"/>
+          <w:tab w:val="left" w:pos="10076"/>
+          <w:tab w:val="left" w:pos="10992"/>
+          <w:tab w:val="left" w:pos="11908"/>
+          <w:tab w:val="left" w:pos="12824"/>
+          <w:tab w:val="left" w:pos="13740"/>
+          <w:tab w:val="left" w:pos="14656"/>
+        </w:tabs>
+        <w:spacing w:after="0" w:line="240" w:lineRule="auto"/>
+        <w:rPr>
+          <w:rFonts w:ascii="Courier New" w:eastAsia="Times New Roman" w:hAnsi="Courier New" w:cs="Courier New"/>
+          <w:sz w:val="20"/>
+          <w:szCs w:val="20"/>
+        </w:rPr>
+      </w:pPr>
+      <w:r>
+        <w:rPr>
+          <w:rFonts w:ascii="Courier New" w:eastAsia="Times New Roman" w:hAnsi="Courier New" w:cs="Courier New"/>
+          <w:sz w:val="20"/>
+          <w:szCs w:val="20"/>
+        </w:rPr>
+        <w:t xml:space="preserve">    }</w:t>
+      </w:r>
+    </w:p>
+    <w:p>
+      <w:pPr>
+        <w:tabs>
+          <w:tab w:val="left" w:pos="916"/>
+          <w:tab w:val="left" w:pos="1832"/>
+          <w:tab w:val="left" w:pos="2748"/>
+          <w:tab w:val="left" w:pos="3664"/>
+          <w:tab w:val="left" w:pos="4580"/>
+          <w:tab w:val="left" w:pos="5496"/>
+          <w:tab w:val="left" w:pos="6412"/>
+          <w:tab w:val="left" w:pos="7328"/>
+          <w:tab w:val="left" w:pos="8244"/>
+          <w:tab w:val="left" w:pos="9160"/>
+          <w:tab w:val="left" w:pos="10076"/>
+          <w:tab w:val="left" w:pos="10992"/>
+          <w:tab w:val="left" w:pos="11908"/>
+          <w:tab w:val="left" w:pos="12824"/>
+          <w:tab w:val="left" w:pos="13740"/>
+          <w:tab w:val="left" w:pos="14656"/>
+        </w:tabs>
+        <w:spacing w:after="0" w:line="240" w:lineRule="auto"/>
+        <w:rPr>
+          <w:rFonts w:ascii="Courier New" w:eastAsia="Times New Roman" w:hAnsi="Courier New" w:cs="Courier New"/>
+          <w:sz w:val="20"/>
+          <w:szCs w:val="20"/>
+        </w:rPr>
+      </w:pPr>
+      <w:r>
+        <w:rPr>
+          <w:rFonts w:ascii="Courier New" w:eastAsia="Times New Roman" w:hAnsi="Courier New" w:cs="Courier New"/>
+          <w:sz w:val="20"/>
+          <w:szCs w:val="20"/>
+        </w:rPr>
+        <w:t>}</w:t>
+      </w:r>
+    </w:p>
+    <w:p>
+      <w:pPr>
+        <w:spacing w:after="0" w:line="240" w:lineRule="auto"/>
+        <w:rPr>
+          <w:rFonts w:ascii="Times New Roman" w:eastAsia="Times New Roman" w:hAnsi="Times New Roman" w:cs="Times New Roman"/>
+          <w:sz w:val="24"/>
+          <w:szCs w:val="24"/>
+        </w:rPr>
+      </w:pPr>
+      <w:r>
+        <w:rPr>
+          <w:rFonts w:ascii="Times New Roman" w:eastAsia="Times New Roman" w:hAnsi="Times New Roman" w:cs="Times New Roman"/>
+          <w:sz w:val="24"/>
+          <w:szCs w:val="24"/>
+        </w:rPr>
+        <w:lastRenderedPageBreak/>
+        <w:pict>
+          <v:rect id="_x0000_i1094" style="width:0;height:1.5pt" o:hralign="center" o:hrstd="t" o:hr="t" fillcolor="#a0a0a0" stroked="f"/>
+        </w:pict>
+      </w:r>
+    </w:p>
+    <w:p>
+      <w:pPr>
+        <w:spacing w:before="100" w:beforeAutospacing="1" w:after="100" w:afterAutospacing="1" w:line="240" w:lineRule="auto"/>
+        <w:outlineLvl w:val="0"/>
+        <w:rPr>
+          <w:rFonts w:ascii="Times New Roman" w:eastAsia="Times New Roman" w:hAnsi="Times New Roman" w:cs="Times New Roman"/>
+          <w:b/>
+          <w:bCs/>
+          <w:kern w:val="36"/>
+          <w:sz w:val="48"/>
+          <w:szCs w:val="48"/>
+        </w:rPr>
+      </w:pPr>
+      <w:r>
+        <w:rPr>
+          <w:rFonts w:ascii="Times New Roman" w:eastAsia="Times New Roman" w:hAnsi="Times New Roman" w:cs="Times New Roman"/>
+          <w:b/>
+          <w:bCs/>
+          <w:kern w:val="36"/>
+          <w:sz w:val="48"/>
+          <w:szCs w:val="48"/>
+        </w:rPr>
+        <w:t>Save Nano File</w:t>
+      </w:r>
+    </w:p>
+    <w:p>
+      <w:pPr>
+        <w:tabs>
+          <w:tab w:val="left" w:pos="916"/>
+          <w:tab w:val="left" w:pos="1832"/>
+          <w:tab w:val="left" w:pos="2748"/>
+          <w:tab w:val="left" w:pos="3664"/>
+          <w:tab w:val="left" w:pos="4580"/>
+          <w:tab w:val="left" w:pos="5496"/>
+          <w:tab w:val="left" w:pos="6412"/>
+          <w:tab w:val="left" w:pos="7328"/>
+          <w:tab w:val="left" w:pos="8244"/>
+          <w:tab w:val="left" w:pos="9160"/>
+          <w:tab w:val="left" w:pos="10076"/>
+          <w:tab w:val="left" w:pos="10992"/>
+          <w:tab w:val="left" w:pos="11908"/>
+          <w:tab w:val="left" w:pos="12824"/>
+          <w:tab w:val="left" w:pos="13740"/>
+          <w:tab w:val="left" w:pos="14656"/>
+        </w:tabs>
+        <w:spacing w:after="0" w:line="240" w:lineRule="auto"/>
+        <w:rPr>
+          <w:rFonts w:ascii="Courier New" w:eastAsia="Times New Roman" w:hAnsi="Courier New" w:cs="Courier New"/>
+          <w:sz w:val="20"/>
+          <w:szCs w:val="20"/>
+        </w:rPr>
+      </w:pPr>
+      <w:r>
+        <w:rPr>
+          <w:rFonts w:ascii="Courier New" w:eastAsia="Times New Roman" w:hAnsi="Courier New" w:cs="Courier New"/>
+          <w:sz w:val="20"/>
+          <w:szCs w:val="20"/>
+        </w:rPr>
+        <w:t>CTRL + O</w:t>
+      </w:r>
+    </w:p>
+    <w:p>
+      <w:pPr>
+        <w:spacing w:before="100" w:beforeAutospacing="1" w:after="100" w:afterAutospacing="1" w:line="240" w:lineRule="auto"/>
+        <w:rPr>
+          <w:rFonts w:ascii="Times New Roman" w:eastAsia="Times New Roman" w:hAnsi="Times New Roman" w:cs="Times New Roman"/>
+          <w:sz w:val="24"/>
+          <w:szCs w:val="24"/>
+        </w:rPr>
+      </w:pPr>
+      <w:r>
+        <w:rPr>
+          <w:rFonts w:ascii="Times New Roman" w:eastAsia="Times New Roman" w:hAnsi="Times New Roman" w:cs="Times New Roman"/>
+          <w:sz w:val="24"/>
+          <w:szCs w:val="24"/>
+        </w:rPr>
+        <w:t>Then:</w:t>
+      </w:r>
+    </w:p>
+    <w:p>
+      <w:pPr>
+        <w:tabs>
+          <w:tab w:val="left" w:pos="916"/>
+          <w:tab w:val="left" w:pos="1832"/>
+          <w:tab w:val="left" w:pos="2748"/>
+          <w:tab w:val="left" w:pos="3664"/>
+          <w:tab w:val="left" w:pos="4580"/>
+          <w:tab w:val="left" w:pos="5496"/>
+          <w:tab w:val="left" w:pos="6412"/>
+          <w:tab w:val="left" w:pos="7328"/>
+          <w:tab w:val="left" w:pos="8244"/>
+          <w:tab w:val="left" w:pos="9160"/>
+          <w:tab w:val="left" w:pos="10076"/>
+          <w:tab w:val="left" w:pos="10992"/>
+          <w:tab w:val="left" w:pos="11908"/>
+          <w:tab w:val="left" w:pos="12824"/>
+          <w:tab w:val="left" w:pos="13740"/>
+          <w:tab w:val="left" w:pos="14656"/>
+        </w:tabs>
+        <w:spacing w:after="0" w:line="240" w:lineRule="auto"/>
+        <w:rPr>
+          <w:rFonts w:ascii="Courier New" w:eastAsia="Times New Roman" w:hAnsi="Courier New" w:cs="Courier New"/>
+          <w:sz w:val="20"/>
+          <w:szCs w:val="20"/>
+        </w:rPr>
+      </w:pPr>
+      <w:r>
+        <w:rPr>
+          <w:rFonts w:ascii="Courier New" w:eastAsia="Times New Roman" w:hAnsi="Courier New" w:cs="Courier New"/>
+          <w:sz w:val="20"/>
+          <w:szCs w:val="20"/>
+        </w:rPr>
+        <w:t>Enter</w:t>
+      </w:r>
+    </w:p>
+    <w:p>
+      <w:pPr>
+        <w:spacing w:after="0" w:line="240" w:lineRule="auto"/>
+        <w:rPr>
+          <w:rFonts w:ascii="Times New Roman" w:eastAsia="Times New Roman" w:hAnsi="Times New Roman" w:cs="Times New Roman"/>
+          <w:sz w:val="24"/>
+          <w:szCs w:val="24"/>
+        </w:rPr>
+      </w:pPr>
+      <w:r>
+        <w:rPr>
+          <w:rFonts w:ascii="Times New Roman" w:eastAsia="Times New Roman" w:hAnsi="Times New Roman" w:cs="Times New Roman"/>
+          <w:sz w:val="24"/>
+          <w:szCs w:val="24"/>
+        </w:rPr>
+        <w:pict>
+          <v:rect id="_x0000_i1095" style="width:0;height:1.5pt" o:hralign="center" o:hrstd="t" o:hr="t" fillcolor="#a0a0a0" stroked="f"/>
+        </w:pict>
+      </w:r>
+    </w:p>
+    <w:p>
+      <w:pPr>
+        <w:spacing w:before="100" w:beforeAutospacing="1" w:after="100" w:afterAutospacing="1" w:line="240" w:lineRule="auto"/>
+        <w:outlineLvl w:val="0"/>
+        <w:rPr>
+          <w:rFonts w:ascii="Times New Roman" w:eastAsia="Times New Roman" w:hAnsi="Times New Roman" w:cs="Times New Roman"/>
+          <w:b/>
+          <w:bCs/>
+          <w:kern w:val="36"/>
+          <w:sz w:val="48"/>
+          <w:szCs w:val="48"/>
+        </w:rPr>
+      </w:pPr>
+      <w:r>
+        <w:rPr>
+          <w:rFonts w:ascii="Times New Roman" w:eastAsia="Times New Roman" w:hAnsi="Times New Roman" w:cs="Times New Roman"/>
+          <w:b/>
+          <w:bCs/>
+          <w:kern w:val="36"/>
+          <w:sz w:val="48"/>
+          <w:szCs w:val="48"/>
+        </w:rPr>
+        <w:t>Exit Nano</w:t>
+      </w:r>
+    </w:p>
+    <w:p>
+      <w:pPr>
+        <w:tabs>
+          <w:tab w:val="left" w:pos="916"/>
+          <w:tab w:val="left" w:pos="1832"/>
+          <w:tab w:val="left" w:pos="2748"/>
+          <w:tab w:val="left" w:pos="3664"/>
+          <w:tab w:val="left" w:pos="4580"/>
+          <w:tab w:val="left" w:pos="5496"/>
+          <w:tab w:val="left" w:pos="6412"/>
+          <w:tab w:val="left" w:pos="7328"/>
+          <w:tab w:val="left" w:pos="8244"/>
+          <w:tab w:val="left" w:pos="9160"/>
+          <w:tab w:val="left" w:pos="10076"/>
+          <w:tab w:val="left" w:pos="10992"/>
+          <w:tab w:val="left" w:pos="11908"/>
+          <w:tab w:val="left" w:pos="12824"/>
+          <w:tab w:val="left" w:pos="13740"/>
+          <w:tab w:val="left" w:pos="14656"/>
+        </w:tabs>
+        <w:spacing w:after="0" w:line="240" w:lineRule="auto"/>
+        <w:rPr>
+          <w:rFonts w:ascii="Courier New" w:eastAsia="Times New Roman" w:hAnsi="Courier New" w:cs="Courier New"/>
+          <w:sz w:val="20"/>
+          <w:szCs w:val="20"/>
+        </w:rPr>
+      </w:pPr>
+      <w:r>
+        <w:rPr>
+          <w:rFonts w:ascii="Courier New" w:eastAsia="Times New Roman" w:hAnsi="Courier New" w:cs="Courier New"/>
+          <w:sz w:val="20"/>
+          <w:szCs w:val="20"/>
+        </w:rPr>
+        <w:t>CTRL + X</w:t>
+      </w:r>
+    </w:p>
+    <w:p>
+      <w:pPr>
+        <w:spacing w:after="0" w:line="240" w:lineRule="auto"/>
+        <w:rPr>
+          <w:rFonts w:ascii="Times New Roman" w:eastAsia="Times New Roman" w:hAnsi="Times New Roman" w:cs="Times New Roman"/>
+          <w:sz w:val="24"/>
+          <w:szCs w:val="24"/>
+        </w:rPr>
+      </w:pPr>
+      <w:r>
+        <w:rPr>
+          <w:rFonts w:ascii="Times New Roman" w:eastAsia="Times New Roman" w:hAnsi="Times New Roman" w:cs="Times New Roman"/>
+          <w:sz w:val="24"/>
+          <w:szCs w:val="24"/>
+        </w:rPr>
+        <w:pict>
+          <v:rect id="_x0000_i1096" style="width:0;height:1.5pt" o:hralign="center" o:hrstd="t" o:hr="t" fillcolor="#a0a0a0" stroked="f"/>
+        </w:pict>
+      </w:r>
+    </w:p>
+    <w:p>
+      <w:pPr>
+        <w:spacing w:before="100" w:beforeAutospacing="1" w:after="100" w:afterAutospacing="1" w:line="240" w:lineRule="auto"/>
+        <w:outlineLvl w:val="0"/>
+        <w:rPr>
+          <w:rFonts w:ascii="Times New Roman" w:eastAsia="Times New Roman" w:hAnsi="Times New Roman" w:cs="Times New Roman"/>
+          <w:b/>
+          <w:bCs/>
+          <w:kern w:val="36"/>
+          <w:sz w:val="48"/>
+          <w:szCs w:val="48"/>
+        </w:rPr>
+      </w:pPr>
+      <w:r>
+        <w:rPr>
+          <w:rFonts w:ascii="Times New Roman" w:eastAsia="Times New Roman" w:hAnsi="Times New Roman" w:cs="Times New Roman"/>
+          <w:b/>
+          <w:bCs/>
+          <w:kern w:val="36"/>
+          <w:sz w:val="48"/>
+          <w:szCs w:val="48"/>
+        </w:rPr>
+        <w:t>Test Nginx Configuration</w:t>
+      </w:r>
+    </w:p>
+    <w:p>
+      <w:pPr>
+        <w:tabs>
+          <w:tab w:val="left" w:pos="916"/>
+          <w:tab w:val="left" w:pos="1832"/>
+          <w:tab w:val="left" w:pos="2748"/>
+          <w:tab w:val="left" w:pos="3664"/>
+          <w:tab w:val="left" w:pos="4580"/>
+          <w:tab w:val="left" w:pos="5496"/>
+          <w:tab w:val="left" w:pos="6412"/>
+          <w:tab w:val="left" w:pos="7328"/>
+          <w:tab w:val="left" w:pos="8244"/>
+          <w:tab w:val="left" w:pos="9160"/>
+          <w:tab w:val="left" w:pos="10076"/>
+          <w:tab w:val="left" w:pos="10992"/>
+          <w:tab w:val="left" w:pos="11908"/>
+          <w:tab w:val="left" w:pos="12824"/>
+          <w:tab w:val="left" w:pos="13740"/>
+          <w:tab w:val="left" w:pos="14656"/>
+        </w:tabs>
+        <w:spacing w:after="0" w:line="240" w:lineRule="auto"/>
+        <w:rPr>
+          <w:rFonts w:ascii="Courier New" w:eastAsia="Times New Roman" w:hAnsi="Courier New" w:cs="Courier New"/>
+          <w:sz w:val="20"/>
+          <w:szCs w:val="20"/>
+        </w:rPr>
+      </w:pPr>
+      <w:proofErr w:type="spellStart"/>
+      <w:r>
+        <w:rPr>
+          <w:rFonts w:ascii="Courier New" w:eastAsia="Times New Roman" w:hAnsi="Courier New" w:cs="Courier New"/>
+          <w:sz w:val="20"/>
+          <w:szCs w:val="20"/>
+        </w:rPr>
+        <w:t>sudo</w:t>
+      </w:r>
+      <w:proofErr w:type="spellEnd"/>
+      <w:r>
+        <w:rPr>
+          <w:rFonts w:ascii="Courier New" w:eastAsia="Times New Roman" w:hAnsi="Courier New" w:cs="Courier New"/>
+          <w:sz w:val="20"/>
+          <w:szCs w:val="20"/>
+        </w:rPr>
+        <w:t xml:space="preserve"> </w:t>
+      </w:r>
+      <w:proofErr w:type="spellStart"/>
+      <w:r>
+        <w:rPr>
+          <w:rFonts w:ascii="Courier New" w:eastAsia="Times New Roman" w:hAnsi="Courier New" w:cs="Courier New"/>
+          <w:sz w:val="20"/>
+          <w:szCs w:val="20"/>
+        </w:rPr>
+        <w:t>nginx</w:t>
+      </w:r>
+      <w:proofErr w:type="spellEnd"/>
+      <w:r>
+        <w:rPr>
+          <w:rFonts w:ascii="Courier New" w:eastAsia="Times New Roman" w:hAnsi="Courier New" w:cs="Courier New"/>
+          <w:sz w:val="20"/>
+          <w:szCs w:val="20"/>
+        </w:rPr>
+        <w:t xml:space="preserve"> -t</w:t>
+      </w:r>
+    </w:p>
+    <w:p>
+      <w:pPr>
+        <w:spacing w:after="0" w:line="240" w:lineRule="auto"/>
+        <w:rPr>
+          <w:rFonts w:ascii="Times New Roman" w:eastAsia="Times New Roman" w:hAnsi="Times New Roman" w:cs="Times New Roman"/>
+          <w:sz w:val="24"/>
+          <w:szCs w:val="24"/>
+        </w:rPr>
+      </w:pPr>
+      <w:r>
+        <w:rPr>
+          <w:rFonts w:ascii="Times New Roman" w:eastAsia="Times New Roman" w:hAnsi="Times New Roman" w:cs="Times New Roman"/>
+          <w:sz w:val="24"/>
+          <w:szCs w:val="24"/>
+        </w:rPr>
+        <w:pict>
+          <v:rect id="_x0000_i1097" style="width:0;height:1.5pt" o:hralign="center" o:hrstd="t" o:hr="t" fillcolor="#a0a0a0" stroked="f"/>
+        </w:pict>
+      </w:r>
+    </w:p>
+    <w:p>
+      <w:pPr>
+        <w:spacing w:before="100" w:beforeAutospacing="1" w:after="100" w:afterAutospacing="1" w:line="240" w:lineRule="auto"/>
+        <w:outlineLvl w:val="0"/>
+        <w:rPr>
+          <w:rFonts w:ascii="Times New Roman" w:eastAsia="Times New Roman" w:hAnsi="Times New Roman" w:cs="Times New Roman"/>
+          <w:b/>
+          <w:bCs/>
+          <w:kern w:val="36"/>
+          <w:sz w:val="48"/>
+          <w:szCs w:val="48"/>
+        </w:rPr>
+      </w:pPr>
+      <w:r>
+        <w:rPr>
+          <w:rFonts w:ascii="Times New Roman" w:eastAsia="Times New Roman" w:hAnsi="Times New Roman" w:cs="Times New Roman"/>
+          <w:b/>
+          <w:bCs/>
+          <w:kern w:val="36"/>
+          <w:sz w:val="48"/>
+          <w:szCs w:val="48"/>
+        </w:rPr>
+        <w:t>Restart Nginx</w:t>
+      </w:r>
+    </w:p>
+    <w:p>
+      <w:pPr>
+        <w:tabs>
+          <w:tab w:val="left" w:pos="916"/>
+          <w:tab w:val="left" w:pos="1832"/>
+          <w:tab w:val="left" w:pos="2748"/>
+          <w:tab w:val="left" w:pos="3664"/>
+          <w:tab w:val="left" w:pos="4580"/>
+          <w:tab w:val="left" w:pos="5496"/>
+          <w:tab w:val="left" w:pos="6412"/>
+          <w:tab w:val="left" w:pos="7328"/>
+          <w:tab w:val="left" w:pos="8244"/>
+          <w:tab w:val="left" w:pos="9160"/>
+          <w:tab w:val="left" w:pos="10076"/>
+          <w:tab w:val="left" w:pos="10992"/>
+          <w:tab w:val="left" w:pos="11908"/>
+          <w:tab w:val="left" w:pos="12824"/>
+          <w:tab w:val="left" w:pos="13740"/>
+          <w:tab w:val="left" w:pos="14656"/>
+        </w:tabs>
+        <w:spacing w:after="0" w:line="240" w:lineRule="auto"/>
+        <w:rPr>
+          <w:rFonts w:ascii="Courier New" w:eastAsia="Times New Roman" w:hAnsi="Courier New" w:cs="Courier New"/>
+          <w:sz w:val="20"/>
+          <w:szCs w:val="20"/>
+        </w:rPr>
+      </w:pPr>
+      <w:proofErr w:type="spellStart"/>
+      <w:r>
+        <w:rPr>
+          <w:rFonts w:ascii="Courier New" w:eastAsia="Times New Roman" w:hAnsi="Courier New" w:cs="Courier New"/>
+          <w:sz w:val="20"/>
+          <w:szCs w:val="20"/>
+        </w:rPr>
+        <w:t>sudo</w:t>
+      </w:r>
+      <w:proofErr w:type="spellEnd"/>
+      <w:r>
+        <w:rPr>
+          <w:rFonts w:ascii="Courier New" w:eastAsia="Times New Roman" w:hAnsi="Courier New" w:cs="Courier New"/>
+          <w:sz w:val="20"/>
+          <w:szCs w:val="20"/>
+        </w:rPr>
+        <w:t xml:space="preserve"> </w:t>
+      </w:r>
+      <w:proofErr w:type="spellStart"/>
+      <w:r>
+        <w:rPr>
+          <w:rFonts w:ascii="Courier New" w:eastAsia="Times New Roman" w:hAnsi="Courier New" w:cs="Courier New"/>
+          <w:sz w:val="20"/>
+          <w:szCs w:val="20"/>
+        </w:rPr>
+        <w:t>systemctl</w:t>
+      </w:r>
+      <w:proofErr w:type="spellEnd"/>
+      <w:r>
+        <w:rPr>
+          <w:rFonts w:ascii="Courier New" w:eastAsia="Times New Roman" w:hAnsi="Courier New" w:cs="Courier New"/>
+          <w:sz w:val="20"/>
+          <w:szCs w:val="20"/>
+        </w:rPr>
+        <w:t xml:space="preserve"> restart </w:t>
+      </w:r>
+      <w:proofErr w:type="spellStart"/>
+      <w:r>
+        <w:rPr>
+          <w:rFonts w:ascii="Courier New" w:eastAsia="Times New Roman" w:hAnsi="Courier New" w:cs="Courier New"/>
+          <w:sz w:val="20"/>
+          <w:szCs w:val="20"/>
+        </w:rPr>
+        <w:t>nginx</w:t>
+      </w:r>
+      <w:proofErr w:type="spellEnd"/>
+    </w:p>
+    <w:p>
+      <w:pPr>
+        <w:spacing w:after="0" w:line="240" w:lineRule="auto"/>
+        <w:rPr>
+          <w:rFonts w:ascii="Times New Roman" w:eastAsia="Times New Roman" w:hAnsi="Times New Roman" w:cs="Times New Roman"/>
+          <w:sz w:val="24"/>
+          <w:szCs w:val="24"/>
+        </w:rPr>
+      </w:pPr>
+      <w:r>
+        <w:rPr>
+          <w:rFonts w:ascii="Times New Roman" w:eastAsia="Times New Roman" w:hAnsi="Times New Roman" w:cs="Times New Roman"/>
+          <w:sz w:val="24"/>
+          <w:szCs w:val="24"/>
+        </w:rPr>
+        <w:pict>
+          <v:rect id="_x0000_i1098" style="width:0;height:1.5pt" o:hralign="center" o:hrstd="t" o:hr="t" fillcolor="#a0a0a0" stroked="f"/>
+        </w:pict>
+      </w:r>
+    </w:p>
+    <w:p>
+      <w:pPr>
+        <w:spacing w:before="100" w:beforeAutospacing="1" w:after="100" w:afterAutospacing="1" w:line="240" w:lineRule="auto"/>
+        <w:outlineLvl w:val="0"/>
+        <w:rPr>
+          <w:rFonts w:ascii="Times New Roman" w:eastAsia="Times New Roman" w:hAnsi="Times New Roman" w:cs="Times New Roman"/>
+          <w:b/>
+          <w:bCs/>
+          <w:kern w:val="36"/>
+          <w:sz w:val="48"/>
+          <w:szCs w:val="48"/>
+        </w:rPr>
+      </w:pPr>
+      <w:r>
+        <w:rPr>
+          <w:rFonts w:ascii="Times New Roman" w:eastAsia="Times New Roman" w:hAnsi="Times New Roman" w:cs="Times New Roman"/>
+          <w:b/>
+          <w:bCs/>
+          <w:kern w:val="36"/>
+          <w:sz w:val="48"/>
+          <w:szCs w:val="48"/>
+        </w:rPr>
+        <w:t>Check Port Usage</w:t>
+      </w:r>
+    </w:p>
+    <w:p>
+      <w:pPr>
+        <w:tabs>
+          <w:tab w:val="left" w:pos="916"/>
+          <w:tab w:val="left" w:pos="1832"/>
+          <w:tab w:val="left" w:pos="2748"/>
+          <w:tab w:val="left" w:pos="3664"/>
+          <w:tab w:val="left" w:pos="4580"/>
+          <w:tab w:val="left" w:pos="5496"/>
+          <w:tab w:val="left" w:pos="6412"/>
+          <w:tab w:val="left" w:pos="7328"/>
+          <w:tab w:val="left" w:pos="8244"/>
+          <w:tab w:val="left" w:pos="9160"/>
+          <w:tab w:val="left" w:pos="10076"/>
+          <w:tab w:val="left" w:pos="10992"/>
+          <w:tab w:val="left" w:pos="11908"/>
+          <w:tab w:val="left" w:pos="12824"/>
+          <w:tab w:val="left" w:pos="13740"/>
+          <w:tab w:val="left" w:pos="14656"/>
+        </w:tabs>
+        <w:spacing w:after="0" w:line="240" w:lineRule="auto"/>
+        <w:rPr>
+          <w:rFonts w:ascii="Courier New" w:eastAsia="Times New Roman" w:hAnsi="Courier New" w:cs="Courier New"/>
+          <w:sz w:val="20"/>
+          <w:szCs w:val="20"/>
+        </w:rPr>
+      </w:pPr>
+      <w:proofErr w:type="spellStart"/>
+      <w:r>
+        <w:rPr>
+          <w:rFonts w:ascii="Courier New" w:eastAsia="Times New Roman" w:hAnsi="Courier New" w:cs="Courier New"/>
+          <w:sz w:val="20"/>
+          <w:szCs w:val="20"/>
+        </w:rPr>
+        <w:t>sudo</w:t>
+      </w:r>
+      <w:proofErr w:type="spellEnd"/>
+      <w:r>
+        <w:rPr>
+          <w:rFonts w:ascii="Courier New" w:eastAsia="Times New Roman" w:hAnsi="Courier New" w:cs="Courier New"/>
+          <w:sz w:val="20"/>
+          <w:szCs w:val="20"/>
+        </w:rPr>
+        <w:t xml:space="preserve"> ss -</w:t>
+      </w:r>
+      <w:proofErr w:type="spellStart"/>
+      <w:r>
+        <w:rPr>
+          <w:rFonts w:ascii="Courier New" w:eastAsia="Times New Roman" w:hAnsi="Courier New" w:cs="Courier New"/>
+          <w:sz w:val="20"/>
+          <w:szCs w:val="20"/>
+        </w:rPr>
+        <w:t>tulpn</w:t>
+      </w:r>
+      <w:proofErr w:type="spellEnd"/>
+      <w:r>
+        <w:rPr>
+          <w:rFonts w:ascii="Courier New" w:eastAsia="Times New Roman" w:hAnsi="Courier New" w:cs="Courier New"/>
+          <w:sz w:val="20"/>
+          <w:szCs w:val="20"/>
+        </w:rPr>
+        <w:t xml:space="preserve"> | grep :80</w:t>
+      </w:r>
+    </w:p>
+    <w:p>
+      <w:pPr>
+        <w:spacing w:after="0" w:line="240" w:lineRule="auto"/>
+        <w:rPr>
+          <w:rFonts w:ascii="Times New Roman" w:eastAsia="Times New Roman" w:hAnsi="Times New Roman" w:cs="Times New Roman"/>
+          <w:sz w:val="24"/>
+          <w:szCs w:val="24"/>
+        </w:rPr>
+      </w:pPr>
+      <w:r>
+        <w:rPr>
+          <w:rFonts w:ascii="Times New Roman" w:eastAsia="Times New Roman" w:hAnsi="Times New Roman" w:cs="Times New Roman"/>
+          <w:sz w:val="24"/>
+          <w:szCs w:val="24"/>
+        </w:rPr>
+        <w:pict>
+          <v:rect id="_x0000_i1099" style="width:0;height:1.5pt" o:hralign="center" o:hrstd="t" o:hr="t" fillcolor="#a0a0a0" stroked="f"/>
+        </w:pict>
+      </w:r>
+    </w:p>
+    <w:p>
+      <w:pPr>
+        <w:spacing w:before="100" w:beforeAutospacing="1" w:after="100" w:afterAutospacing="1" w:line="240" w:lineRule="auto"/>
+        <w:outlineLvl w:val="0"/>
+        <w:rPr>
+          <w:rFonts w:ascii="Times New Roman" w:eastAsia="Times New Roman" w:hAnsi="Times New Roman" w:cs="Times New Roman"/>
+          <w:b/>
+          <w:bCs/>
+          <w:kern w:val="36"/>
+          <w:sz w:val="48"/>
+          <w:szCs w:val="48"/>
+        </w:rPr>
+      </w:pPr>
+      <w:r>
+        <w:rPr>
+          <w:rFonts w:ascii="Times New Roman" w:eastAsia="Times New Roman" w:hAnsi="Times New Roman" w:cs="Times New Roman"/>
+          <w:b/>
+          <w:bCs/>
+          <w:kern w:val="36"/>
+          <w:sz w:val="48"/>
+          <w:szCs w:val="48"/>
+        </w:rPr>
+        <w:t>Generate HTTPS Certificate</w:t>
+      </w:r>
+    </w:p>
+    <w:p>
+      <w:pPr>
+        <w:tabs>
+          <w:tab w:val="left" w:pos="916"/>
+          <w:tab w:val="left" w:pos="1832"/>
+          <w:tab w:val="left" w:pos="2748"/>
+          <w:tab w:val="left" w:pos="3664"/>
+          <w:tab w:val="left" w:pos="4580"/>
+          <w:tab w:val="left" w:pos="5496"/>
+          <w:tab w:val="left" w:pos="6412"/>
+          <w:tab w:val="left" w:pos="7328"/>
+          <w:tab w:val="left" w:pos="8244"/>
+          <w:tab w:val="left" w:pos="9160"/>
+          <w:tab w:val="left" w:pos="10076"/>
+          <w:tab w:val="left" w:pos="10992"/>
+          <w:tab w:val="left" w:pos="11908"/>
+          <w:tab w:val="left" w:pos="12824"/>
+          <w:tab w:val="left" w:pos="13740"/>
+          <w:tab w:val="left" w:pos="14656"/>
+        </w:tabs>
+        <w:spacing w:after="0" w:line="240" w:lineRule="auto"/>
+        <w:rPr>
+          <w:rFonts w:ascii="Courier New" w:eastAsia="Times New Roman" w:hAnsi="Courier New" w:cs="Courier New"/>
+          <w:sz w:val="20"/>
+          <w:szCs w:val="20"/>
+        </w:rPr>
+      </w:pPr>
+      <w:proofErr w:type="spellStart"/>
+      <w:r>
+        <w:rPr>
+          <w:rFonts w:ascii="Courier New" w:eastAsia="Times New Roman" w:hAnsi="Courier New" w:cs="Courier New"/>
+          <w:sz w:val="20"/>
+          <w:szCs w:val="20"/>
+        </w:rPr>
+        <w:t>sudo</w:t>
+      </w:r>
+      <w:proofErr w:type="spellEnd"/>
+      <w:r>
+        <w:rPr>
+          <w:rFonts w:ascii="Courier New" w:eastAsia="Times New Roman" w:hAnsi="Courier New" w:cs="Courier New"/>
+          <w:sz w:val="20"/>
+          <w:szCs w:val="20"/>
+        </w:rPr>
+        <w:t xml:space="preserve"> </w:t>
+      </w:r>
+      <w:proofErr w:type="spellStart"/>
+      <w:r>
+        <w:rPr>
+          <w:rFonts w:ascii="Courier New" w:eastAsia="Times New Roman" w:hAnsi="Courier New" w:cs="Courier New"/>
+          <w:sz w:val="20"/>
+          <w:szCs w:val="20"/>
+        </w:rPr>
+        <w:t>certbot</w:t>
+      </w:r>
+      <w:proofErr w:type="spellEnd"/>
+      <w:r>
+        <w:rPr>
+          <w:rFonts w:ascii="Courier New" w:eastAsia="Times New Roman" w:hAnsi="Courier New" w:cs="Courier New"/>
+          <w:sz w:val="20"/>
+          <w:szCs w:val="20"/>
+        </w:rPr>
+        <w:t xml:space="preserve"> --</w:t>
+      </w:r>
+      <w:proofErr w:type="spellStart"/>
+      <w:r>
+        <w:rPr>
+          <w:rFonts w:ascii="Courier New" w:eastAsia="Times New Roman" w:hAnsi="Courier New" w:cs="Courier New"/>
+          <w:sz w:val="20"/>
+          <w:szCs w:val="20"/>
+        </w:rPr>
+        <w:t>nginx</w:t>
+      </w:r>
+      <w:proofErr w:type="spellEnd"/>
+      <w:r>
+        <w:rPr>
+          <w:rFonts w:ascii="Courier New" w:eastAsia="Times New Roman" w:hAnsi="Courier New" w:cs="Courier New"/>
+          <w:sz w:val="20"/>
+          <w:szCs w:val="20"/>
+        </w:rPr>
+        <w:t xml:space="preserve"> -d simnetcloud.duckdns.org</w:t>
+      </w:r>
+    </w:p>
+    <w:p>
+      <w:pPr>
+        <w:spacing w:after="0" w:line="240" w:lineRule="auto"/>
+        <w:rPr>
+          <w:rFonts w:ascii="Times New Roman" w:eastAsia="Times New Roman" w:hAnsi="Times New Roman" w:cs="Times New Roman"/>
+          <w:sz w:val="24"/>
+          <w:szCs w:val="24"/>
+        </w:rPr>
+      </w:pPr>
+      <w:r>
+        <w:rPr>
+          <w:rFonts w:ascii="Times New Roman" w:eastAsia="Times New Roman" w:hAnsi="Times New Roman" w:cs="Times New Roman"/>
+          <w:sz w:val="24"/>
+          <w:szCs w:val="24"/>
+        </w:rPr>
+        <w:pict>
+          <v:rect id="_x0000_i1100" style="width:0;height:1.5pt" o:hralign="center" o:hrstd="t" o:hr="t" fillcolor="#a0a0a0" stroked="f"/>
+        </w:pict>
+      </w:r>
+    </w:p>
+    <w:p>
+      <w:pPr>
+        <w:spacing w:before="100" w:beforeAutospacing="1" w:after="100" w:afterAutospacing="1" w:line="240" w:lineRule="auto"/>
+        <w:outlineLvl w:val="0"/>
+        <w:rPr>
+          <w:rFonts w:ascii="Times New Roman" w:eastAsia="Times New Roman" w:hAnsi="Times New Roman" w:cs="Times New Roman"/>
+          <w:b/>
+          <w:bCs/>
+          <w:kern w:val="36"/>
+          <w:sz w:val="48"/>
+          <w:szCs w:val="48"/>
+        </w:rPr>
+      </w:pPr>
+      <w:r>
+        <w:rPr>
+          <w:rFonts w:ascii="Times New Roman" w:eastAsia="Times New Roman" w:hAnsi="Times New Roman" w:cs="Times New Roman"/>
+          <w:b/>
+          <w:bCs/>
+          <w:kern w:val="36"/>
+          <w:sz w:val="48"/>
+          <w:szCs w:val="48"/>
+        </w:rPr>
+        <w:t>DNS Test</w:t>
+      </w:r>
+    </w:p>
+    <w:p>
+      <w:pPr>
+        <w:tabs>
+          <w:tab w:val="left" w:pos="916"/>
+          <w:tab w:val="left" w:pos="1832"/>
+          <w:tab w:val="left" w:pos="2748"/>
+          <w:tab w:val="left" w:pos="3664"/>
+          <w:tab w:val="left" w:pos="4580"/>
+          <w:tab w:val="left" w:pos="5496"/>
+          <w:tab w:val="left" w:pos="6412"/>
+          <w:tab w:val="left" w:pos="7328"/>
+          <w:tab w:val="left" w:pos="8244"/>
+          <w:tab w:val="left" w:pos="9160"/>
+          <w:tab w:val="left" w:pos="10076"/>
+          <w:tab w:val="left" w:pos="10992"/>
+          <w:tab w:val="left" w:pos="11908"/>
+          <w:tab w:val="left" w:pos="12824"/>
+          <w:tab w:val="left" w:pos="13740"/>
+          <w:tab w:val="left" w:pos="14656"/>
+        </w:tabs>
+        <w:spacing w:after="0" w:line="240" w:lineRule="auto"/>
+        <w:rPr>
+          <w:rFonts w:ascii="Courier New" w:eastAsia="Times New Roman" w:hAnsi="Courier New" w:cs="Courier New"/>
+          <w:sz w:val="20"/>
+          <w:szCs w:val="20"/>
+        </w:rPr>
+      </w:pPr>
+      <w:r>
+        <w:rPr>
+          <w:rFonts w:ascii="Courier New" w:eastAsia="Times New Roman" w:hAnsi="Courier New" w:cs="Courier New"/>
+          <w:sz w:val="20"/>
+          <w:szCs w:val="20"/>
+        </w:rPr>
+        <w:t>ping simnetcloud.duckdns.org</w:t>
+      </w:r>
+    </w:p>
+    <w:p>
+      <w:pPr>
+        <w:spacing w:after="0" w:line="240" w:lineRule="auto"/>
+        <w:rPr>
+          <w:rFonts w:ascii="Times New Roman" w:eastAsia="Times New Roman" w:hAnsi="Times New Roman" w:cs="Times New Roman"/>
+          <w:sz w:val="24"/>
+          <w:szCs w:val="24"/>
+        </w:rPr>
+      </w:pPr>
+      <w:r>
+        <w:rPr>
+          <w:rFonts w:ascii="Times New Roman" w:eastAsia="Times New Roman" w:hAnsi="Times New Roman" w:cs="Times New Roman"/>
+          <w:sz w:val="24"/>
+          <w:szCs w:val="24"/>
+        </w:rPr>
+        <w:pict>
+          <v:rect id="_x0000_i1101" style="width:0;height:1.5pt" o:hralign="center" o:hrstd="t" o:hr="t" fillcolor="#a0a0a0" stroked="f"/>
+        </w:pict>
+      </w:r>
+    </w:p>
+    <w:p>
+      <w:pPr>
+        <w:spacing w:before="100" w:beforeAutospacing="1" w:after="100" w:afterAutospacing="1" w:line="240" w:lineRule="auto"/>
+        <w:outlineLvl w:val="0"/>
+        <w:rPr>
+          <w:rFonts w:ascii="Times New Roman" w:eastAsia="Times New Roman" w:hAnsi="Times New Roman" w:cs="Times New Roman"/>
+          <w:b/>
+          <w:bCs/>
+          <w:kern w:val="36"/>
+          <w:sz w:val="48"/>
+          <w:szCs w:val="48"/>
+        </w:rPr>
+      </w:pPr>
+      <w:r>
+        <w:rPr>
+          <w:rFonts w:ascii="Times New Roman" w:eastAsia="Times New Roman" w:hAnsi="Times New Roman" w:cs="Times New Roman"/>
+          <w:b/>
+          <w:bCs/>
+          <w:kern w:val="36"/>
+          <w:sz w:val="48"/>
+          <w:szCs w:val="48"/>
+        </w:rPr>
+        <w:lastRenderedPageBreak/>
+        <w:t>Local DNS Check (Windows)</w:t>
+      </w:r>
+    </w:p>
+    <w:p>
+      <w:pPr>
+        <w:tabs>
+          <w:tab w:val="left" w:pos="916"/>
+          <w:tab w:val="left" w:pos="1832"/>
+          <w:tab w:val="left" w:pos="2748"/>
+          <w:tab w:val="left" w:pos="3664"/>
+          <w:tab w:val="left" w:pos="4580"/>
+          <w:tab w:val="left" w:pos="5496"/>
+          <w:tab w:val="left" w:pos="6412"/>
+          <w:tab w:val="left" w:pos="7328"/>
+          <w:tab w:val="left" w:pos="8244"/>
+          <w:tab w:val="left" w:pos="9160"/>
+          <w:tab w:val="left" w:pos="10076"/>
+          <w:tab w:val="left" w:pos="10992"/>
+          <w:tab w:val="left" w:pos="11908"/>
+          <w:tab w:val="left" w:pos="12824"/>
+          <w:tab w:val="left" w:pos="13740"/>
+          <w:tab w:val="left" w:pos="14656"/>
+        </w:tabs>
+        <w:spacing w:after="0" w:line="240" w:lineRule="auto"/>
+        <w:rPr>
+          <w:rFonts w:ascii="Courier New" w:eastAsia="Times New Roman" w:hAnsi="Courier New" w:cs="Courier New"/>
+          <w:sz w:val="20"/>
+          <w:szCs w:val="20"/>
+        </w:rPr>
+      </w:pPr>
+      <w:proofErr w:type="spellStart"/>
+      <w:r>
+        <w:rPr>
+          <w:rFonts w:ascii="Courier New" w:eastAsia="Times New Roman" w:hAnsi="Courier New" w:cs="Courier New"/>
+          <w:sz w:val="20"/>
+          <w:szCs w:val="20"/>
+        </w:rPr>
+        <w:t>nslookup</w:t>
+      </w:r>
+      <w:proofErr w:type="spellEnd"/>
+      <w:r>
+        <w:rPr>
+          <w:rFonts w:ascii="Courier New" w:eastAsia="Times New Roman" w:hAnsi="Courier New" w:cs="Courier New"/>
+          <w:sz w:val="20"/>
+          <w:szCs w:val="20"/>
+        </w:rPr>
+        <w:t xml:space="preserve"> simnetcloud.duckdns.org</w:t>
+      </w:r>
+    </w:p>
+    <w:p>
+      <w:pPr>
+        <w:spacing w:after="0" w:line="240" w:lineRule="auto"/>
+        <w:rPr>
+          <w:rFonts w:ascii="Times New Roman" w:eastAsia="Times New Roman" w:hAnsi="Times New Roman" w:cs="Times New Roman"/>
+          <w:sz w:val="24"/>
+          <w:szCs w:val="24"/>
+        </w:rPr>
+      </w:pPr>
+      <w:r>
+        <w:rPr>
+          <w:rFonts w:ascii="Times New Roman" w:eastAsia="Times New Roman" w:hAnsi="Times New Roman" w:cs="Times New Roman"/>
+          <w:sz w:val="24"/>
+          <w:szCs w:val="24"/>
+        </w:rPr>
+        <w:pict>
+          <v:rect id="_x0000_i1102" style="width:0;height:1.5pt" o:hralign="center" o:hrstd="t" o:hr="t" fillcolor="#a0a0a0" stroked="f"/>
+        </w:pict>
+      </w:r>
+    </w:p>
+    <w:p>
+      <w:pPr>
+        <w:spacing w:before="100" w:beforeAutospacing="1" w:after="100" w:afterAutospacing="1" w:line="240" w:lineRule="auto"/>
+        <w:outlineLvl w:val="0"/>
+        <w:rPr>
+          <w:rFonts w:ascii="Times New Roman" w:eastAsia="Times New Roman" w:hAnsi="Times New Roman" w:cs="Times New Roman"/>
+          <w:b/>
+          <w:bCs/>
+          <w:kern w:val="36"/>
+          <w:sz w:val="48"/>
+          <w:szCs w:val="48"/>
+        </w:rPr>
+      </w:pPr>
+      <w:r>
+        <w:rPr>
+          <w:rFonts w:ascii="Times New Roman" w:eastAsia="Times New Roman" w:hAnsi="Times New Roman" w:cs="Times New Roman"/>
+          <w:b/>
+          <w:bCs/>
+          <w:kern w:val="36"/>
+          <w:sz w:val="48"/>
+          <w:szCs w:val="48"/>
+        </w:rPr>
+        <w:t>Test Local Website on EC2</w:t>
+      </w:r>
+    </w:p>
+    <w:p>
+      <w:pPr>
+        <w:tabs>
+          <w:tab w:val="left" w:pos="916"/>
+          <w:tab w:val="left" w:pos="1832"/>
+          <w:tab w:val="left" w:pos="2748"/>
+          <w:tab w:val="left" w:pos="3664"/>
+          <w:tab w:val="left" w:pos="4580"/>
+          <w:tab w:val="left" w:pos="5496"/>
+          <w:tab w:val="left" w:pos="6412"/>
+          <w:tab w:val="left" w:pos="7328"/>
+          <w:tab w:val="left" w:pos="8244"/>
+          <w:tab w:val="left" w:pos="9160"/>
+          <w:tab w:val="left" w:pos="10076"/>
+          <w:tab w:val="left" w:pos="10992"/>
+          <w:tab w:val="left" w:pos="11908"/>
+          <w:tab w:val="left" w:pos="12824"/>
+          <w:tab w:val="left" w:pos="13740"/>
+          <w:tab w:val="left" w:pos="14656"/>
+        </w:tabs>
+        <w:spacing w:after="0" w:line="240" w:lineRule="auto"/>
+        <w:rPr>
+          <w:rFonts w:ascii="Courier New" w:eastAsia="Times New Roman" w:hAnsi="Courier New" w:cs="Courier New"/>
+          <w:sz w:val="20"/>
+          <w:szCs w:val="20"/>
+        </w:rPr>
+      </w:pPr>
+      <w:r>
+        <w:rPr>
+          <w:rFonts w:ascii="Courier New" w:eastAsia="Times New Roman" w:hAnsi="Courier New" w:cs="Courier New"/>
+          <w:sz w:val="20"/>
+          <w:szCs w:val="20"/>
+        </w:rPr>
+        <w:t>curl localhost</w:t>
+      </w:r>
+    </w:p>
+    <w:p>
+      <w:pPr>
+        <w:spacing w:after="0" w:line="240" w:lineRule="auto"/>
+        <w:rPr>
+          <w:rFonts w:ascii="Times New Roman" w:eastAsia="Times New Roman" w:hAnsi="Times New Roman" w:cs="Times New Roman"/>
+          <w:sz w:val="24"/>
+          <w:szCs w:val="24"/>
+        </w:rPr>
+      </w:pPr>
+      <w:r>
+        <w:rPr>
+          <w:rFonts w:ascii="Times New Roman" w:eastAsia="Times New Roman" w:hAnsi="Times New Roman" w:cs="Times New Roman"/>
+          <w:sz w:val="24"/>
+          <w:szCs w:val="24"/>
+        </w:rPr>
+        <w:pict>
+          <v:rect id="_x0000_i1103" style="width:0;height:1.5pt" o:hralign="center" o:hrstd="t" o:hr="t" fillcolor="#a0a0a0" stroked="f"/>
+        </w:pict>
+      </w:r>
+    </w:p>
+    <w:p>
+      <w:pPr>
+        <w:spacing w:before="100" w:beforeAutospacing="1" w:after="100" w:afterAutospacing="1" w:line="240" w:lineRule="auto"/>
+        <w:outlineLvl w:val="0"/>
+        <w:rPr>
+          <w:rFonts w:ascii="Times New Roman" w:eastAsia="Times New Roman" w:hAnsi="Times New Roman" w:cs="Times New Roman"/>
+          <w:b/>
+          <w:bCs/>
+          <w:kern w:val="36"/>
+          <w:sz w:val="48"/>
+          <w:szCs w:val="48"/>
+        </w:rPr>
+      </w:pPr>
+      <w:r>
+        <w:rPr>
+          <w:rFonts w:ascii="Times New Roman" w:eastAsia="Times New Roman" w:hAnsi="Times New Roman" w:cs="Times New Roman"/>
+          <w:b/>
+          <w:bCs/>
+          <w:kern w:val="36"/>
+          <w:sz w:val="48"/>
+          <w:szCs w:val="48"/>
+        </w:rPr>
+        <w:t>Test Public IP Response</w:t>
+      </w:r>
+    </w:p>
+    <w:p>
+      <w:pPr>
+        <w:tabs>
+          <w:tab w:val="left" w:pos="916"/>
+          <w:tab w:val="left" w:pos="1832"/>
+          <w:tab w:val="left" w:pos="2748"/>
+          <w:tab w:val="left" w:pos="3664"/>
+          <w:tab w:val="left" w:pos="4580"/>
+          <w:tab w:val="left" w:pos="5496"/>
+          <w:tab w:val="left" w:pos="6412"/>
+          <w:tab w:val="left" w:pos="7328"/>
+          <w:tab w:val="left" w:pos="8244"/>
+          <w:tab w:val="left" w:pos="9160"/>
+          <w:tab w:val="left" w:pos="10076"/>
+          <w:tab w:val="left" w:pos="10992"/>
+          <w:tab w:val="left" w:pos="11908"/>
+          <w:tab w:val="left" w:pos="12824"/>
+          <w:tab w:val="left" w:pos="13740"/>
+          <w:tab w:val="left" w:pos="14656"/>
+        </w:tabs>
+        <w:spacing w:after="0" w:line="240" w:lineRule="auto"/>
+        <w:rPr>
+          <w:rFonts w:ascii="Courier New" w:eastAsia="Times New Roman" w:hAnsi="Courier New" w:cs="Courier New"/>
+          <w:sz w:val="20"/>
+          <w:szCs w:val="20"/>
+        </w:rPr>
+      </w:pPr>
+      <w:r>
+        <w:rPr>
+          <w:rFonts w:ascii="Courier New" w:eastAsia="Times New Roman" w:hAnsi="Courier New" w:cs="Courier New"/>
+          <w:sz w:val="20"/>
+          <w:szCs w:val="20"/>
+        </w:rPr>
+        <w:t>curl 34.232.228.115</w:t>
+      </w:r>
+    </w:p>
+    <w:p>
+      <w:bookmarkStart w:id="0" w:name="_GoBack"/>
+      <w:bookmarkEnd w:id="0"/>
     </w:p>
     <w:sectPr>
       <w:pgSz w:w="12240" w:h="15840"/>
@@ -14146,6 +19429,45 @@
     <w:qFormat/>
     <w:rsid w:val="006756A1"/>
   </w:style>
+  <w:style w:type="paragraph" w:styleId="Heading1">
+    <w:name w:val="heading 1"/>
+    <w:basedOn w:val="Normal"/>
+    <w:link w:val="Heading1Char"/>
+    <w:uiPriority w:val="9"/>
+    <w:qFormat/>
+    <w:rsid w:val="00886416"/>
+    <w:pPr>
+      <w:spacing w:before="100" w:beforeAutospacing="1" w:after="100" w:afterAutospacing="1" w:line="240" w:lineRule="auto"/>
+      <w:outlineLvl w:val="0"/>
+    </w:pPr>
+    <w:rPr>
+      <w:rFonts w:ascii="Times New Roman" w:eastAsia="Times New Roman" w:hAnsi="Times New Roman" w:cs="Times New Roman"/>
+      <w:b/>
+      <w:bCs/>
+      <w:kern w:val="36"/>
+      <w:sz w:val="48"/>
+      <w:szCs w:val="48"/>
+    </w:rPr>
+  </w:style>
+  <w:style w:type="paragraph" w:styleId="Heading2">
+    <w:name w:val="heading 2"/>
+    <w:basedOn w:val="Normal"/>
+    <w:link w:val="Heading2Char"/>
+    <w:uiPriority w:val="9"/>
+    <w:qFormat/>
+    <w:rsid w:val="00886416"/>
+    <w:pPr>
+      <w:spacing w:before="100" w:beforeAutospacing="1" w:after="100" w:afterAutospacing="1" w:line="240" w:lineRule="auto"/>
+      <w:outlineLvl w:val="1"/>
+    </w:pPr>
+    <w:rPr>
+      <w:rFonts w:ascii="Times New Roman" w:eastAsia="Times New Roman" w:hAnsi="Times New Roman" w:cs="Times New Roman"/>
+      <w:b/>
+      <w:bCs/>
+      <w:sz w:val="36"/>
+      <w:szCs w:val="36"/>
+    </w:rPr>
+  </w:style>
   <w:style w:type="character" w:default="1" w:styleId="DefaultParagraphFont">
     <w:name w:val="Default Paragraph Font"/>
     <w:uiPriority w:val="1"/>
@@ -14172,6 +19494,112 @@
     <w:uiPriority w:val="99"/>
     <w:semiHidden/>
     <w:unhideWhenUsed/>
+  </w:style>
+  <w:style w:type="character" w:customStyle="1" w:styleId="Heading1Char">
+    <w:name w:val="Heading 1 Char"/>
+    <w:basedOn w:val="DefaultParagraphFont"/>
+    <w:link w:val="Heading1"/>
+    <w:uiPriority w:val="9"/>
+    <w:rsid w:val="00886416"/>
+    <w:rPr>
+      <w:rFonts w:ascii="Times New Roman" w:eastAsia="Times New Roman" w:hAnsi="Times New Roman" w:cs="Times New Roman"/>
+      <w:b/>
+      <w:bCs/>
+      <w:kern w:val="36"/>
+      <w:sz w:val="48"/>
+      <w:szCs w:val="48"/>
+    </w:rPr>
+  </w:style>
+  <w:style w:type="character" w:customStyle="1" w:styleId="Heading2Char">
+    <w:name w:val="Heading 2 Char"/>
+    <w:basedOn w:val="DefaultParagraphFont"/>
+    <w:link w:val="Heading2"/>
+    <w:uiPriority w:val="9"/>
+    <w:rsid w:val="00886416"/>
+    <w:rPr>
+      <w:rFonts w:ascii="Times New Roman" w:eastAsia="Times New Roman" w:hAnsi="Times New Roman" w:cs="Times New Roman"/>
+      <w:b/>
+      <w:bCs/>
+      <w:sz w:val="36"/>
+      <w:szCs w:val="36"/>
+    </w:rPr>
+  </w:style>
+  <w:style w:type="paragraph" w:styleId="HTMLPreformatted">
+    <w:name w:val="HTML Preformatted"/>
+    <w:basedOn w:val="Normal"/>
+    <w:link w:val="HTMLPreformattedChar"/>
+    <w:uiPriority w:val="99"/>
+    <w:semiHidden/>
+    <w:unhideWhenUsed/>
+    <w:rsid w:val="00886416"/>
+    <w:pPr>
+      <w:tabs>
+        <w:tab w:val="left" w:pos="916"/>
+        <w:tab w:val="left" w:pos="1832"/>
+        <w:tab w:val="left" w:pos="2748"/>
+        <w:tab w:val="left" w:pos="3664"/>
+        <w:tab w:val="left" w:pos="4580"/>
+        <w:tab w:val="left" w:pos="5496"/>
+        <w:tab w:val="left" w:pos="6412"/>
+        <w:tab w:val="left" w:pos="7328"/>
+        <w:tab w:val="left" w:pos="8244"/>
+        <w:tab w:val="left" w:pos="9160"/>
+        <w:tab w:val="left" w:pos="10076"/>
+        <w:tab w:val="left" w:pos="10992"/>
+        <w:tab w:val="left" w:pos="11908"/>
+        <w:tab w:val="left" w:pos="12824"/>
+        <w:tab w:val="left" w:pos="13740"/>
+        <w:tab w:val="left" w:pos="14656"/>
+      </w:tabs>
+      <w:spacing w:after="0" w:line="240" w:lineRule="auto"/>
+    </w:pPr>
+    <w:rPr>
+      <w:rFonts w:ascii="Courier New" w:eastAsia="Times New Roman" w:hAnsi="Courier New" w:cs="Courier New"/>
+      <w:sz w:val="20"/>
+      <w:szCs w:val="20"/>
+    </w:rPr>
+  </w:style>
+  <w:style w:type="character" w:customStyle="1" w:styleId="HTMLPreformattedChar">
+    <w:name w:val="HTML Preformatted Char"/>
+    <w:basedOn w:val="DefaultParagraphFont"/>
+    <w:link w:val="HTMLPreformatted"/>
+    <w:uiPriority w:val="99"/>
+    <w:semiHidden/>
+    <w:rsid w:val="00886416"/>
+    <w:rPr>
+      <w:rFonts w:ascii="Courier New" w:eastAsia="Times New Roman" w:hAnsi="Courier New" w:cs="Courier New"/>
+      <w:sz w:val="20"/>
+      <w:szCs w:val="20"/>
+    </w:rPr>
+  </w:style>
+  <w:style w:type="character" w:styleId="HTMLCode">
+    <w:name w:val="HTML Code"/>
+    <w:basedOn w:val="DefaultParagraphFont"/>
+    <w:uiPriority w:val="99"/>
+    <w:semiHidden/>
+    <w:unhideWhenUsed/>
+    <w:rsid w:val="00886416"/>
+    <w:rPr>
+      <w:rFonts w:ascii="Courier New" w:eastAsia="Times New Roman" w:hAnsi="Courier New" w:cs="Courier New"/>
+      <w:sz w:val="20"/>
+      <w:szCs w:val="20"/>
+    </w:rPr>
+  </w:style>
+  <w:style w:type="paragraph" w:styleId="NormalWeb">
+    <w:name w:val="Normal (Web)"/>
+    <w:basedOn w:val="Normal"/>
+    <w:uiPriority w:val="99"/>
+    <w:semiHidden/>
+    <w:unhideWhenUsed/>
+    <w:rsid w:val="00886416"/>
+    <w:pPr>
+      <w:spacing w:before="100" w:beforeAutospacing="1" w:after="100" w:afterAutospacing="1" w:line="240" w:lineRule="auto"/>
+    </w:pPr>
+    <w:rPr>
+      <w:rFonts w:ascii="Times New Roman" w:eastAsia="Times New Roman" w:hAnsi="Times New Roman" w:cs="Times New Roman"/>
+      <w:sz w:val="24"/>
+      <w:szCs w:val="24"/>
+    </w:rPr>
   </w:style>
 </w:styles>
 </file>
